--- a/docs/package/01_Sales/iNXT_BrokerVerse_Prospect_Email_Templates.docx
+++ b/docs/package/01_Sales/iNXT_BrokerVerse_Prospect_Email_Templates.docx
@@ -789,7 +789,7 @@
             </w:rPr>
             <w:fldChar w:fldCharType="separate"/>
           </w:r>
-          <w:hyperlink w:anchor="__RefHeading___Toc14196_4049217194">
+          <w:hyperlink w:anchor="__RefHeading___Toc14196_3199679052">
             <w:r>
               <w:rPr>
                 <w:webHidden/>
@@ -824,7 +824,7 @@
             </w:tabs>
             <w:rPr/>
           </w:pPr>
-          <w:hyperlink w:anchor="__RefHeading___Toc14198_4049217194">
+          <w:hyperlink w:anchor="__RefHeading___Toc14198_3199679052">
             <w:r>
               <w:rPr>
                 <w:webHidden/>
@@ -853,7 +853,7 @@
             </w:tabs>
             <w:rPr/>
           </w:pPr>
-          <w:hyperlink w:anchor="__RefHeading___Toc14200_4049217194">
+          <w:hyperlink w:anchor="__RefHeading___Toc14200_3199679052">
             <w:r>
               <w:rPr>
                 <w:webHidden/>
@@ -875,7 +875,7 @@
             </w:tabs>
             <w:rPr/>
           </w:pPr>
-          <w:hyperlink w:anchor="__RefHeading___Toc14202_4049217194">
+          <w:hyperlink w:anchor="__RefHeading___Toc14202_3199679052">
             <w:r>
               <w:rPr>
                 <w:webHidden/>
@@ -897,7 +897,7 @@
             </w:tabs>
             <w:rPr/>
           </w:pPr>
-          <w:hyperlink w:anchor="__RefHeading___Toc14204_4049217194">
+          <w:hyperlink w:anchor="__RefHeading___Toc14204_3199679052">
             <w:r>
               <w:rPr>
                 <w:webHidden/>
@@ -919,7 +919,7 @@
             </w:tabs>
             <w:rPr/>
           </w:pPr>
-          <w:hyperlink w:anchor="__RefHeading___Toc14206_4049217194">
+          <w:hyperlink w:anchor="__RefHeading___Toc14206_3199679052">
             <w:r>
               <w:rPr>
                 <w:webHidden/>
@@ -941,7 +941,7 @@
             </w:tabs>
             <w:rPr/>
           </w:pPr>
-          <w:hyperlink w:anchor="__RefHeading___Toc14208_4049217194">
+          <w:hyperlink w:anchor="__RefHeading___Toc14208_3199679052">
             <w:r>
               <w:rPr>
                 <w:webHidden/>
@@ -963,7 +963,7 @@
             </w:tabs>
             <w:rPr/>
           </w:pPr>
-          <w:hyperlink w:anchor="__RefHeading___Toc14210_4049217194">
+          <w:hyperlink w:anchor="__RefHeading___Toc14210_3199679052">
             <w:r>
               <w:rPr>
                 <w:webHidden/>
@@ -985,7 +985,7 @@
             </w:tabs>
             <w:rPr/>
           </w:pPr>
-          <w:hyperlink w:anchor="__RefHeading___Toc14212_4049217194">
+          <w:hyperlink w:anchor="__RefHeading___Toc14212_3199679052">
             <w:r>
               <w:rPr>
                 <w:webHidden/>
@@ -1007,7 +1007,7 @@
             </w:tabs>
             <w:rPr/>
           </w:pPr>
-          <w:hyperlink w:anchor="__RefHeading___Toc14214_4049217194">
+          <w:hyperlink w:anchor="__RefHeading___Toc14214_3199679052">
             <w:r>
               <w:rPr>
                 <w:webHidden/>
@@ -1029,7 +1029,7 @@
             </w:tabs>
             <w:rPr/>
           </w:pPr>
-          <w:hyperlink w:anchor="__RefHeading___Toc14216_4049217194">
+          <w:hyperlink w:anchor="__RefHeading___Toc14216_3199679052">
             <w:r>
               <w:rPr>
                 <w:webHidden/>
@@ -1051,7 +1051,7 @@
             </w:tabs>
             <w:rPr/>
           </w:pPr>
-          <w:hyperlink w:anchor="__RefHeading___Toc14218_4049217194">
+          <w:hyperlink w:anchor="__RefHeading___Toc14218_3199679052">
             <w:r>
               <w:rPr>
                 <w:webHidden/>
@@ -1073,7 +1073,7 @@
             </w:tabs>
             <w:rPr/>
           </w:pPr>
-          <w:hyperlink w:anchor="__RefHeading___Toc14220_4049217194">
+          <w:hyperlink w:anchor="__RefHeading___Toc14220_3199679052">
             <w:r>
               <w:rPr>
                 <w:webHidden/>
@@ -1095,7 +1095,7 @@
             </w:tabs>
             <w:rPr/>
           </w:pPr>
-          <w:hyperlink w:anchor="__RefHeading___Toc14222_4049217194">
+          <w:hyperlink w:anchor="__RefHeading___Toc14222_3199679052">
             <w:r>
               <w:rPr>
                 <w:webHidden/>
@@ -1117,7 +1117,7 @@
             </w:tabs>
             <w:rPr/>
           </w:pPr>
-          <w:hyperlink w:anchor="__RefHeading___Toc14224_4049217194">
+          <w:hyperlink w:anchor="__RefHeading___Toc14224_3199679052">
             <w:r>
               <w:rPr>
                 <w:webHidden/>
@@ -1139,7 +1139,7 @@
             </w:tabs>
             <w:rPr/>
           </w:pPr>
-          <w:hyperlink w:anchor="__RefHeading___Toc14226_4049217194">
+          <w:hyperlink w:anchor="__RefHeading___Toc14226_3199679052">
             <w:r>
               <w:rPr>
                 <w:webHidden/>
@@ -1161,7 +1161,7 @@
             </w:tabs>
             <w:rPr/>
           </w:pPr>
-          <w:hyperlink w:anchor="__RefHeading___Toc14228_4049217194">
+          <w:hyperlink w:anchor="__RefHeading___Toc14228_3199679052">
             <w:r>
               <w:rPr>
                 <w:webHidden/>
@@ -1183,7 +1183,7 @@
             </w:tabs>
             <w:rPr/>
           </w:pPr>
-          <w:hyperlink w:anchor="__RefHeading___Toc14230_4049217194">
+          <w:hyperlink w:anchor="__RefHeading___Toc14230_3199679052">
             <w:r>
               <w:rPr>
                 <w:webHidden/>
@@ -1205,7 +1205,7 @@
             </w:tabs>
             <w:rPr/>
           </w:pPr>
-          <w:hyperlink w:anchor="__RefHeading___Toc14232_4049217194">
+          <w:hyperlink w:anchor="__RefHeading___Toc14232_3199679052">
             <w:r>
               <w:rPr>
                 <w:webHidden/>
@@ -1227,7 +1227,7 @@
             </w:tabs>
             <w:rPr/>
           </w:pPr>
-          <w:hyperlink w:anchor="__RefHeading___Toc14234_4049217194">
+          <w:hyperlink w:anchor="__RefHeading___Toc14234_3199679052">
             <w:r>
               <w:rPr>
                 <w:webHidden/>
@@ -1249,7 +1249,7 @@
             </w:tabs>
             <w:rPr/>
           </w:pPr>
-          <w:hyperlink w:anchor="__RefHeading___Toc14236_4049217194">
+          <w:hyperlink w:anchor="__RefHeading___Toc14236_3199679052">
             <w:r>
               <w:rPr>
                 <w:webHidden/>
@@ -1271,7 +1271,7 @@
             </w:tabs>
             <w:rPr/>
           </w:pPr>
-          <w:hyperlink w:anchor="__RefHeading___Toc14238_4049217194">
+          <w:hyperlink w:anchor="__RefHeading___Toc14238_3199679052">
             <w:r>
               <w:rPr>
                 <w:webHidden/>
@@ -1293,7 +1293,7 @@
             </w:tabs>
             <w:rPr/>
           </w:pPr>
-          <w:hyperlink w:anchor="__RefHeading___Toc14240_4049217194">
+          <w:hyperlink w:anchor="__RefHeading___Toc14240_3199679052">
             <w:r>
               <w:rPr>
                 <w:webHidden/>
@@ -1315,7 +1315,7 @@
             </w:tabs>
             <w:rPr/>
           </w:pPr>
-          <w:hyperlink w:anchor="__RefHeading___Toc14242_4049217194">
+          <w:hyperlink w:anchor="__RefHeading___Toc14242_3199679052">
             <w:r>
               <w:rPr>
                 <w:webHidden/>
@@ -1337,7 +1337,7 @@
             </w:tabs>
             <w:rPr/>
           </w:pPr>
-          <w:hyperlink w:anchor="__RefHeading___Toc14244_4049217194">
+          <w:hyperlink w:anchor="__RefHeading___Toc14244_3199679052">
             <w:r>
               <w:rPr>
                 <w:webHidden/>
@@ -1359,7 +1359,7 @@
             </w:tabs>
             <w:rPr/>
           </w:pPr>
-          <w:hyperlink w:anchor="__RefHeading___Toc14246_4049217194">
+          <w:hyperlink w:anchor="__RefHeading___Toc14246_3199679052">
             <w:r>
               <w:rPr>
                 <w:webHidden/>
@@ -1381,7 +1381,7 @@
             </w:tabs>
             <w:rPr/>
           </w:pPr>
-          <w:hyperlink w:anchor="__RefHeading___Toc14248_4049217194">
+          <w:hyperlink w:anchor="__RefHeading___Toc14248_3199679052">
             <w:r>
               <w:rPr>
                 <w:webHidden/>
@@ -1403,7 +1403,7 @@
             </w:tabs>
             <w:rPr/>
           </w:pPr>
-          <w:hyperlink w:anchor="__RefHeading___Toc14250_4049217194">
+          <w:hyperlink w:anchor="__RefHeading___Toc14250_3199679052">
             <w:r>
               <w:rPr>
                 <w:webHidden/>
@@ -1425,7 +1425,7 @@
             </w:tabs>
             <w:rPr/>
           </w:pPr>
-          <w:hyperlink w:anchor="__RefHeading___Toc14252_4049217194">
+          <w:hyperlink w:anchor="__RefHeading___Toc14252_3199679052">
             <w:r>
               <w:rPr>
                 <w:webHidden/>
@@ -1447,7 +1447,7 @@
             </w:tabs>
             <w:rPr/>
           </w:pPr>
-          <w:hyperlink w:anchor="__RefHeading___Toc14254_4049217194">
+          <w:hyperlink w:anchor="__RefHeading___Toc14254_3199679052">
             <w:r>
               <w:rPr>
                 <w:webHidden/>
@@ -1495,7 +1495,7 @@
       <w:r>
         <w:br w:type="page"/>
       </w:r>
-      <w:bookmarkStart w:id="0" w:name="__RefHeading___Toc14196_4049217194"/>
+      <w:bookmarkStart w:id="0" w:name="__RefHeading___Toc14196_3199679052"/>
       <w:bookmarkStart w:id="1" w:name="_Toc48319687"/>
       <w:bookmarkStart w:id="2" w:name="_Toc11824118"/>
       <w:bookmarkEnd w:id="0"/>
@@ -2140,7 +2140,7 @@
           <w:spacing w:val="0"/>
         </w:rPr>
       </w:pPr>
-      <w:bookmarkStart w:id="4" w:name="__RefHeading___Toc14198_4049217194"/>
+      <w:bookmarkStart w:id="4" w:name="__RefHeading___Toc14198_3199679052"/>
       <w:bookmarkStart w:id="5" w:name="_Toc233203388"/>
       <w:bookmarkEnd w:id="4"/>
       <w:r>
@@ -3208,7 +3208,7 @@
         <w:pageBreakBefore w:val="false"/>
         <w:rPr/>
       </w:pPr>
-      <w:bookmarkStart w:id="6" w:name="__RefHeading___Toc14200_4049217194"/>
+      <w:bookmarkStart w:id="6" w:name="__RefHeading___Toc14200_3199679052"/>
       <w:bookmarkEnd w:id="6"/>
       <w:r>
         <w:rPr>
@@ -3225,7 +3225,7 @@
         <w:pStyle w:val="Heading2"/>
         <w:rPr/>
       </w:pPr>
-      <w:bookmarkStart w:id="7" w:name="__RefHeading___Toc14202_4049217194"/>
+      <w:bookmarkStart w:id="7" w:name="__RefHeading___Toc14202_3199679052"/>
       <w:bookmarkEnd w:id="7"/>
       <w:r>
         <w:rPr>
@@ -3273,7 +3273,7 @@
         <w:pStyle w:val="Heading2"/>
         <w:rPr/>
       </w:pPr>
-      <w:bookmarkStart w:id="8" w:name="__RefHeading___Toc14204_4049217194"/>
+      <w:bookmarkStart w:id="8" w:name="__RefHeading___Toc14204_3199679052"/>
       <w:bookmarkEnd w:id="8"/>
       <w:r>
         <w:rPr>
@@ -3942,7 +3942,7 @@
         <w:pStyle w:val="Heading2"/>
         <w:rPr/>
       </w:pPr>
-      <w:bookmarkStart w:id="9" w:name="__RefHeading___Toc14206_4049217194"/>
+      <w:bookmarkStart w:id="9" w:name="__RefHeading___Toc14206_3199679052"/>
       <w:bookmarkEnd w:id="9"/>
       <w:r>
         <w:rPr>
@@ -4092,7 +4092,7 @@
         <w:pStyle w:val="Heading2"/>
         <w:rPr/>
       </w:pPr>
-      <w:bookmarkStart w:id="10" w:name="__RefHeading___Toc14208_4049217194"/>
+      <w:bookmarkStart w:id="10" w:name="__RefHeading___Toc14208_3199679052"/>
       <w:bookmarkEnd w:id="10"/>
       <w:r>
         <w:rPr>
@@ -4684,7 +4684,7 @@
         <w:pStyle w:val="Heading2"/>
         <w:rPr/>
       </w:pPr>
-      <w:bookmarkStart w:id="11" w:name="__RefHeading___Toc14210_4049217194"/>
+      <w:bookmarkStart w:id="11" w:name="__RefHeading___Toc14210_3199679052"/>
       <w:bookmarkEnd w:id="11"/>
       <w:r>
         <w:rPr>
@@ -6671,7 +6671,7 @@
       <w:r>
         <w:br w:type="page"/>
       </w:r>
-      <w:bookmarkStart w:id="12" w:name="__RefHeading___Toc14212_4049217194"/>
+      <w:bookmarkStart w:id="12" w:name="__RefHeading___Toc14212_3199679052"/>
       <w:bookmarkEnd w:id="12"/>
       <w:r>
         <w:rPr>
@@ -6688,7 +6688,7 @@
         <w:pStyle w:val="Heading2"/>
         <w:rPr/>
       </w:pPr>
-      <w:bookmarkStart w:id="13" w:name="__RefHeading___Toc14214_4049217194"/>
+      <w:bookmarkStart w:id="13" w:name="__RefHeading___Toc14214_3199679052"/>
       <w:bookmarkEnd w:id="13"/>
       <w:r>
         <w:rPr>
@@ -7351,7 +7351,7 @@
         <w:pStyle w:val="Heading2"/>
         <w:rPr/>
       </w:pPr>
-      <w:bookmarkStart w:id="14" w:name="__RefHeading___Toc14216_4049217194"/>
+      <w:bookmarkStart w:id="14" w:name="__RefHeading___Toc14216_3199679052"/>
       <w:bookmarkEnd w:id="14"/>
       <w:r>
         <w:rPr>
@@ -8014,7 +8014,7 @@
         <w:pStyle w:val="Heading2"/>
         <w:rPr/>
       </w:pPr>
-      <w:bookmarkStart w:id="15" w:name="__RefHeading___Toc14218_4049217194"/>
+      <w:bookmarkStart w:id="15" w:name="__RefHeading___Toc14218_3199679052"/>
       <w:bookmarkEnd w:id="15"/>
       <w:r>
         <w:rPr>
@@ -8547,7 +8547,7 @@
         <w:pStyle w:val="Heading2"/>
         <w:rPr/>
       </w:pPr>
-      <w:bookmarkStart w:id="16" w:name="__RefHeading___Toc14220_4049217194"/>
+      <w:bookmarkStart w:id="16" w:name="__RefHeading___Toc14220_3199679052"/>
       <w:bookmarkEnd w:id="16"/>
       <w:r>
         <w:rPr>
@@ -9080,7 +9080,7 @@
         <w:pStyle w:val="Heading2"/>
         <w:rPr/>
       </w:pPr>
-      <w:bookmarkStart w:id="17" w:name="__RefHeading___Toc14222_4049217194"/>
+      <w:bookmarkStart w:id="17" w:name="__RefHeading___Toc14222_3199679052"/>
       <w:bookmarkEnd w:id="17"/>
       <w:r>
         <w:rPr>
@@ -9650,7 +9650,7 @@
         <w:pStyle w:val="Heading1"/>
         <w:rPr/>
       </w:pPr>
-      <w:bookmarkStart w:id="18" w:name="__RefHeading___Toc14224_4049217194"/>
+      <w:bookmarkStart w:id="18" w:name="__RefHeading___Toc14224_3199679052"/>
       <w:bookmarkEnd w:id="18"/>
       <w:r>
         <w:rPr>
@@ -9667,7 +9667,7 @@
         <w:pStyle w:val="Heading2"/>
         <w:rPr/>
       </w:pPr>
-      <w:bookmarkStart w:id="19" w:name="__RefHeading___Toc14226_4049217194"/>
+      <w:bookmarkStart w:id="19" w:name="__RefHeading___Toc14226_3199679052"/>
       <w:bookmarkEnd w:id="19"/>
       <w:r>
         <w:rPr>
@@ -10268,7 +10268,7 @@
         <w:pStyle w:val="Heading2"/>
         <w:rPr/>
       </w:pPr>
-      <w:bookmarkStart w:id="20" w:name="__RefHeading___Toc14228_4049217194"/>
+      <w:bookmarkStart w:id="20" w:name="__RefHeading___Toc14228_3199679052"/>
       <w:bookmarkEnd w:id="20"/>
       <w:r>
         <w:rPr>
@@ -10886,7 +10886,7 @@
         <w:pStyle w:val="Heading2"/>
         <w:rPr/>
       </w:pPr>
-      <w:bookmarkStart w:id="21" w:name="__RefHeading___Toc14230_4049217194"/>
+      <w:bookmarkStart w:id="21" w:name="__RefHeading___Toc14230_3199679052"/>
       <w:bookmarkEnd w:id="21"/>
       <w:r>
         <w:rPr>
@@ -11453,7 +11453,7 @@
         <w:pStyle w:val="Heading2"/>
         <w:rPr/>
       </w:pPr>
-      <w:bookmarkStart w:id="22" w:name="__RefHeading___Toc14232_4049217194"/>
+      <w:bookmarkStart w:id="22" w:name="__RefHeading___Toc14232_3199679052"/>
       <w:bookmarkEnd w:id="22"/>
       <w:r>
         <w:rPr>
@@ -12057,7 +12057,7 @@
         <w:pStyle w:val="Heading1"/>
         <w:rPr/>
       </w:pPr>
-      <w:bookmarkStart w:id="23" w:name="__RefHeading___Toc14234_4049217194"/>
+      <w:bookmarkStart w:id="23" w:name="__RefHeading___Toc14234_3199679052"/>
       <w:bookmarkEnd w:id="23"/>
       <w:r>
         <w:rPr>
@@ -12074,7 +12074,7 @@
         <w:pStyle w:val="Heading2"/>
         <w:rPr/>
       </w:pPr>
-      <w:bookmarkStart w:id="24" w:name="__RefHeading___Toc14236_4049217194"/>
+      <w:bookmarkStart w:id="24" w:name="__RefHeading___Toc14236_3199679052"/>
       <w:bookmarkEnd w:id="24"/>
       <w:r>
         <w:rPr>
@@ -12803,7 +12803,7 @@
         <w:pStyle w:val="Heading2"/>
         <w:rPr/>
       </w:pPr>
-      <w:bookmarkStart w:id="25" w:name="__RefHeading___Toc14238_4049217194"/>
+      <w:bookmarkStart w:id="25" w:name="__RefHeading___Toc14238_3199679052"/>
       <w:bookmarkEnd w:id="25"/>
       <w:r>
         <w:rPr>
@@ -13387,7 +13387,7 @@
         <w:pStyle w:val="Heading2"/>
         <w:rPr/>
       </w:pPr>
-      <w:bookmarkStart w:id="26" w:name="__RefHeading___Toc14240_4049217194"/>
+      <w:bookmarkStart w:id="26" w:name="__RefHeading___Toc14240_3199679052"/>
       <w:bookmarkEnd w:id="26"/>
       <w:r>
         <w:rPr>
@@ -14082,7 +14082,7 @@
         <w:pStyle w:val="Heading2"/>
         <w:rPr/>
       </w:pPr>
-      <w:bookmarkStart w:id="27" w:name="__RefHeading___Toc14242_4049217194"/>
+      <w:bookmarkStart w:id="27" w:name="__RefHeading___Toc14242_3199679052"/>
       <w:bookmarkEnd w:id="27"/>
       <w:r>
         <w:rPr>
@@ -14746,7 +14746,7 @@
         <w:pStyle w:val="Heading1"/>
         <w:rPr/>
       </w:pPr>
-      <w:bookmarkStart w:id="28" w:name="__RefHeading___Toc14244_4049217194"/>
+      <w:bookmarkStart w:id="28" w:name="__RefHeading___Toc14244_3199679052"/>
       <w:bookmarkEnd w:id="28"/>
       <w:r>
         <w:rPr>
@@ -14763,7 +14763,7 @@
         <w:pStyle w:val="Heading2"/>
         <w:rPr/>
       </w:pPr>
-      <w:bookmarkStart w:id="29" w:name="__RefHeading___Toc14246_4049217194"/>
+      <w:bookmarkStart w:id="29" w:name="__RefHeading___Toc14246_3199679052"/>
       <w:bookmarkEnd w:id="29"/>
       <w:r>
         <w:rPr>
@@ -15313,7 +15313,7 @@
         <w:pStyle w:val="Heading2"/>
         <w:rPr/>
       </w:pPr>
-      <w:bookmarkStart w:id="30" w:name="__RefHeading___Toc14248_4049217194"/>
+      <w:bookmarkStart w:id="30" w:name="__RefHeading___Toc14248_3199679052"/>
       <w:bookmarkEnd w:id="30"/>
       <w:r>
         <w:rPr>
@@ -15865,7 +15865,7 @@
         <w:pStyle w:val="Heading2"/>
         <w:rPr/>
       </w:pPr>
-      <w:bookmarkStart w:id="31" w:name="__RefHeading___Toc14250_4049217194"/>
+      <w:bookmarkStart w:id="31" w:name="__RefHeading___Toc14250_3199679052"/>
       <w:bookmarkEnd w:id="31"/>
       <w:r>
         <w:rPr>
@@ -16485,7 +16485,7 @@
         <w:pStyle w:val="Heading2"/>
         <w:rPr/>
       </w:pPr>
-      <w:bookmarkStart w:id="32" w:name="__RefHeading___Toc14252_4049217194"/>
+      <w:bookmarkStart w:id="32" w:name="__RefHeading___Toc14252_3199679052"/>
       <w:bookmarkEnd w:id="32"/>
       <w:r>
         <w:rPr>
@@ -16929,7 +16929,7 @@
           <w:spacing w:val="0"/>
         </w:rPr>
       </w:pPr>
-      <w:bookmarkStart w:id="33" w:name="__RefHeading___Toc14254_4049217194"/>
+      <w:bookmarkStart w:id="33" w:name="__RefHeading___Toc14254_3199679052"/>
       <w:bookmarkStart w:id="34" w:name="_Toc233203395"/>
       <w:bookmarkEnd w:id="33"/>
       <w:r>

--- a/docs/package/01_Sales/iNXT_BrokerVerse_Prospect_Email_Templates.docx
+++ b/docs/package/01_Sales/iNXT_BrokerVerse_Prospect_Email_Templates.docx
@@ -10,7 +10,7 @@
       <w:r>
         <w:rPr/>
         <w:drawing>
-          <wp:anchor behindDoc="1" distT="0" distB="0" distL="0" distR="0" simplePos="0" locked="0" layoutInCell="0" allowOverlap="1" relativeHeight="23">
+          <wp:anchor behindDoc="1" distT="0" distB="0" distL="0" distR="0" simplePos="0" locked="0" layoutInCell="0" allowOverlap="1" relativeHeight="24">
             <wp:simplePos x="0" y="0"/>
             <wp:positionH relativeFrom="margin">
               <wp:posOffset>-914400</wp:posOffset>
@@ -55,7 +55,7 @@
           </wp:anchor>
         </w:drawing>
         <w:drawing>
-          <wp:anchor behindDoc="1" distT="0" distB="0" distL="0" distR="0" simplePos="0" locked="0" layoutInCell="0" allowOverlap="1" relativeHeight="34">
+          <wp:anchor behindDoc="1" distT="0" distB="0" distL="0" distR="0" simplePos="0" locked="0" layoutInCell="0" allowOverlap="1" relativeHeight="35">
             <wp:simplePos x="0" y="0"/>
             <wp:positionH relativeFrom="margin">
               <wp:align>center</wp:align>
@@ -111,7 +111,7 @@
         <mc:AlternateContent>
           <mc:Choice Requires="wps">
             <w:drawing>
-              <wp:anchor behindDoc="0" distT="45720" distB="45720" distL="114300" distR="114300" simplePos="0" locked="0" layoutInCell="0" allowOverlap="1" relativeHeight="24" wp14:anchorId="3D43415C">
+              <wp:anchor behindDoc="0" distT="45720" distB="45720" distL="114300" distR="114300" simplePos="0" locked="0" layoutInCell="0" allowOverlap="1" relativeHeight="25" wp14:anchorId="3D43415C">
                 <wp:simplePos x="0" y="0"/>
                 <wp:positionH relativeFrom="page">
                   <wp:posOffset>194310</wp:posOffset>
@@ -226,7 +226,7 @@
         <mc:AlternateContent>
           <mc:Choice Requires="wps">
             <w:drawing>
-              <wp:anchor behindDoc="0" distT="45720" distB="45720" distL="113030" distR="114935" simplePos="0" locked="0" layoutInCell="0" allowOverlap="1" relativeHeight="26" wp14:anchorId="58C23128">
+              <wp:anchor behindDoc="0" distT="45720" distB="45720" distL="113030" distR="114935" simplePos="0" locked="0" layoutInCell="0" allowOverlap="1" relativeHeight="27" wp14:anchorId="58C23128">
                 <wp:simplePos x="0" y="0"/>
                 <wp:positionH relativeFrom="page">
                   <wp:posOffset>3094990</wp:posOffset>
@@ -285,7 +285,7 @@
                                 <w:bCs/>
                                 <w:color w:val="1D74BA"/>
                               </w:rPr>
-                              <w:t>1.0</w:t>
+                              <w:t>1.1</w:t>
                             </w:r>
                           </w:p>
                         </w:txbxContent>
@@ -328,7 +328,7 @@
                           <w:bCs/>
                           <w:color w:val="1D74BA"/>
                         </w:rPr>
-                        <w:t>1.0</w:t>
+                        <w:t>1.1</w:t>
                       </w:r>
                     </w:p>
                   </w:txbxContent>
@@ -341,7 +341,7 @@
         <mc:AlternateContent>
           <mc:Choice Requires="wps">
             <w:drawing>
-              <wp:anchor behindDoc="0" distT="45720" distB="45720" distL="114300" distR="113665" simplePos="0" locked="0" layoutInCell="0" allowOverlap="1" relativeHeight="28" wp14:anchorId="1BF25123">
+              <wp:anchor behindDoc="0" distT="45720" distB="45720" distL="114300" distR="113665" simplePos="0" locked="0" layoutInCell="0" allowOverlap="1" relativeHeight="29" wp14:anchorId="1BF25123">
                 <wp:simplePos x="0" y="0"/>
                 <wp:positionH relativeFrom="page">
                   <wp:posOffset>4992370</wp:posOffset>
@@ -400,7 +400,7 @@
                                 <w:bCs/>
                                 <w:color w:val="1D74BA"/>
                               </w:rPr>
-                              <w:t>03 October 2026</w:t>
+                              <w:t>04 October 2026</w:t>
                             </w:r>
                           </w:p>
                         </w:txbxContent>
@@ -443,7 +443,7 @@
                           <w:bCs/>
                           <w:color w:val="1D74BA"/>
                         </w:rPr>
-                        <w:t>03 October 2026</w:t>
+                        <w:t>04 October 2026</w:t>
                       </w:r>
                     </w:p>
                   </w:txbxContent>
@@ -456,7 +456,7 @@
         <mc:AlternateContent>
           <mc:Choice Requires="wps">
             <w:drawing>
-              <wp:anchor behindDoc="0" distT="45720" distB="46355" distL="114300" distR="114300" simplePos="0" locked="0" layoutInCell="0" allowOverlap="1" relativeHeight="30" wp14:anchorId="01DE2BF4">
+              <wp:anchor behindDoc="0" distT="45720" distB="46355" distL="114300" distR="114300" simplePos="0" locked="0" layoutInCell="0" allowOverlap="1" relativeHeight="31" wp14:anchorId="01DE2BF4">
                 <wp:simplePos x="0" y="0"/>
                 <wp:positionH relativeFrom="margin">
                   <wp:align>center</wp:align>
@@ -601,7 +601,7 @@
         <mc:AlternateContent>
           <mc:Choice Requires="wps">
             <w:drawing>
-              <wp:anchor behindDoc="0" distT="45720" distB="50800" distL="114300" distR="114300" simplePos="0" locked="0" layoutInCell="0" allowOverlap="1" relativeHeight="32" wp14:anchorId="204C02CC">
+              <wp:anchor behindDoc="0" distT="45720" distB="50800" distL="114300" distR="114300" simplePos="0" locked="0" layoutInCell="0" allowOverlap="1" relativeHeight="33" wp14:anchorId="204C02CC">
                 <wp:simplePos x="0" y="0"/>
                 <wp:positionH relativeFrom="margin">
                   <wp:align>center</wp:align>
@@ -789,7 +789,7 @@
             </w:rPr>
             <w:fldChar w:fldCharType="separate"/>
           </w:r>
-          <w:hyperlink w:anchor="__RefHeading___Toc14196_3199679052">
+          <w:hyperlink w:anchor="__RefHeading___Toc6845_1360963153">
             <w:r>
               <w:rPr>
                 <w:webHidden/>
@@ -824,7 +824,7 @@
             </w:tabs>
             <w:rPr/>
           </w:pPr>
-          <w:hyperlink w:anchor="__RefHeading___Toc14198_3199679052">
+          <w:hyperlink w:anchor="__RefHeading___Toc6847_1360963153">
             <w:r>
               <w:rPr>
                 <w:webHidden/>
@@ -853,7 +853,7 @@
             </w:tabs>
             <w:rPr/>
           </w:pPr>
-          <w:hyperlink w:anchor="__RefHeading___Toc14200_3199679052">
+          <w:hyperlink w:anchor="__RefHeading___Toc6849_1360963153">
             <w:r>
               <w:rPr>
                 <w:webHidden/>
@@ -875,7 +875,7 @@
             </w:tabs>
             <w:rPr/>
           </w:pPr>
-          <w:hyperlink w:anchor="__RefHeading___Toc14202_3199679052">
+          <w:hyperlink w:anchor="__RefHeading___Toc6851_1360963153">
             <w:r>
               <w:rPr>
                 <w:webHidden/>
@@ -897,7 +897,7 @@
             </w:tabs>
             <w:rPr/>
           </w:pPr>
-          <w:hyperlink w:anchor="__RefHeading___Toc14204_3199679052">
+          <w:hyperlink w:anchor="__RefHeading___Toc6853_1360963153">
             <w:r>
               <w:rPr>
                 <w:webHidden/>
@@ -919,7 +919,7 @@
             </w:tabs>
             <w:rPr/>
           </w:pPr>
-          <w:hyperlink w:anchor="__RefHeading___Toc14206_3199679052">
+          <w:hyperlink w:anchor="__RefHeading___Toc6855_1360963153">
             <w:r>
               <w:rPr>
                 <w:webHidden/>
@@ -941,7 +941,7 @@
             </w:tabs>
             <w:rPr/>
           </w:pPr>
-          <w:hyperlink w:anchor="__RefHeading___Toc14208_3199679052">
+          <w:hyperlink w:anchor="__RefHeading___Toc6857_1360963153">
             <w:r>
               <w:rPr>
                 <w:webHidden/>
@@ -949,7 +949,7 @@
               </w:rPr>
               <w:t>3.4 The attachments</w:t>
               <w:tab/>
-              <w:t>4</w:t>
+              <w:t>5</w:t>
             </w:r>
           </w:hyperlink>
         </w:p>
@@ -963,7 +963,7 @@
             </w:tabs>
             <w:rPr/>
           </w:pPr>
-          <w:hyperlink w:anchor="__RefHeading___Toc14210_3199679052">
+          <w:hyperlink w:anchor="__RefHeading___Toc6859_1360963153">
             <w:r>
               <w:rPr>
                 <w:webHidden/>
@@ -985,7 +985,7 @@
             </w:tabs>
             <w:rPr/>
           </w:pPr>
-          <w:hyperlink w:anchor="__RefHeading___Toc14212_3199679052">
+          <w:hyperlink w:anchor="__RefHeading___Toc6861_1360963153">
             <w:r>
               <w:rPr>
                 <w:webHidden/>
@@ -1007,7 +1007,7 @@
             </w:tabs>
             <w:rPr/>
           </w:pPr>
-          <w:hyperlink w:anchor="__RefHeading___Toc14214_3199679052">
+          <w:hyperlink w:anchor="__RefHeading___Toc6863_1360963153">
             <w:r>
               <w:rPr>
                 <w:webHidden/>
@@ -1029,7 +1029,7 @@
             </w:tabs>
             <w:rPr/>
           </w:pPr>
-          <w:hyperlink w:anchor="__RefHeading___Toc14216_3199679052">
+          <w:hyperlink w:anchor="__RefHeading___Toc6865_1360963153">
             <w:r>
               <w:rPr>
                 <w:webHidden/>
@@ -1051,13 +1051,13 @@
             </w:tabs>
             <w:rPr/>
           </w:pPr>
-          <w:hyperlink w:anchor="__RefHeading___Toc14218_3199679052">
+          <w:hyperlink w:anchor="__RefHeading___Toc6867_1360963153">
             <w:r>
               <w:rPr>
                 <w:webHidden/>
                 <w:rStyle w:val="IndexLink"/>
               </w:rPr>
-              <w:t>4.3 Follow-up 1</w:t>
+              <w:t>4.3 Compliance-led introduction</w:t>
               <w:tab/>
               <w:t>7</w:t>
             </w:r>
@@ -1073,13 +1073,13 @@
             </w:tabs>
             <w:rPr/>
           </w:pPr>
-          <w:hyperlink w:anchor="__RefHeading___Toc14220_3199679052">
+          <w:hyperlink w:anchor="__RefHeading___Toc6869_1360963153">
             <w:r>
               <w:rPr>
                 <w:webHidden/>
                 <w:rStyle w:val="IndexLink"/>
               </w:rPr>
-              <w:t>4.4 Follow-up 2</w:t>
+              <w:t>4.4 Follow-up 1</w:t>
               <w:tab/>
               <w:t>8</w:t>
             </w:r>
@@ -1095,15 +1095,37 @@
             </w:tabs>
             <w:rPr/>
           </w:pPr>
-          <w:hyperlink w:anchor="__RefHeading___Toc14222_3199679052">
+          <w:hyperlink w:anchor="__RefHeading___Toc6871_1360963153">
             <w:r>
               <w:rPr>
                 <w:webHidden/>
                 <w:rStyle w:val="IndexLink"/>
               </w:rPr>
-              <w:t>4.5 Meeting request</w:t>
+              <w:t>4.5 Follow-up 2</w:t>
               <w:tab/>
               <w:t>8</w:t>
+            </w:r>
+          </w:hyperlink>
+        </w:p>
+        <w:p>
+          <w:pPr>
+            <w:pStyle w:val="TOC2"/>
+            <w:tabs>
+              <w:tab w:val="clear" w:pos="900"/>
+              <w:tab w:val="clear" w:pos="9350"/>
+              <w:tab w:val="right" w:pos="9025" w:leader="dot"/>
+            </w:tabs>
+            <w:rPr/>
+          </w:pPr>
+          <w:hyperlink w:anchor="__RefHeading___Toc6873_1360963153">
+            <w:r>
+              <w:rPr>
+                <w:webHidden/>
+                <w:rStyle w:val="IndexLink"/>
+              </w:rPr>
+              <w:t>4.6 Meeting request</w:t>
+              <w:tab/>
+              <w:t>9</w:t>
             </w:r>
           </w:hyperlink>
         </w:p>
@@ -1117,7 +1139,7 @@
             </w:tabs>
             <w:rPr/>
           </w:pPr>
-          <w:hyperlink w:anchor="__RefHeading___Toc14224_3199679052">
+          <w:hyperlink w:anchor="__RefHeading___Toc6875_1360963153">
             <w:r>
               <w:rPr>
                 <w:webHidden/>
@@ -1139,7 +1161,7 @@
             </w:tabs>
             <w:rPr/>
           </w:pPr>
-          <w:hyperlink w:anchor="__RefHeading___Toc14226_3199679052">
+          <w:hyperlink w:anchor="__RefHeading___Toc6877_1360963153">
             <w:r>
               <w:rPr>
                 <w:webHidden/>
@@ -1161,7 +1183,7 @@
             </w:tabs>
             <w:rPr/>
           </w:pPr>
-          <w:hyperlink w:anchor="__RefHeading___Toc14228_3199679052">
+          <w:hyperlink w:anchor="__RefHeading___Toc6879_1360963153">
             <w:r>
               <w:rPr>
                 <w:webHidden/>
@@ -1183,7 +1205,7 @@
             </w:tabs>
             <w:rPr/>
           </w:pPr>
-          <w:hyperlink w:anchor="__RefHeading___Toc14230_3199679052">
+          <w:hyperlink w:anchor="__RefHeading___Toc6881_1360963153">
             <w:r>
               <w:rPr>
                 <w:webHidden/>
@@ -1205,7 +1227,7 @@
             </w:tabs>
             <w:rPr/>
           </w:pPr>
-          <w:hyperlink w:anchor="__RefHeading___Toc14232_3199679052">
+          <w:hyperlink w:anchor="__RefHeading___Toc6883_1360963153">
             <w:r>
               <w:rPr>
                 <w:webHidden/>
@@ -1227,7 +1249,7 @@
             </w:tabs>
             <w:rPr/>
           </w:pPr>
-          <w:hyperlink w:anchor="__RefHeading___Toc14234_3199679052">
+          <w:hyperlink w:anchor="__RefHeading___Toc6885_1360963153">
             <w:r>
               <w:rPr>
                 <w:webHidden/>
@@ -1249,7 +1271,7 @@
             </w:tabs>
             <w:rPr/>
           </w:pPr>
-          <w:hyperlink w:anchor="__RefHeading___Toc14236_3199679052">
+          <w:hyperlink w:anchor="__RefHeading___Toc6887_1360963153">
             <w:r>
               <w:rPr>
                 <w:webHidden/>
@@ -1271,7 +1293,7 @@
             </w:tabs>
             <w:rPr/>
           </w:pPr>
-          <w:hyperlink w:anchor="__RefHeading___Toc14238_3199679052">
+          <w:hyperlink w:anchor="__RefHeading___Toc6889_1360963153">
             <w:r>
               <w:rPr>
                 <w:webHidden/>
@@ -1293,7 +1315,7 @@
             </w:tabs>
             <w:rPr/>
           </w:pPr>
-          <w:hyperlink w:anchor="__RefHeading___Toc14240_3199679052">
+          <w:hyperlink w:anchor="__RefHeading___Toc6891_1360963153">
             <w:r>
               <w:rPr>
                 <w:webHidden/>
@@ -1315,7 +1337,7 @@
             </w:tabs>
             <w:rPr/>
           </w:pPr>
-          <w:hyperlink w:anchor="__RefHeading___Toc14242_3199679052">
+          <w:hyperlink w:anchor="__RefHeading___Toc6893_1360963153">
             <w:r>
               <w:rPr>
                 <w:webHidden/>
@@ -1337,7 +1359,7 @@
             </w:tabs>
             <w:rPr/>
           </w:pPr>
-          <w:hyperlink w:anchor="__RefHeading___Toc14244_3199679052">
+          <w:hyperlink w:anchor="__RefHeading___Toc6895_1360963153">
             <w:r>
               <w:rPr>
                 <w:webHidden/>
@@ -1345,7 +1367,7 @@
               </w:rPr>
               <w:t>7. After the sale and special cases</w:t>
               <w:tab/>
-              <w:t>16</w:t>
+              <w:t>17</w:t>
             </w:r>
           </w:hyperlink>
         </w:p>
@@ -1359,7 +1381,7 @@
             </w:tabs>
             <w:rPr/>
           </w:pPr>
-          <w:hyperlink w:anchor="__RefHeading___Toc14246_3199679052">
+          <w:hyperlink w:anchor="__RefHeading___Toc6897_1360963153">
             <w:r>
               <w:rPr>
                 <w:webHidden/>
@@ -1367,7 +1389,7 @@
               </w:rPr>
               <w:t>7.1 Referral request</w:t>
               <w:tab/>
-              <w:t>16</w:t>
+              <w:t>17</w:t>
             </w:r>
           </w:hyperlink>
         </w:p>
@@ -1381,7 +1403,7 @@
             </w:tabs>
             <w:rPr/>
           </w:pPr>
-          <w:hyperlink w:anchor="__RefHeading___Toc14248_3199679052">
+          <w:hyperlink w:anchor="__RefHeading___Toc6899_1360963153">
             <w:r>
               <w:rPr>
                 <w:webHidden/>
@@ -1389,7 +1411,7 @@
               </w:rPr>
               <w:t>7.2 Re-engagement for a stalled prospect</w:t>
               <w:tab/>
-              <w:t>16</w:t>
+              <w:t>17</w:t>
             </w:r>
           </w:hyperlink>
         </w:p>
@@ -1403,7 +1425,7 @@
             </w:tabs>
             <w:rPr/>
           </w:pPr>
-          <w:hyperlink w:anchor="__RefHeading___Toc14250_3199679052">
+          <w:hyperlink w:anchor="__RefHeading___Toc6901_1360963153">
             <w:r>
               <w:rPr>
                 <w:webHidden/>
@@ -1411,7 +1433,7 @@
               </w:rPr>
               <w:t>7.3 Event or webinar invitation</w:t>
               <w:tab/>
-              <w:t>17</w:t>
+              <w:t>18</w:t>
             </w:r>
           </w:hyperlink>
         </w:p>
@@ -1425,7 +1447,7 @@
             </w:tabs>
             <w:rPr/>
           </w:pPr>
-          <w:hyperlink w:anchor="__RefHeading___Toc14252_3199679052">
+          <w:hyperlink w:anchor="__RefHeading___Toc6903_1360963153">
             <w:r>
               <w:rPr>
                 <w:webHidden/>
@@ -1433,7 +1455,7 @@
               </w:rPr>
               <w:t>7.4 LinkedIn connection note</w:t>
               <w:tab/>
-              <w:t>17</w:t>
+              <w:t>18</w:t>
             </w:r>
           </w:hyperlink>
         </w:p>
@@ -1447,7 +1469,7 @@
             </w:tabs>
             <w:rPr/>
           </w:pPr>
-          <w:hyperlink w:anchor="__RefHeading___Toc14254_3199679052">
+          <w:hyperlink w:anchor="__RefHeading___Toc6905_1360963153">
             <w:r>
               <w:rPr>
                 <w:webHidden/>
@@ -1462,7 +1484,7 @@
                 <w:rStyle w:val="IndexLink"/>
               </w:rPr>
               <w:tab/>
-              <w:t>19</w:t>
+              <w:t>20</w:t>
             </w:r>
           </w:hyperlink>
           <w:r>
@@ -1495,7 +1517,7 @@
       <w:r>
         <w:br w:type="page"/>
       </w:r>
-      <w:bookmarkStart w:id="0" w:name="__RefHeading___Toc14196_3199679052"/>
+      <w:bookmarkStart w:id="0" w:name="__RefHeading___Toc6845_1360963153"/>
       <w:bookmarkStart w:id="1" w:name="_Toc48319687"/>
       <w:bookmarkStart w:id="2" w:name="_Toc11824118"/>
       <w:bookmarkEnd w:id="0"/>
@@ -1852,7 +1874,7 @@
                 <w:szCs w:val="24"/>
                 <w:lang w:val="en-US" w:eastAsia="ja-JP" w:bidi="ar-SA"/>
               </w:rPr>
-              <w:t>03 October 2026</w:t>
+              <w:t>04 October 2026</w:t>
             </w:r>
           </w:p>
         </w:tc>
@@ -1889,7 +1911,7 @@
                 <w:szCs w:val="24"/>
                 <w:lang w:val="en-US" w:eastAsia="ja-JP" w:bidi="ar-SA"/>
               </w:rPr>
-              <w:t>1.0</w:t>
+              <w:t>1.1</w:t>
             </w:r>
           </w:p>
         </w:tc>
@@ -2037,7 +2059,7 @@
                 <w:szCs w:val="24"/>
                 <w:lang w:val="en-US" w:eastAsia="ja-JP" w:bidi="ar-SA"/>
               </w:rPr>
-              <w:t>Initial issue</w:t>
+              <w:t>New compliance-led introduction; texts updated for AML/CFT, the IC registers, BIR forms and EOPT invoices, integrations and dealer programmes; partner onboarding in the welcome e-mail; plain-text copy generated from this source</w:t>
             </w:r>
           </w:p>
         </w:tc>
@@ -2140,7 +2162,7 @@
           <w:spacing w:val="0"/>
         </w:rPr>
       </w:pPr>
-      <w:bookmarkStart w:id="4" w:name="__RefHeading___Toc14198_3199679052"/>
+      <w:bookmarkStart w:id="4" w:name="__RefHeading___Toc6847_1360963153"/>
       <w:bookmarkStart w:id="5" w:name="_Toc233203388"/>
       <w:bookmarkEnd w:id="4"/>
       <w:r>
@@ -2397,7 +2419,7 @@
                 <w:szCs w:val="24"/>
                 <w:lang w:val="en-US" w:eastAsia="ja-JP" w:bidi="ar-SA"/>
               </w:rPr>
-              <w:t>BIR</w:t>
+              <w:t>AML</w:t>
             </w:r>
           </w:p>
         </w:tc>
@@ -2434,7 +2456,7 @@
                 <w:szCs w:val="24"/>
                 <w:lang w:val="en-US" w:eastAsia="ja-JP" w:bidi="ar-SA"/>
               </w:rPr>
-              <w:t>Bureau of Internal Revenue</w:t>
+              <w:t>Anti-money laundering</w:t>
             </w:r>
           </w:p>
         </w:tc>
@@ -2476,7 +2498,7 @@
                 <w:szCs w:val="24"/>
                 <w:lang w:val="en-US" w:eastAsia="ja-JP" w:bidi="ar-SA"/>
               </w:rPr>
-              <w:t>CFO</w:t>
+              <w:t>AMLC</w:t>
             </w:r>
           </w:p>
         </w:tc>
@@ -2513,7 +2535,7 @@
                 <w:szCs w:val="24"/>
                 <w:lang w:val="en-US" w:eastAsia="ja-JP" w:bidi="ar-SA"/>
               </w:rPr>
-              <w:t>Chief financial officer</w:t>
+              <w:t>Anti-Money Laundering Council</w:t>
             </w:r>
           </w:p>
         </w:tc>
@@ -2555,7 +2577,7 @@
                 <w:szCs w:val="24"/>
                 <w:lang w:val="en-US" w:eastAsia="ja-JP" w:bidi="ar-SA"/>
               </w:rPr>
-              <w:t>DPA</w:t>
+              <w:t>EOPT</w:t>
             </w:r>
           </w:p>
         </w:tc>
@@ -2592,7 +2614,7 @@
                 <w:szCs w:val="24"/>
                 <w:lang w:val="en-US" w:eastAsia="ja-JP" w:bidi="ar-SA"/>
               </w:rPr>
-              <w:t>Data Privacy Act of 2012</w:t>
+              <w:t>Ease of Paying Taxes Act</w:t>
             </w:r>
           </w:p>
         </w:tc>
@@ -2634,7 +2656,7 @@
                 <w:szCs w:val="24"/>
                 <w:lang w:val="en-US" w:eastAsia="ja-JP" w:bidi="ar-SA"/>
               </w:rPr>
-              <w:t>IC</w:t>
+              <w:t>CTPL</w:t>
             </w:r>
           </w:p>
         </w:tc>
@@ -2671,7 +2693,7 @@
                 <w:szCs w:val="24"/>
                 <w:lang w:val="en-US" w:eastAsia="ja-JP" w:bidi="ar-SA"/>
               </w:rPr>
-              <w:t>Insurance Commission</w:t>
+              <w:t>Compulsory third party liability</w:t>
             </w:r>
           </w:p>
         </w:tc>
@@ -2713,7 +2735,7 @@
                 <w:szCs w:val="24"/>
                 <w:lang w:val="en-US" w:eastAsia="ja-JP" w:bidi="ar-SA"/>
               </w:rPr>
-              <w:t>OOTB</w:t>
+              <w:t>BIR</w:t>
             </w:r>
           </w:p>
         </w:tc>
@@ -2750,7 +2772,7 @@
                 <w:szCs w:val="24"/>
                 <w:lang w:val="en-US" w:eastAsia="ja-JP" w:bidi="ar-SA"/>
               </w:rPr>
-              <w:t>Out of the box</w:t>
+              <w:t>Bureau of Internal Revenue</w:t>
             </w:r>
           </w:p>
         </w:tc>
@@ -2792,7 +2814,7 @@
                 <w:szCs w:val="24"/>
                 <w:lang w:val="en-US" w:eastAsia="ja-JP" w:bidi="ar-SA"/>
               </w:rPr>
-              <w:t>PHT</w:t>
+              <w:t>CFO</w:t>
             </w:r>
           </w:p>
         </w:tc>
@@ -2829,7 +2851,7 @@
                 <w:szCs w:val="24"/>
                 <w:lang w:val="en-US" w:eastAsia="ja-JP" w:bidi="ar-SA"/>
               </w:rPr>
-              <w:t>Philippine time (UTC+8)</w:t>
+              <w:t>Chief financial officer</w:t>
             </w:r>
           </w:p>
         </w:tc>
@@ -2871,7 +2893,7 @@
                 <w:szCs w:val="24"/>
                 <w:lang w:val="en-US" w:eastAsia="ja-JP" w:bidi="ar-SA"/>
               </w:rPr>
-              <w:t>UAT</w:t>
+              <w:t>DPA</w:t>
             </w:r>
           </w:p>
         </w:tc>
@@ -2908,7 +2930,7 @@
                 <w:szCs w:val="24"/>
                 <w:lang w:val="en-US" w:eastAsia="ja-JP" w:bidi="ar-SA"/>
               </w:rPr>
-              <w:t>User acceptance test</w:t>
+              <w:t>Data Privacy Act of 2012</w:t>
             </w:r>
           </w:p>
         </w:tc>
@@ -2950,7 +2972,7 @@
                 <w:szCs w:val="24"/>
                 <w:lang w:val="en-US" w:eastAsia="ja-JP" w:bidi="ar-SA"/>
               </w:rPr>
-              <w:t>VAT</w:t>
+              <w:t>IC</w:t>
             </w:r>
           </w:p>
         </w:tc>
@@ -2987,6 +3009,322 @@
                 <w:szCs w:val="24"/>
                 <w:lang w:val="en-US" w:eastAsia="ja-JP" w:bidi="ar-SA"/>
               </w:rPr>
+              <w:t>Insurance Commission</w:t>
+            </w:r>
+          </w:p>
+        </w:tc>
+      </w:tr>
+      <w:tr>
+        <w:trPr>
+          <w:trHeight w:val="449" w:hRule="atLeast"/>
+        </w:trPr>
+        <w:tc>
+          <w:tcPr>
+            <w:tcW w:w="2514" w:type="dxa"/>
+            <w:tcBorders>
+              <w:top w:val="single" w:sz="4" w:space="0" w:color="808080"/>
+              <w:left w:val="single" w:sz="4" w:space="0" w:color="808080"/>
+              <w:bottom w:val="single" w:sz="4" w:space="0" w:color="808080"/>
+              <w:right w:val="single" w:sz="4" w:space="0" w:color="808080"/>
+            </w:tcBorders>
+            <w:vAlign w:val="center"/>
+          </w:tcPr>
+          <w:p>
+            <w:pPr>
+              <w:pStyle w:val="Normal"/>
+              <w:widowControl/>
+              <w:spacing w:lineRule="auto" w:line="240" w:before="60" w:after="0"/>
+              <w:jc w:val="left"/>
+              <w:rPr>
+                <w:rFonts w:ascii="Segoe UI" w:hAnsi="Segoe UI" w:eastAsia="Arial" w:cs="Segoe UI"/>
+                <w:color w:val="101820"/>
+                <w:sz w:val="16"/>
+                <w:szCs w:val="16"/>
+              </w:rPr>
+            </w:pPr>
+            <w:r>
+              <w:rPr>
+                <w:rFonts w:eastAsia="Segoe UI" w:cs="Segoe UI" w:ascii="Segoe UI" w:hAnsi="Segoe UI"/>
+                <w:color w:val="101820"/>
+                <w:kern w:val="0"/>
+                <w:sz w:val="16"/>
+                <w:szCs w:val="24"/>
+                <w:lang w:val="en-US" w:eastAsia="ja-JP" w:bidi="ar-SA"/>
+              </w:rPr>
+              <w:t>OOTB</w:t>
+            </w:r>
+          </w:p>
+        </w:tc>
+        <w:tc>
+          <w:tcPr>
+            <w:tcW w:w="3712" w:type="dxa"/>
+            <w:tcBorders>
+              <w:top w:val="single" w:sz="4" w:space="0" w:color="808080"/>
+              <w:left w:val="single" w:sz="4" w:space="0" w:color="808080"/>
+              <w:bottom w:val="single" w:sz="4" w:space="0" w:color="808080"/>
+              <w:right w:val="single" w:sz="4" w:space="0" w:color="808080"/>
+            </w:tcBorders>
+            <w:vAlign w:val="center"/>
+          </w:tcPr>
+          <w:p>
+            <w:pPr>
+              <w:pStyle w:val="Normal"/>
+              <w:widowControl/>
+              <w:spacing w:lineRule="auto" w:line="240" w:before="60" w:after="0"/>
+              <w:jc w:val="left"/>
+              <w:rPr>
+                <w:rFonts w:ascii="Segoe UI" w:hAnsi="Segoe UI" w:eastAsia="Arial" w:cs="Segoe UI"/>
+                <w:color w:val="101820"/>
+                <w:sz w:val="16"/>
+                <w:szCs w:val="16"/>
+              </w:rPr>
+            </w:pPr>
+            <w:r>
+              <w:rPr>
+                <w:rFonts w:eastAsia="Segoe UI" w:cs="Segoe UI" w:ascii="Segoe UI" w:hAnsi="Segoe UI"/>
+                <w:color w:val="101820"/>
+                <w:kern w:val="0"/>
+                <w:sz w:val="16"/>
+                <w:szCs w:val="24"/>
+                <w:lang w:val="en-US" w:eastAsia="ja-JP" w:bidi="ar-SA"/>
+              </w:rPr>
+              <w:t>Out of the box</w:t>
+            </w:r>
+          </w:p>
+        </w:tc>
+      </w:tr>
+      <w:tr>
+        <w:trPr>
+          <w:trHeight w:val="449" w:hRule="atLeast"/>
+        </w:trPr>
+        <w:tc>
+          <w:tcPr>
+            <w:tcW w:w="2514" w:type="dxa"/>
+            <w:tcBorders>
+              <w:top w:val="single" w:sz="4" w:space="0" w:color="808080"/>
+              <w:left w:val="single" w:sz="4" w:space="0" w:color="808080"/>
+              <w:bottom w:val="single" w:sz="4" w:space="0" w:color="808080"/>
+              <w:right w:val="single" w:sz="4" w:space="0" w:color="808080"/>
+            </w:tcBorders>
+            <w:vAlign w:val="center"/>
+          </w:tcPr>
+          <w:p>
+            <w:pPr>
+              <w:pStyle w:val="Normal"/>
+              <w:widowControl/>
+              <w:spacing w:lineRule="auto" w:line="240" w:before="60" w:after="0"/>
+              <w:jc w:val="left"/>
+              <w:rPr>
+                <w:rFonts w:ascii="Segoe UI" w:hAnsi="Segoe UI" w:eastAsia="Arial" w:cs="Segoe UI"/>
+                <w:color w:val="101820"/>
+                <w:sz w:val="16"/>
+                <w:szCs w:val="16"/>
+              </w:rPr>
+            </w:pPr>
+            <w:r>
+              <w:rPr>
+                <w:rFonts w:eastAsia="Segoe UI" w:cs="Segoe UI" w:ascii="Segoe UI" w:hAnsi="Segoe UI"/>
+                <w:color w:val="101820"/>
+                <w:kern w:val="0"/>
+                <w:sz w:val="16"/>
+                <w:szCs w:val="24"/>
+                <w:lang w:val="en-US" w:eastAsia="ja-JP" w:bidi="ar-SA"/>
+              </w:rPr>
+              <w:t>PHT</w:t>
+            </w:r>
+          </w:p>
+        </w:tc>
+        <w:tc>
+          <w:tcPr>
+            <w:tcW w:w="3712" w:type="dxa"/>
+            <w:tcBorders>
+              <w:top w:val="single" w:sz="4" w:space="0" w:color="808080"/>
+              <w:left w:val="single" w:sz="4" w:space="0" w:color="808080"/>
+              <w:bottom w:val="single" w:sz="4" w:space="0" w:color="808080"/>
+              <w:right w:val="single" w:sz="4" w:space="0" w:color="808080"/>
+            </w:tcBorders>
+            <w:vAlign w:val="center"/>
+          </w:tcPr>
+          <w:p>
+            <w:pPr>
+              <w:pStyle w:val="Normal"/>
+              <w:widowControl/>
+              <w:spacing w:lineRule="auto" w:line="240" w:before="60" w:after="0"/>
+              <w:jc w:val="left"/>
+              <w:rPr>
+                <w:rFonts w:ascii="Segoe UI" w:hAnsi="Segoe UI" w:eastAsia="Arial" w:cs="Segoe UI"/>
+                <w:color w:val="101820"/>
+                <w:sz w:val="16"/>
+                <w:szCs w:val="16"/>
+              </w:rPr>
+            </w:pPr>
+            <w:r>
+              <w:rPr>
+                <w:rFonts w:eastAsia="Segoe UI" w:cs="Segoe UI" w:ascii="Segoe UI" w:hAnsi="Segoe UI"/>
+                <w:color w:val="101820"/>
+                <w:kern w:val="0"/>
+                <w:sz w:val="16"/>
+                <w:szCs w:val="24"/>
+                <w:lang w:val="en-US" w:eastAsia="ja-JP" w:bidi="ar-SA"/>
+              </w:rPr>
+              <w:t>Philippine time (UTC+8)</w:t>
+            </w:r>
+          </w:p>
+        </w:tc>
+      </w:tr>
+      <w:tr>
+        <w:trPr>
+          <w:trHeight w:val="449" w:hRule="atLeast"/>
+        </w:trPr>
+        <w:tc>
+          <w:tcPr>
+            <w:tcW w:w="2514" w:type="dxa"/>
+            <w:tcBorders>
+              <w:top w:val="single" w:sz="4" w:space="0" w:color="808080"/>
+              <w:left w:val="single" w:sz="4" w:space="0" w:color="808080"/>
+              <w:bottom w:val="single" w:sz="4" w:space="0" w:color="808080"/>
+              <w:right w:val="single" w:sz="4" w:space="0" w:color="808080"/>
+            </w:tcBorders>
+            <w:vAlign w:val="center"/>
+          </w:tcPr>
+          <w:p>
+            <w:pPr>
+              <w:pStyle w:val="Normal"/>
+              <w:widowControl/>
+              <w:spacing w:lineRule="auto" w:line="240" w:before="60" w:after="0"/>
+              <w:jc w:val="left"/>
+              <w:rPr>
+                <w:rFonts w:ascii="Segoe UI" w:hAnsi="Segoe UI" w:eastAsia="Arial" w:cs="Segoe UI"/>
+                <w:color w:val="101820"/>
+                <w:sz w:val="16"/>
+                <w:szCs w:val="16"/>
+              </w:rPr>
+            </w:pPr>
+            <w:r>
+              <w:rPr>
+                <w:rFonts w:eastAsia="Segoe UI" w:cs="Segoe UI" w:ascii="Segoe UI" w:hAnsi="Segoe UI"/>
+                <w:color w:val="101820"/>
+                <w:kern w:val="0"/>
+                <w:sz w:val="16"/>
+                <w:szCs w:val="24"/>
+                <w:lang w:val="en-US" w:eastAsia="ja-JP" w:bidi="ar-SA"/>
+              </w:rPr>
+              <w:t>UAT</w:t>
+            </w:r>
+          </w:p>
+        </w:tc>
+        <w:tc>
+          <w:tcPr>
+            <w:tcW w:w="3712" w:type="dxa"/>
+            <w:tcBorders>
+              <w:top w:val="single" w:sz="4" w:space="0" w:color="808080"/>
+              <w:left w:val="single" w:sz="4" w:space="0" w:color="808080"/>
+              <w:bottom w:val="single" w:sz="4" w:space="0" w:color="808080"/>
+              <w:right w:val="single" w:sz="4" w:space="0" w:color="808080"/>
+            </w:tcBorders>
+            <w:vAlign w:val="center"/>
+          </w:tcPr>
+          <w:p>
+            <w:pPr>
+              <w:pStyle w:val="Normal"/>
+              <w:widowControl/>
+              <w:spacing w:lineRule="auto" w:line="240" w:before="60" w:after="0"/>
+              <w:jc w:val="left"/>
+              <w:rPr>
+                <w:rFonts w:ascii="Segoe UI" w:hAnsi="Segoe UI" w:eastAsia="Arial" w:cs="Segoe UI"/>
+                <w:color w:val="101820"/>
+                <w:sz w:val="16"/>
+                <w:szCs w:val="16"/>
+              </w:rPr>
+            </w:pPr>
+            <w:r>
+              <w:rPr>
+                <w:rFonts w:eastAsia="Segoe UI" w:cs="Segoe UI" w:ascii="Segoe UI" w:hAnsi="Segoe UI"/>
+                <w:color w:val="101820"/>
+                <w:kern w:val="0"/>
+                <w:sz w:val="16"/>
+                <w:szCs w:val="24"/>
+                <w:lang w:val="en-US" w:eastAsia="ja-JP" w:bidi="ar-SA"/>
+              </w:rPr>
+              <w:t>User acceptance test</w:t>
+            </w:r>
+          </w:p>
+        </w:tc>
+      </w:tr>
+      <w:tr>
+        <w:trPr>
+          <w:trHeight w:val="449" w:hRule="atLeast"/>
+        </w:trPr>
+        <w:tc>
+          <w:tcPr>
+            <w:tcW w:w="2514" w:type="dxa"/>
+            <w:tcBorders>
+              <w:top w:val="single" w:sz="4" w:space="0" w:color="808080"/>
+              <w:left w:val="single" w:sz="4" w:space="0" w:color="808080"/>
+              <w:bottom w:val="single" w:sz="4" w:space="0" w:color="808080"/>
+              <w:right w:val="single" w:sz="4" w:space="0" w:color="808080"/>
+            </w:tcBorders>
+            <w:vAlign w:val="center"/>
+          </w:tcPr>
+          <w:p>
+            <w:pPr>
+              <w:pStyle w:val="Normal"/>
+              <w:widowControl/>
+              <w:spacing w:lineRule="auto" w:line="240" w:before="60" w:after="0"/>
+              <w:jc w:val="left"/>
+              <w:rPr>
+                <w:rFonts w:ascii="Segoe UI" w:hAnsi="Segoe UI" w:eastAsia="Arial" w:cs="Segoe UI"/>
+                <w:color w:val="101820"/>
+                <w:sz w:val="16"/>
+                <w:szCs w:val="16"/>
+              </w:rPr>
+            </w:pPr>
+            <w:r>
+              <w:rPr>
+                <w:rFonts w:eastAsia="Segoe UI" w:cs="Segoe UI" w:ascii="Segoe UI" w:hAnsi="Segoe UI"/>
+                <w:color w:val="101820"/>
+                <w:kern w:val="0"/>
+                <w:sz w:val="16"/>
+                <w:szCs w:val="24"/>
+                <w:lang w:val="en-US" w:eastAsia="ja-JP" w:bidi="ar-SA"/>
+              </w:rPr>
+              <w:t>VAT</w:t>
+            </w:r>
+          </w:p>
+        </w:tc>
+        <w:tc>
+          <w:tcPr>
+            <w:tcW w:w="3712" w:type="dxa"/>
+            <w:tcBorders>
+              <w:top w:val="single" w:sz="4" w:space="0" w:color="808080"/>
+              <w:left w:val="single" w:sz="4" w:space="0" w:color="808080"/>
+              <w:bottom w:val="single" w:sz="4" w:space="0" w:color="808080"/>
+              <w:right w:val="single" w:sz="4" w:space="0" w:color="808080"/>
+            </w:tcBorders>
+            <w:vAlign w:val="center"/>
+          </w:tcPr>
+          <w:p>
+            <w:pPr>
+              <w:pStyle w:val="Normal"/>
+              <w:widowControl/>
+              <w:spacing w:lineRule="auto" w:line="240" w:before="60" w:after="0"/>
+              <w:jc w:val="left"/>
+              <w:rPr>
+                <w:rFonts w:ascii="Segoe UI" w:hAnsi="Segoe UI" w:eastAsia="Arial" w:cs="Segoe UI"/>
+                <w:color w:val="101820"/>
+                <w:sz w:val="16"/>
+                <w:szCs w:val="16"/>
+              </w:rPr>
+            </w:pPr>
+            <w:r>
+              <w:rPr>
+                <w:rFonts w:eastAsia="Segoe UI" w:cs="Segoe UI" w:ascii="Segoe UI" w:hAnsi="Segoe UI"/>
+                <w:color w:val="101820"/>
+                <w:kern w:val="0"/>
+                <w:sz w:val="16"/>
+                <w:szCs w:val="24"/>
+                <w:lang w:val="en-US" w:eastAsia="ja-JP" w:bidi="ar-SA"/>
+              </w:rPr>
               <w:t>Value-added tax</w:t>
             </w:r>
           </w:p>
@@ -3208,7 +3546,7 @@
         <w:pageBreakBefore w:val="false"/>
         <w:rPr/>
       </w:pPr>
-      <w:bookmarkStart w:id="6" w:name="__RefHeading___Toc14200_3199679052"/>
+      <w:bookmarkStart w:id="6" w:name="__RefHeading___Toc6849_1360963153"/>
       <w:bookmarkEnd w:id="6"/>
       <w:r>
         <w:rPr>
@@ -3225,7 +3563,7 @@
         <w:pStyle w:val="Heading2"/>
         <w:rPr/>
       </w:pPr>
-      <w:bookmarkStart w:id="7" w:name="__RefHeading___Toc14202_3199679052"/>
+      <w:bookmarkStart w:id="7" w:name="__RefHeading___Toc6851_1360963153"/>
       <w:bookmarkEnd w:id="7"/>
       <w:r>
         <w:rPr>
@@ -3265,7 +3603,23 @@
           <w:color w:val="101820"/>
           <w:sz w:val="21"/>
         </w:rPr>
-        <w:t>).</w:t>
+        <w:t xml:space="preserve">); it is generated from this source by </w:t>
+      </w:r>
+      <w:r>
+        <w:rPr>
+          <w:rFonts w:eastAsia="Consolas" w:cs="Consolas" w:ascii="Consolas" w:hAnsi="Consolas"/>
+          <w:color w:val="101820"/>
+          <w:sz w:val="19"/>
+        </w:rPr>
+        <w:t>tools/build_prospect_emails_txt.py</w:t>
+      </w:r>
+      <w:r>
+        <w:rPr>
+          <w:rFonts w:eastAsia="Segoe UI" w:cs="Segoe UI" w:ascii="Segoe UI" w:hAnsi="Segoe UI"/>
+          <w:color w:val="101820"/>
+          <w:sz w:val="21"/>
+        </w:rPr>
+        <w:t>, so the two never differ.</w:t>
       </w:r>
     </w:p>
     <w:p>
@@ -3273,7 +3627,7 @@
         <w:pStyle w:val="Heading2"/>
         <w:rPr/>
       </w:pPr>
-      <w:bookmarkStart w:id="8" w:name="__RefHeading___Toc14204_3199679052"/>
+      <w:bookmarkStart w:id="8" w:name="__RefHeading___Toc6853_1360963153"/>
       <w:bookmarkEnd w:id="8"/>
       <w:r>
         <w:rPr>
@@ -3942,7 +4296,7 @@
         <w:pStyle w:val="Heading2"/>
         <w:rPr/>
       </w:pPr>
-      <w:bookmarkStart w:id="9" w:name="__RefHeading___Toc14206_3199679052"/>
+      <w:bookmarkStart w:id="9" w:name="__RefHeading___Toc6855_1360963153"/>
       <w:bookmarkEnd w:id="9"/>
       <w:r>
         <w:rPr>
@@ -4092,7 +4446,7 @@
         <w:pStyle w:val="Heading2"/>
         <w:rPr/>
       </w:pPr>
-      <w:bookmarkStart w:id="10" w:name="__RefHeading___Toc14208_3199679052"/>
+      <w:bookmarkStart w:id="10" w:name="__RefHeading___Toc6857_1360963153"/>
       <w:bookmarkEnd w:id="10"/>
       <w:r>
         <w:rPr>
@@ -4241,7 +4595,7 @@
                 <w:szCs w:val="24"/>
                 <w:lang w:val="en-US" w:eastAsia="ja-JP" w:bidi="ar-SA"/>
               </w:rPr>
-              <w:t>iNXT_BrokerVerse_Brochure.pdf</w:t>
+              <w:t>iNXT_BrokerVerse_One_Page_Brochure.pdf</w:t>
             </w:r>
           </w:p>
         </w:tc>
@@ -4278,7 +4632,7 @@
                 <w:szCs w:val="24"/>
                 <w:lang w:val="en-US" w:eastAsia="ja-JP" w:bidi="ar-SA"/>
               </w:rPr>
-              <w:t>Short overview for a first contact or a referral</w:t>
+              <w:t>One-page summary for a first e-mail or a trade event</w:t>
             </w:r>
           </w:p>
         </w:tc>
@@ -4318,7 +4672,7 @@
                 <w:szCs w:val="24"/>
                 <w:lang w:val="en-US" w:eastAsia="ja-JP" w:bidi="ar-SA"/>
               </w:rPr>
-              <w:t>iNXT_BrokerVerse_Product_Functionality.pdf</w:t>
+              <w:t>iNXT_BrokerVerse_Brochure.pdf</w:t>
             </w:r>
           </w:p>
         </w:tc>
@@ -4355,7 +4709,7 @@
                 <w:szCs w:val="24"/>
                 <w:lang w:val="en-US" w:eastAsia="ja-JP" w:bidi="ar-SA"/>
               </w:rPr>
-              <w:t>Module-by-module functionality, after a meeting</w:t>
+              <w:t>Two-page overview for a first contact or a referral</w:t>
             </w:r>
           </w:p>
         </w:tc>
@@ -4395,7 +4749,7 @@
                 <w:szCs w:val="24"/>
                 <w:lang w:val="en-US" w:eastAsia="ja-JP" w:bidi="ar-SA"/>
               </w:rPr>
-              <w:t>iNXT_BrokerVerse_Client_Presentation.pdf</w:t>
+              <w:t>iNXT_BrokerVerse_Product_Functionality.pdf</w:t>
             </w:r>
           </w:p>
         </w:tc>
@@ -4432,7 +4786,7 @@
                 <w:szCs w:val="24"/>
                 <w:lang w:val="en-US" w:eastAsia="ja-JP" w:bidi="ar-SA"/>
               </w:rPr>
-              <w:t>The deck shown in the meeting or the demo</w:t>
+              <w:t>Module-by-module functionality, after a meeting</w:t>
             </w:r>
           </w:p>
         </w:tc>
@@ -4472,7 +4826,7 @@
                 <w:szCs w:val="24"/>
                 <w:lang w:val="en-US" w:eastAsia="ja-JP" w:bidi="ar-SA"/>
               </w:rPr>
-              <w:t>iNXT_BrokerVerse_Commercial_Proposal_Rate_Card.pdf</w:t>
+              <w:t>iNXT_BrokerVerse_Client_Presentation.pdf</w:t>
             </w:r>
           </w:p>
         </w:tc>
@@ -4509,7 +4863,7 @@
                 <w:szCs w:val="24"/>
                 <w:lang w:val="en-US" w:eastAsia="ja-JP" w:bidi="ar-SA"/>
               </w:rPr>
-              <w:t>Commercial proposal and rate card</w:t>
+              <w:t>The deck shown in the meeting or the demo</w:t>
             </w:r>
           </w:p>
         </w:tc>
@@ -4549,7 +4903,7 @@
                 <w:szCs w:val="24"/>
                 <w:lang w:val="en-US" w:eastAsia="ja-JP" w:bidi="ar-SA"/>
               </w:rPr>
-              <w:t>iNXT_BrokerVerse_ROI_Calculator.xlsx</w:t>
+              <w:t>iNXT_BrokerVerse_Commercial_Proposal_Rate_Card.pdf</w:t>
             </w:r>
           </w:p>
         </w:tc>
@@ -4586,7 +4940,7 @@
                 <w:szCs w:val="24"/>
                 <w:lang w:val="en-US" w:eastAsia="ja-JP" w:bidi="ar-SA"/>
               </w:rPr>
-              <w:t>Only when the prospect's finance team asks to work the numbers</w:t>
+              <w:t>Commercial proposal and rate card</w:t>
             </w:r>
           </w:p>
         </w:tc>
@@ -4626,6 +4980,83 @@
                 <w:szCs w:val="24"/>
                 <w:lang w:val="en-US" w:eastAsia="ja-JP" w:bidi="ar-SA"/>
               </w:rPr>
+              <w:t>iNXT_BrokerVerse_ROI_Calculator.xlsx</w:t>
+            </w:r>
+          </w:p>
+        </w:tc>
+        <w:tc>
+          <w:tcPr>
+            <w:tcW w:w="4506" w:type="dxa"/>
+            <w:tcBorders>
+              <w:top w:val="single" w:sz="4" w:space="0" w:color="BFC7D1"/>
+              <w:left w:val="single" w:sz="4" w:space="0" w:color="BFC7D1"/>
+              <w:bottom w:val="single" w:sz="4" w:space="0" w:color="BFC7D1"/>
+              <w:right w:val="single" w:sz="4" w:space="0" w:color="BFC7D1"/>
+            </w:tcBorders>
+          </w:tcPr>
+          <w:p>
+            <w:pPr>
+              <w:pStyle w:val="Normal"/>
+              <w:widowControl/>
+              <w:spacing w:lineRule="auto" w:line="240" w:before="0" w:after="20"/>
+              <w:jc w:val="left"/>
+              <w:rPr>
+                <w:rFonts w:ascii="Aptos" w:hAnsi="Aptos" w:eastAsia="ＭＳ 明朝" w:cs="Arial"/>
+                <w:kern w:val="0"/>
+                <w:sz w:val="24"/>
+                <w:szCs w:val="24"/>
+                <w:lang w:val="en-US" w:eastAsia="ja-JP" w:bidi="ar-SA"/>
+              </w:rPr>
+            </w:pPr>
+            <w:r>
+              <w:rPr>
+                <w:rFonts w:eastAsia="Segoe UI" w:cs="Segoe UI" w:ascii="Segoe UI" w:hAnsi="Segoe UI"/>
+                <w:color w:val="101820"/>
+                <w:kern w:val="0"/>
+                <w:sz w:val="18"/>
+                <w:szCs w:val="24"/>
+                <w:lang w:val="en-US" w:eastAsia="ja-JP" w:bidi="ar-SA"/>
+              </w:rPr>
+              <w:t>Only when the prospect's finance team asks to work the numbers</w:t>
+            </w:r>
+          </w:p>
+        </w:tc>
+      </w:tr>
+      <w:tr>
+        <w:trPr/>
+        <w:tc>
+          <w:tcPr>
+            <w:tcW w:w="4507" w:type="dxa"/>
+            <w:tcBorders>
+              <w:top w:val="single" w:sz="4" w:space="0" w:color="BFC7D1"/>
+              <w:left w:val="single" w:sz="4" w:space="0" w:color="BFC7D1"/>
+              <w:bottom w:val="single" w:sz="4" w:space="0" w:color="BFC7D1"/>
+              <w:right w:val="single" w:sz="4" w:space="0" w:color="BFC7D1"/>
+            </w:tcBorders>
+          </w:tcPr>
+          <w:p>
+            <w:pPr>
+              <w:pStyle w:val="Normal"/>
+              <w:widowControl/>
+              <w:spacing w:lineRule="auto" w:line="240" w:before="0" w:after="20"/>
+              <w:jc w:val="left"/>
+              <w:rPr>
+                <w:rFonts w:ascii="Aptos" w:hAnsi="Aptos" w:eastAsia="ＭＳ 明朝" w:cs="Arial"/>
+                <w:kern w:val="0"/>
+                <w:sz w:val="24"/>
+                <w:szCs w:val="24"/>
+                <w:lang w:val="en-US" w:eastAsia="ja-JP" w:bidi="ar-SA"/>
+              </w:rPr>
+            </w:pPr>
+            <w:r>
+              <w:rPr>
+                <w:rFonts w:eastAsia="Segoe UI" w:cs="Segoe UI" w:ascii="Segoe UI" w:hAnsi="Segoe UI"/>
+                <w:color w:val="101820"/>
+                <w:kern w:val="0"/>
+                <w:sz w:val="18"/>
+                <w:szCs w:val="24"/>
+                <w:lang w:val="en-US" w:eastAsia="ja-JP" w:bidi="ar-SA"/>
+              </w:rPr>
               <w:t>iNXT_BrokerVerse_Master_Services_Agreement.pdf and the chosen schedules</w:t>
             </w:r>
           </w:p>
@@ -4684,7 +5115,7 @@
         <w:pStyle w:val="Heading2"/>
         <w:rPr/>
       </w:pPr>
-      <w:bookmarkStart w:id="11" w:name="__RefHeading___Toc14210_3199679052"/>
+      <w:bookmarkStart w:id="11" w:name="__RefHeading___Toc6859_1360963153"/>
       <w:bookmarkEnd w:id="11"/>
       <w:r>
         <w:rPr>
@@ -4699,7 +5130,7 @@
     <w:tbl>
       <w:tblPr>
         <w:tblStyle w:val="TableGrid"/>
-        <w:tblW w:w="9014" w:type="dxa"/>
+        <w:tblW w:w="9015" w:type="dxa"/>
         <w:jc w:val="left"/>
         <w:tblInd w:w="0" w:type="dxa"/>
         <w:tblLayout w:type="fixed"/>
@@ -4713,8 +5144,8 @@
       </w:tblPr>
       <w:tblGrid>
         <w:gridCol w:w="906"/>
-        <w:gridCol w:w="3759"/>
-        <w:gridCol w:w="4349"/>
+        <w:gridCol w:w="3761"/>
+        <w:gridCol w:w="4348"/>
       </w:tblGrid>
       <w:tr>
         <w:trPr>
@@ -4761,7 +5192,7 @@
         </w:tc>
         <w:tc>
           <w:tcPr>
-            <w:tcW w:w="3759" w:type="dxa"/>
+            <w:tcW w:w="3761" w:type="dxa"/>
             <w:tcBorders>
               <w:top w:val="single" w:sz="4" w:space="0" w:color="BFC7D1"/>
               <w:left w:val="single" w:sz="4" w:space="0" w:color="BFC7D1"/>
@@ -4800,7 +5231,7 @@
         </w:tc>
         <w:tc>
           <w:tcPr>
-            <w:tcW w:w="4349" w:type="dxa"/>
+            <w:tcW w:w="4348" w:type="dxa"/>
             <w:tcBorders>
               <w:top w:val="single" w:sz="4" w:space="0" w:color="BFC7D1"/>
               <w:left w:val="single" w:sz="4" w:space="0" w:color="BFC7D1"/>
@@ -4879,7 +5310,7 @@
         </w:tc>
         <w:tc>
           <w:tcPr>
-            <w:tcW w:w="3759" w:type="dxa"/>
+            <w:tcW w:w="3761" w:type="dxa"/>
             <w:tcBorders>
               <w:top w:val="single" w:sz="4" w:space="0" w:color="BFC7D1"/>
               <w:left w:val="single" w:sz="4" w:space="0" w:color="BFC7D1"/>
@@ -4916,7 +5347,7 @@
         </w:tc>
         <w:tc>
           <w:tcPr>
-            <w:tcW w:w="4349" w:type="dxa"/>
+            <w:tcW w:w="4348" w:type="dxa"/>
             <w:tcBorders>
               <w:top w:val="single" w:sz="4" w:space="0" w:color="BFC7D1"/>
               <w:left w:val="single" w:sz="4" w:space="0" w:color="BFC7D1"/>
@@ -4987,81 +5418,81 @@
                 <w:szCs w:val="24"/>
                 <w:lang w:val="en-US" w:eastAsia="ja-JP" w:bidi="ar-SA"/>
               </w:rPr>
-              <w:t>2</w:t>
-            </w:r>
-          </w:p>
-        </w:tc>
-        <w:tc>
-          <w:tcPr>
-            <w:tcW w:w="3759" w:type="dxa"/>
-            <w:tcBorders>
-              <w:top w:val="single" w:sz="4" w:space="0" w:color="BFC7D1"/>
-              <w:left w:val="single" w:sz="4" w:space="0" w:color="BFC7D1"/>
-              <w:bottom w:val="single" w:sz="4" w:space="0" w:color="BFC7D1"/>
-              <w:right w:val="single" w:sz="4" w:space="0" w:color="BFC7D1"/>
-            </w:tcBorders>
-          </w:tcPr>
-          <w:p>
-            <w:pPr>
-              <w:pStyle w:val="Normal"/>
-              <w:widowControl/>
-              <w:spacing w:lineRule="auto" w:line="240" w:before="0" w:after="20"/>
-              <w:jc w:val="left"/>
-              <w:rPr>
-                <w:rFonts w:ascii="Aptos" w:hAnsi="Aptos" w:eastAsia="ＭＳ 明朝" w:cs="Arial"/>
-                <w:kern w:val="0"/>
-                <w:sz w:val="24"/>
-                <w:szCs w:val="24"/>
-                <w:lang w:val="en-US" w:eastAsia="ja-JP" w:bidi="ar-SA"/>
-              </w:rPr>
-            </w:pPr>
-            <w:r>
-              <w:rPr>
-                <w:rFonts w:eastAsia="Segoe UI" w:cs="Segoe UI" w:ascii="Segoe UI" w:hAnsi="Segoe UI"/>
-                <w:color w:val="101820"/>
-                <w:kern w:val="0"/>
-                <w:sz w:val="18"/>
-                <w:szCs w:val="24"/>
-                <w:lang w:val="en-US" w:eastAsia="ja-JP" w:bidi="ar-SA"/>
-              </w:rPr>
-              <w:t>Follow-up 1</w:t>
-            </w:r>
-          </w:p>
-        </w:tc>
-        <w:tc>
-          <w:tcPr>
-            <w:tcW w:w="4349" w:type="dxa"/>
-            <w:tcBorders>
-              <w:top w:val="single" w:sz="4" w:space="0" w:color="BFC7D1"/>
-              <w:left w:val="single" w:sz="4" w:space="0" w:color="BFC7D1"/>
-              <w:bottom w:val="single" w:sz="4" w:space="0" w:color="BFC7D1"/>
-              <w:right w:val="single" w:sz="4" w:space="0" w:color="BFC7D1"/>
-            </w:tcBorders>
-          </w:tcPr>
-          <w:p>
-            <w:pPr>
-              <w:pStyle w:val="Normal"/>
-              <w:widowControl/>
-              <w:spacing w:lineRule="auto" w:line="240" w:before="0" w:after="20"/>
-              <w:jc w:val="left"/>
-              <w:rPr>
-                <w:rFonts w:ascii="Aptos" w:hAnsi="Aptos" w:eastAsia="ＭＳ 明朝" w:cs="Arial"/>
-                <w:kern w:val="0"/>
-                <w:sz w:val="24"/>
-                <w:szCs w:val="24"/>
-                <w:lang w:val="en-US" w:eastAsia="ja-JP" w:bidi="ar-SA"/>
-              </w:rPr>
-            </w:pPr>
-            <w:r>
-              <w:rPr>
-                <w:rFonts w:eastAsia="Segoe UI" w:cs="Segoe UI" w:ascii="Segoe UI" w:hAnsi="Segoe UI"/>
-                <w:color w:val="101820"/>
-                <w:kern w:val="0"/>
-                <w:sz w:val="18"/>
-                <w:szCs w:val="24"/>
-                <w:lang w:val="en-US" w:eastAsia="ja-JP" w:bidi="ar-SA"/>
-              </w:rPr>
-              <w:t>Day 4 to 5 if no reply</w:t>
+              <w:t>1a</w:t>
+            </w:r>
+          </w:p>
+        </w:tc>
+        <w:tc>
+          <w:tcPr>
+            <w:tcW w:w="3761" w:type="dxa"/>
+            <w:tcBorders>
+              <w:top w:val="single" w:sz="4" w:space="0" w:color="BFC7D1"/>
+              <w:left w:val="single" w:sz="4" w:space="0" w:color="BFC7D1"/>
+              <w:bottom w:val="single" w:sz="4" w:space="0" w:color="BFC7D1"/>
+              <w:right w:val="single" w:sz="4" w:space="0" w:color="BFC7D1"/>
+            </w:tcBorders>
+          </w:tcPr>
+          <w:p>
+            <w:pPr>
+              <w:pStyle w:val="Normal"/>
+              <w:widowControl/>
+              <w:spacing w:lineRule="auto" w:line="240" w:before="0" w:after="20"/>
+              <w:jc w:val="left"/>
+              <w:rPr>
+                <w:rFonts w:ascii="Aptos" w:hAnsi="Aptos" w:eastAsia="ＭＳ 明朝" w:cs="Arial"/>
+                <w:kern w:val="0"/>
+                <w:sz w:val="24"/>
+                <w:szCs w:val="24"/>
+                <w:lang w:val="en-US" w:eastAsia="ja-JP" w:bidi="ar-SA"/>
+              </w:rPr>
+            </w:pPr>
+            <w:r>
+              <w:rPr>
+                <w:rFonts w:eastAsia="Segoe UI" w:cs="Segoe UI" w:ascii="Segoe UI" w:hAnsi="Segoe UI"/>
+                <w:color w:val="101820"/>
+                <w:kern w:val="0"/>
+                <w:sz w:val="18"/>
+                <w:szCs w:val="24"/>
+                <w:lang w:val="en-US" w:eastAsia="ja-JP" w:bidi="ar-SA"/>
+              </w:rPr>
+              <w:t>Compliance-led introduction</w:t>
+            </w:r>
+          </w:p>
+        </w:tc>
+        <w:tc>
+          <w:tcPr>
+            <w:tcW w:w="4348" w:type="dxa"/>
+            <w:tcBorders>
+              <w:top w:val="single" w:sz="4" w:space="0" w:color="BFC7D1"/>
+              <w:left w:val="single" w:sz="4" w:space="0" w:color="BFC7D1"/>
+              <w:bottom w:val="single" w:sz="4" w:space="0" w:color="BFC7D1"/>
+              <w:right w:val="single" w:sz="4" w:space="0" w:color="BFC7D1"/>
+            </w:tcBorders>
+          </w:tcPr>
+          <w:p>
+            <w:pPr>
+              <w:pStyle w:val="Normal"/>
+              <w:widowControl/>
+              <w:spacing w:lineRule="auto" w:line="240" w:before="0" w:after="20"/>
+              <w:jc w:val="left"/>
+              <w:rPr>
+                <w:rFonts w:ascii="Aptos" w:hAnsi="Aptos" w:eastAsia="ＭＳ 明朝" w:cs="Arial"/>
+                <w:kern w:val="0"/>
+                <w:sz w:val="24"/>
+                <w:szCs w:val="24"/>
+                <w:lang w:val="en-US" w:eastAsia="ja-JP" w:bidi="ar-SA"/>
+              </w:rPr>
+            </w:pPr>
+            <w:r>
+              <w:rPr>
+                <w:rFonts w:eastAsia="Segoe UI" w:cs="Segoe UI" w:ascii="Segoe UI" w:hAnsi="Segoe UI"/>
+                <w:color w:val="101820"/>
+                <w:kern w:val="0"/>
+                <w:sz w:val="18"/>
+                <w:szCs w:val="24"/>
+                <w:lang w:val="en-US" w:eastAsia="ja-JP" w:bidi="ar-SA"/>
+              </w:rPr>
+              <w:t>Day 0, instead of step 1 when the contact is the compliance officer or the CFO and a regulatory change is the trigger</w:t>
             </w:r>
           </w:p>
         </w:tc>
@@ -5101,81 +5532,81 @@
                 <w:szCs w:val="24"/>
                 <w:lang w:val="en-US" w:eastAsia="ja-JP" w:bidi="ar-SA"/>
               </w:rPr>
-              <w:t>3</w:t>
-            </w:r>
-          </w:p>
-        </w:tc>
-        <w:tc>
-          <w:tcPr>
-            <w:tcW w:w="3759" w:type="dxa"/>
-            <w:tcBorders>
-              <w:top w:val="single" w:sz="4" w:space="0" w:color="BFC7D1"/>
-              <w:left w:val="single" w:sz="4" w:space="0" w:color="BFC7D1"/>
-              <w:bottom w:val="single" w:sz="4" w:space="0" w:color="BFC7D1"/>
-              <w:right w:val="single" w:sz="4" w:space="0" w:color="BFC7D1"/>
-            </w:tcBorders>
-          </w:tcPr>
-          <w:p>
-            <w:pPr>
-              <w:pStyle w:val="Normal"/>
-              <w:widowControl/>
-              <w:spacing w:lineRule="auto" w:line="240" w:before="0" w:after="20"/>
-              <w:jc w:val="left"/>
-              <w:rPr>
-                <w:rFonts w:ascii="Aptos" w:hAnsi="Aptos" w:eastAsia="ＭＳ 明朝" w:cs="Arial"/>
-                <w:kern w:val="0"/>
-                <w:sz w:val="24"/>
-                <w:szCs w:val="24"/>
-                <w:lang w:val="en-US" w:eastAsia="ja-JP" w:bidi="ar-SA"/>
-              </w:rPr>
-            </w:pPr>
-            <w:r>
-              <w:rPr>
-                <w:rFonts w:eastAsia="Segoe UI" w:cs="Segoe UI" w:ascii="Segoe UI" w:hAnsi="Segoe UI"/>
-                <w:color w:val="101820"/>
-                <w:kern w:val="0"/>
-                <w:sz w:val="18"/>
-                <w:szCs w:val="24"/>
-                <w:lang w:val="en-US" w:eastAsia="ja-JP" w:bidi="ar-SA"/>
-              </w:rPr>
-              <w:t>Follow-up 2</w:t>
-            </w:r>
-          </w:p>
-        </w:tc>
-        <w:tc>
-          <w:tcPr>
-            <w:tcW w:w="4349" w:type="dxa"/>
-            <w:tcBorders>
-              <w:top w:val="single" w:sz="4" w:space="0" w:color="BFC7D1"/>
-              <w:left w:val="single" w:sz="4" w:space="0" w:color="BFC7D1"/>
-              <w:bottom w:val="single" w:sz="4" w:space="0" w:color="BFC7D1"/>
-              <w:right w:val="single" w:sz="4" w:space="0" w:color="BFC7D1"/>
-            </w:tcBorders>
-          </w:tcPr>
-          <w:p>
-            <w:pPr>
-              <w:pStyle w:val="Normal"/>
-              <w:widowControl/>
-              <w:spacing w:lineRule="auto" w:line="240" w:before="0" w:after="20"/>
-              <w:jc w:val="left"/>
-              <w:rPr>
-                <w:rFonts w:ascii="Aptos" w:hAnsi="Aptos" w:eastAsia="ＭＳ 明朝" w:cs="Arial"/>
-                <w:kern w:val="0"/>
-                <w:sz w:val="24"/>
-                <w:szCs w:val="24"/>
-                <w:lang w:val="en-US" w:eastAsia="ja-JP" w:bidi="ar-SA"/>
-              </w:rPr>
-            </w:pPr>
-            <w:r>
-              <w:rPr>
-                <w:rFonts w:eastAsia="Segoe UI" w:cs="Segoe UI" w:ascii="Segoe UI" w:hAnsi="Segoe UI"/>
-                <w:color w:val="101820"/>
-                <w:kern w:val="0"/>
-                <w:sz w:val="18"/>
-                <w:szCs w:val="24"/>
-                <w:lang w:val="en-US" w:eastAsia="ja-JP" w:bidi="ar-SA"/>
-              </w:rPr>
-              <w:t>Day 10 to 12 if no reply, then pause 60 days</w:t>
+              <w:t>2</w:t>
+            </w:r>
+          </w:p>
+        </w:tc>
+        <w:tc>
+          <w:tcPr>
+            <w:tcW w:w="3761" w:type="dxa"/>
+            <w:tcBorders>
+              <w:top w:val="single" w:sz="4" w:space="0" w:color="BFC7D1"/>
+              <w:left w:val="single" w:sz="4" w:space="0" w:color="BFC7D1"/>
+              <w:bottom w:val="single" w:sz="4" w:space="0" w:color="BFC7D1"/>
+              <w:right w:val="single" w:sz="4" w:space="0" w:color="BFC7D1"/>
+            </w:tcBorders>
+          </w:tcPr>
+          <w:p>
+            <w:pPr>
+              <w:pStyle w:val="Normal"/>
+              <w:widowControl/>
+              <w:spacing w:lineRule="auto" w:line="240" w:before="0" w:after="20"/>
+              <w:jc w:val="left"/>
+              <w:rPr>
+                <w:rFonts w:ascii="Aptos" w:hAnsi="Aptos" w:eastAsia="ＭＳ 明朝" w:cs="Arial"/>
+                <w:kern w:val="0"/>
+                <w:sz w:val="24"/>
+                <w:szCs w:val="24"/>
+                <w:lang w:val="en-US" w:eastAsia="ja-JP" w:bidi="ar-SA"/>
+              </w:rPr>
+            </w:pPr>
+            <w:r>
+              <w:rPr>
+                <w:rFonts w:eastAsia="Segoe UI" w:cs="Segoe UI" w:ascii="Segoe UI" w:hAnsi="Segoe UI"/>
+                <w:color w:val="101820"/>
+                <w:kern w:val="0"/>
+                <w:sz w:val="18"/>
+                <w:szCs w:val="24"/>
+                <w:lang w:val="en-US" w:eastAsia="ja-JP" w:bidi="ar-SA"/>
+              </w:rPr>
+              <w:t>Follow-up 1</w:t>
+            </w:r>
+          </w:p>
+        </w:tc>
+        <w:tc>
+          <w:tcPr>
+            <w:tcW w:w="4348" w:type="dxa"/>
+            <w:tcBorders>
+              <w:top w:val="single" w:sz="4" w:space="0" w:color="BFC7D1"/>
+              <w:left w:val="single" w:sz="4" w:space="0" w:color="BFC7D1"/>
+              <w:bottom w:val="single" w:sz="4" w:space="0" w:color="BFC7D1"/>
+              <w:right w:val="single" w:sz="4" w:space="0" w:color="BFC7D1"/>
+            </w:tcBorders>
+          </w:tcPr>
+          <w:p>
+            <w:pPr>
+              <w:pStyle w:val="Normal"/>
+              <w:widowControl/>
+              <w:spacing w:lineRule="auto" w:line="240" w:before="0" w:after="20"/>
+              <w:jc w:val="left"/>
+              <w:rPr>
+                <w:rFonts w:ascii="Aptos" w:hAnsi="Aptos" w:eastAsia="ＭＳ 明朝" w:cs="Arial"/>
+                <w:kern w:val="0"/>
+                <w:sz w:val="24"/>
+                <w:szCs w:val="24"/>
+                <w:lang w:val="en-US" w:eastAsia="ja-JP" w:bidi="ar-SA"/>
+              </w:rPr>
+            </w:pPr>
+            <w:r>
+              <w:rPr>
+                <w:rFonts w:eastAsia="Segoe UI" w:cs="Segoe UI" w:ascii="Segoe UI" w:hAnsi="Segoe UI"/>
+                <w:color w:val="101820"/>
+                <w:kern w:val="0"/>
+                <w:sz w:val="18"/>
+                <w:szCs w:val="24"/>
+                <w:lang w:val="en-US" w:eastAsia="ja-JP" w:bidi="ar-SA"/>
+              </w:rPr>
+              <w:t>Day 4 to 5 if no reply</w:t>
             </w:r>
           </w:p>
         </w:tc>
@@ -5215,81 +5646,81 @@
                 <w:szCs w:val="24"/>
                 <w:lang w:val="en-US" w:eastAsia="ja-JP" w:bidi="ar-SA"/>
               </w:rPr>
-              <w:t>4</w:t>
-            </w:r>
-          </w:p>
-        </w:tc>
-        <w:tc>
-          <w:tcPr>
-            <w:tcW w:w="3759" w:type="dxa"/>
-            <w:tcBorders>
-              <w:top w:val="single" w:sz="4" w:space="0" w:color="BFC7D1"/>
-              <w:left w:val="single" w:sz="4" w:space="0" w:color="BFC7D1"/>
-              <w:bottom w:val="single" w:sz="4" w:space="0" w:color="BFC7D1"/>
-              <w:right w:val="single" w:sz="4" w:space="0" w:color="BFC7D1"/>
-            </w:tcBorders>
-          </w:tcPr>
-          <w:p>
-            <w:pPr>
-              <w:pStyle w:val="Normal"/>
-              <w:widowControl/>
-              <w:spacing w:lineRule="auto" w:line="240" w:before="0" w:after="20"/>
-              <w:jc w:val="left"/>
-              <w:rPr>
-                <w:rFonts w:ascii="Aptos" w:hAnsi="Aptos" w:eastAsia="ＭＳ 明朝" w:cs="Arial"/>
-                <w:kern w:val="0"/>
-                <w:sz w:val="24"/>
-                <w:szCs w:val="24"/>
-                <w:lang w:val="en-US" w:eastAsia="ja-JP" w:bidi="ar-SA"/>
-              </w:rPr>
-            </w:pPr>
-            <w:r>
-              <w:rPr>
-                <w:rFonts w:eastAsia="Segoe UI" w:cs="Segoe UI" w:ascii="Segoe UI" w:hAnsi="Segoe UI"/>
-                <w:color w:val="101820"/>
-                <w:kern w:val="0"/>
-                <w:sz w:val="18"/>
-                <w:szCs w:val="24"/>
-                <w:lang w:val="en-US" w:eastAsia="ja-JP" w:bidi="ar-SA"/>
-              </w:rPr>
-              <w:t>Meeting request</w:t>
-            </w:r>
-          </w:p>
-        </w:tc>
-        <w:tc>
-          <w:tcPr>
-            <w:tcW w:w="4349" w:type="dxa"/>
-            <w:tcBorders>
-              <w:top w:val="single" w:sz="4" w:space="0" w:color="BFC7D1"/>
-              <w:left w:val="single" w:sz="4" w:space="0" w:color="BFC7D1"/>
-              <w:bottom w:val="single" w:sz="4" w:space="0" w:color="BFC7D1"/>
-              <w:right w:val="single" w:sz="4" w:space="0" w:color="BFC7D1"/>
-            </w:tcBorders>
-          </w:tcPr>
-          <w:p>
-            <w:pPr>
-              <w:pStyle w:val="Normal"/>
-              <w:widowControl/>
-              <w:spacing w:lineRule="auto" w:line="240" w:before="0" w:after="20"/>
-              <w:jc w:val="left"/>
-              <w:rPr>
-                <w:rFonts w:ascii="Aptos" w:hAnsi="Aptos" w:eastAsia="ＭＳ 明朝" w:cs="Arial"/>
-                <w:kern w:val="0"/>
-                <w:sz w:val="24"/>
-                <w:szCs w:val="24"/>
-                <w:lang w:val="en-US" w:eastAsia="ja-JP" w:bidi="ar-SA"/>
-              </w:rPr>
-            </w:pPr>
-            <w:r>
-              <w:rPr>
-                <w:rFonts w:eastAsia="Segoe UI" w:cs="Segoe UI" w:ascii="Segoe UI" w:hAnsi="Segoe UI"/>
-                <w:color w:val="101820"/>
-                <w:kern w:val="0"/>
-                <w:sz w:val="18"/>
-                <w:szCs w:val="24"/>
-                <w:lang w:val="en-US" w:eastAsia="ja-JP" w:bidi="ar-SA"/>
-              </w:rPr>
-              <w:t>When the prospect replies with interest, or after a referral</w:t>
+              <w:t>3</w:t>
+            </w:r>
+          </w:p>
+        </w:tc>
+        <w:tc>
+          <w:tcPr>
+            <w:tcW w:w="3761" w:type="dxa"/>
+            <w:tcBorders>
+              <w:top w:val="single" w:sz="4" w:space="0" w:color="BFC7D1"/>
+              <w:left w:val="single" w:sz="4" w:space="0" w:color="BFC7D1"/>
+              <w:bottom w:val="single" w:sz="4" w:space="0" w:color="BFC7D1"/>
+              <w:right w:val="single" w:sz="4" w:space="0" w:color="BFC7D1"/>
+            </w:tcBorders>
+          </w:tcPr>
+          <w:p>
+            <w:pPr>
+              <w:pStyle w:val="Normal"/>
+              <w:widowControl/>
+              <w:spacing w:lineRule="auto" w:line="240" w:before="0" w:after="20"/>
+              <w:jc w:val="left"/>
+              <w:rPr>
+                <w:rFonts w:ascii="Aptos" w:hAnsi="Aptos" w:eastAsia="ＭＳ 明朝" w:cs="Arial"/>
+                <w:kern w:val="0"/>
+                <w:sz w:val="24"/>
+                <w:szCs w:val="24"/>
+                <w:lang w:val="en-US" w:eastAsia="ja-JP" w:bidi="ar-SA"/>
+              </w:rPr>
+            </w:pPr>
+            <w:r>
+              <w:rPr>
+                <w:rFonts w:eastAsia="Segoe UI" w:cs="Segoe UI" w:ascii="Segoe UI" w:hAnsi="Segoe UI"/>
+                <w:color w:val="101820"/>
+                <w:kern w:val="0"/>
+                <w:sz w:val="18"/>
+                <w:szCs w:val="24"/>
+                <w:lang w:val="en-US" w:eastAsia="ja-JP" w:bidi="ar-SA"/>
+              </w:rPr>
+              <w:t>Follow-up 2</w:t>
+            </w:r>
+          </w:p>
+        </w:tc>
+        <w:tc>
+          <w:tcPr>
+            <w:tcW w:w="4348" w:type="dxa"/>
+            <w:tcBorders>
+              <w:top w:val="single" w:sz="4" w:space="0" w:color="BFC7D1"/>
+              <w:left w:val="single" w:sz="4" w:space="0" w:color="BFC7D1"/>
+              <w:bottom w:val="single" w:sz="4" w:space="0" w:color="BFC7D1"/>
+              <w:right w:val="single" w:sz="4" w:space="0" w:color="BFC7D1"/>
+            </w:tcBorders>
+          </w:tcPr>
+          <w:p>
+            <w:pPr>
+              <w:pStyle w:val="Normal"/>
+              <w:widowControl/>
+              <w:spacing w:lineRule="auto" w:line="240" w:before="0" w:after="20"/>
+              <w:jc w:val="left"/>
+              <w:rPr>
+                <w:rFonts w:ascii="Aptos" w:hAnsi="Aptos" w:eastAsia="ＭＳ 明朝" w:cs="Arial"/>
+                <w:kern w:val="0"/>
+                <w:sz w:val="24"/>
+                <w:szCs w:val="24"/>
+                <w:lang w:val="en-US" w:eastAsia="ja-JP" w:bidi="ar-SA"/>
+              </w:rPr>
+            </w:pPr>
+            <w:r>
+              <w:rPr>
+                <w:rFonts w:eastAsia="Segoe UI" w:cs="Segoe UI" w:ascii="Segoe UI" w:hAnsi="Segoe UI"/>
+                <w:color w:val="101820"/>
+                <w:kern w:val="0"/>
+                <w:sz w:val="18"/>
+                <w:szCs w:val="24"/>
+                <w:lang w:val="en-US" w:eastAsia="ja-JP" w:bidi="ar-SA"/>
+              </w:rPr>
+              <w:t>Day 10 to 12 if no reply, then pause 60 days</w:t>
             </w:r>
           </w:p>
         </w:tc>
@@ -5329,81 +5760,81 @@
                 <w:szCs w:val="24"/>
                 <w:lang w:val="en-US" w:eastAsia="ja-JP" w:bidi="ar-SA"/>
               </w:rPr>
-              <w:t>5</w:t>
-            </w:r>
-          </w:p>
-        </w:tc>
-        <w:tc>
-          <w:tcPr>
-            <w:tcW w:w="3759" w:type="dxa"/>
-            <w:tcBorders>
-              <w:top w:val="single" w:sz="4" w:space="0" w:color="BFC7D1"/>
-              <w:left w:val="single" w:sz="4" w:space="0" w:color="BFC7D1"/>
-              <w:bottom w:val="single" w:sz="4" w:space="0" w:color="BFC7D1"/>
-              <w:right w:val="single" w:sz="4" w:space="0" w:color="BFC7D1"/>
-            </w:tcBorders>
-          </w:tcPr>
-          <w:p>
-            <w:pPr>
-              <w:pStyle w:val="Normal"/>
-              <w:widowControl/>
-              <w:spacing w:lineRule="auto" w:line="240" w:before="0" w:after="20"/>
-              <w:jc w:val="left"/>
-              <w:rPr>
-                <w:rFonts w:ascii="Aptos" w:hAnsi="Aptos" w:eastAsia="ＭＳ 明朝" w:cs="Arial"/>
-                <w:kern w:val="0"/>
-                <w:sz w:val="24"/>
-                <w:szCs w:val="24"/>
-                <w:lang w:val="en-US" w:eastAsia="ja-JP" w:bidi="ar-SA"/>
-              </w:rPr>
-            </w:pPr>
-            <w:r>
-              <w:rPr>
-                <w:rFonts w:eastAsia="Segoe UI" w:cs="Segoe UI" w:ascii="Segoe UI" w:hAnsi="Segoe UI"/>
-                <w:color w:val="101820"/>
-                <w:kern w:val="0"/>
-                <w:sz w:val="18"/>
-                <w:szCs w:val="24"/>
-                <w:lang w:val="en-US" w:eastAsia="ja-JP" w:bidi="ar-SA"/>
-              </w:rPr>
-              <w:t>Pre-meeting agenda</w:t>
-            </w:r>
-          </w:p>
-        </w:tc>
-        <w:tc>
-          <w:tcPr>
-            <w:tcW w:w="4349" w:type="dxa"/>
-            <w:tcBorders>
-              <w:top w:val="single" w:sz="4" w:space="0" w:color="BFC7D1"/>
-              <w:left w:val="single" w:sz="4" w:space="0" w:color="BFC7D1"/>
-              <w:bottom w:val="single" w:sz="4" w:space="0" w:color="BFC7D1"/>
-              <w:right w:val="single" w:sz="4" w:space="0" w:color="BFC7D1"/>
-            </w:tcBorders>
-          </w:tcPr>
-          <w:p>
-            <w:pPr>
-              <w:pStyle w:val="Normal"/>
-              <w:widowControl/>
-              <w:spacing w:lineRule="auto" w:line="240" w:before="0" w:after="20"/>
-              <w:jc w:val="left"/>
-              <w:rPr>
-                <w:rFonts w:ascii="Aptos" w:hAnsi="Aptos" w:eastAsia="ＭＳ 明朝" w:cs="Arial"/>
-                <w:kern w:val="0"/>
-                <w:sz w:val="24"/>
-                <w:szCs w:val="24"/>
-                <w:lang w:val="en-US" w:eastAsia="ja-JP" w:bidi="ar-SA"/>
-              </w:rPr>
-            </w:pPr>
-            <w:r>
-              <w:rPr>
-                <w:rFonts w:eastAsia="Segoe UI" w:cs="Segoe UI" w:ascii="Segoe UI" w:hAnsi="Segoe UI"/>
-                <w:color w:val="101820"/>
-                <w:kern w:val="0"/>
-                <w:sz w:val="18"/>
-                <w:szCs w:val="24"/>
-                <w:lang w:val="en-US" w:eastAsia="ja-JP" w:bidi="ar-SA"/>
-              </w:rPr>
-              <w:t>1 to 2 working days before the meeting</w:t>
+              <w:t>4</w:t>
+            </w:r>
+          </w:p>
+        </w:tc>
+        <w:tc>
+          <w:tcPr>
+            <w:tcW w:w="3761" w:type="dxa"/>
+            <w:tcBorders>
+              <w:top w:val="single" w:sz="4" w:space="0" w:color="BFC7D1"/>
+              <w:left w:val="single" w:sz="4" w:space="0" w:color="BFC7D1"/>
+              <w:bottom w:val="single" w:sz="4" w:space="0" w:color="BFC7D1"/>
+              <w:right w:val="single" w:sz="4" w:space="0" w:color="BFC7D1"/>
+            </w:tcBorders>
+          </w:tcPr>
+          <w:p>
+            <w:pPr>
+              <w:pStyle w:val="Normal"/>
+              <w:widowControl/>
+              <w:spacing w:lineRule="auto" w:line="240" w:before="0" w:after="20"/>
+              <w:jc w:val="left"/>
+              <w:rPr>
+                <w:rFonts w:ascii="Aptos" w:hAnsi="Aptos" w:eastAsia="ＭＳ 明朝" w:cs="Arial"/>
+                <w:kern w:val="0"/>
+                <w:sz w:val="24"/>
+                <w:szCs w:val="24"/>
+                <w:lang w:val="en-US" w:eastAsia="ja-JP" w:bidi="ar-SA"/>
+              </w:rPr>
+            </w:pPr>
+            <w:r>
+              <w:rPr>
+                <w:rFonts w:eastAsia="Segoe UI" w:cs="Segoe UI" w:ascii="Segoe UI" w:hAnsi="Segoe UI"/>
+                <w:color w:val="101820"/>
+                <w:kern w:val="0"/>
+                <w:sz w:val="18"/>
+                <w:szCs w:val="24"/>
+                <w:lang w:val="en-US" w:eastAsia="ja-JP" w:bidi="ar-SA"/>
+              </w:rPr>
+              <w:t>Meeting request</w:t>
+            </w:r>
+          </w:p>
+        </w:tc>
+        <w:tc>
+          <w:tcPr>
+            <w:tcW w:w="4348" w:type="dxa"/>
+            <w:tcBorders>
+              <w:top w:val="single" w:sz="4" w:space="0" w:color="BFC7D1"/>
+              <w:left w:val="single" w:sz="4" w:space="0" w:color="BFC7D1"/>
+              <w:bottom w:val="single" w:sz="4" w:space="0" w:color="BFC7D1"/>
+              <w:right w:val="single" w:sz="4" w:space="0" w:color="BFC7D1"/>
+            </w:tcBorders>
+          </w:tcPr>
+          <w:p>
+            <w:pPr>
+              <w:pStyle w:val="Normal"/>
+              <w:widowControl/>
+              <w:spacing w:lineRule="auto" w:line="240" w:before="0" w:after="20"/>
+              <w:jc w:val="left"/>
+              <w:rPr>
+                <w:rFonts w:ascii="Aptos" w:hAnsi="Aptos" w:eastAsia="ＭＳ 明朝" w:cs="Arial"/>
+                <w:kern w:val="0"/>
+                <w:sz w:val="24"/>
+                <w:szCs w:val="24"/>
+                <w:lang w:val="en-US" w:eastAsia="ja-JP" w:bidi="ar-SA"/>
+              </w:rPr>
+            </w:pPr>
+            <w:r>
+              <w:rPr>
+                <w:rFonts w:eastAsia="Segoe UI" w:cs="Segoe UI" w:ascii="Segoe UI" w:hAnsi="Segoe UI"/>
+                <w:color w:val="101820"/>
+                <w:kern w:val="0"/>
+                <w:sz w:val="18"/>
+                <w:szCs w:val="24"/>
+                <w:lang w:val="en-US" w:eastAsia="ja-JP" w:bidi="ar-SA"/>
+              </w:rPr>
+              <w:t>When the prospect replies with interest, or after a referral</w:t>
             </w:r>
           </w:p>
         </w:tc>
@@ -5443,81 +5874,81 @@
                 <w:szCs w:val="24"/>
                 <w:lang w:val="en-US" w:eastAsia="ja-JP" w:bidi="ar-SA"/>
               </w:rPr>
-              <w:t>6</w:t>
-            </w:r>
-          </w:p>
-        </w:tc>
-        <w:tc>
-          <w:tcPr>
-            <w:tcW w:w="3759" w:type="dxa"/>
-            <w:tcBorders>
-              <w:top w:val="single" w:sz="4" w:space="0" w:color="BFC7D1"/>
-              <w:left w:val="single" w:sz="4" w:space="0" w:color="BFC7D1"/>
-              <w:bottom w:val="single" w:sz="4" w:space="0" w:color="BFC7D1"/>
-              <w:right w:val="single" w:sz="4" w:space="0" w:color="BFC7D1"/>
-            </w:tcBorders>
-          </w:tcPr>
-          <w:p>
-            <w:pPr>
-              <w:pStyle w:val="Normal"/>
-              <w:widowControl/>
-              <w:spacing w:lineRule="auto" w:line="240" w:before="0" w:after="20"/>
-              <w:jc w:val="left"/>
-              <w:rPr>
-                <w:rFonts w:ascii="Aptos" w:hAnsi="Aptos" w:eastAsia="ＭＳ 明朝" w:cs="Arial"/>
-                <w:kern w:val="0"/>
-                <w:sz w:val="24"/>
-                <w:szCs w:val="24"/>
-                <w:lang w:val="en-US" w:eastAsia="ja-JP" w:bidi="ar-SA"/>
-              </w:rPr>
-            </w:pPr>
-            <w:r>
-              <w:rPr>
-                <w:rFonts w:eastAsia="Segoe UI" w:cs="Segoe UI" w:ascii="Segoe UI" w:hAnsi="Segoe UI"/>
-                <w:color w:val="101820"/>
-                <w:kern w:val="0"/>
-                <w:sz w:val="18"/>
-                <w:szCs w:val="24"/>
-                <w:lang w:val="en-US" w:eastAsia="ja-JP" w:bidi="ar-SA"/>
-              </w:rPr>
-              <w:t>Post-meeting thank-you</w:t>
-            </w:r>
-          </w:p>
-        </w:tc>
-        <w:tc>
-          <w:tcPr>
-            <w:tcW w:w="4349" w:type="dxa"/>
-            <w:tcBorders>
-              <w:top w:val="single" w:sz="4" w:space="0" w:color="BFC7D1"/>
-              <w:left w:val="single" w:sz="4" w:space="0" w:color="BFC7D1"/>
-              <w:bottom w:val="single" w:sz="4" w:space="0" w:color="BFC7D1"/>
-              <w:right w:val="single" w:sz="4" w:space="0" w:color="BFC7D1"/>
-            </w:tcBorders>
-          </w:tcPr>
-          <w:p>
-            <w:pPr>
-              <w:pStyle w:val="Normal"/>
-              <w:widowControl/>
-              <w:spacing w:lineRule="auto" w:line="240" w:before="0" w:after="20"/>
-              <w:jc w:val="left"/>
-              <w:rPr>
-                <w:rFonts w:ascii="Aptos" w:hAnsi="Aptos" w:eastAsia="ＭＳ 明朝" w:cs="Arial"/>
-                <w:kern w:val="0"/>
-                <w:sz w:val="24"/>
-                <w:szCs w:val="24"/>
-                <w:lang w:val="en-US" w:eastAsia="ja-JP" w:bidi="ar-SA"/>
-              </w:rPr>
-            </w:pPr>
-            <w:r>
-              <w:rPr>
-                <w:rFonts w:eastAsia="Segoe UI" w:cs="Segoe UI" w:ascii="Segoe UI" w:hAnsi="Segoe UI"/>
-                <w:color w:val="101820"/>
-                <w:kern w:val="0"/>
-                <w:sz w:val="18"/>
-                <w:szCs w:val="24"/>
-                <w:lang w:val="en-US" w:eastAsia="ja-JP" w:bidi="ar-SA"/>
-              </w:rPr>
-              <w:t>Same day or next morning</w:t>
+              <w:t>5</w:t>
+            </w:r>
+          </w:p>
+        </w:tc>
+        <w:tc>
+          <w:tcPr>
+            <w:tcW w:w="3761" w:type="dxa"/>
+            <w:tcBorders>
+              <w:top w:val="single" w:sz="4" w:space="0" w:color="BFC7D1"/>
+              <w:left w:val="single" w:sz="4" w:space="0" w:color="BFC7D1"/>
+              <w:bottom w:val="single" w:sz="4" w:space="0" w:color="BFC7D1"/>
+              <w:right w:val="single" w:sz="4" w:space="0" w:color="BFC7D1"/>
+            </w:tcBorders>
+          </w:tcPr>
+          <w:p>
+            <w:pPr>
+              <w:pStyle w:val="Normal"/>
+              <w:widowControl/>
+              <w:spacing w:lineRule="auto" w:line="240" w:before="0" w:after="20"/>
+              <w:jc w:val="left"/>
+              <w:rPr>
+                <w:rFonts w:ascii="Aptos" w:hAnsi="Aptos" w:eastAsia="ＭＳ 明朝" w:cs="Arial"/>
+                <w:kern w:val="0"/>
+                <w:sz w:val="24"/>
+                <w:szCs w:val="24"/>
+                <w:lang w:val="en-US" w:eastAsia="ja-JP" w:bidi="ar-SA"/>
+              </w:rPr>
+            </w:pPr>
+            <w:r>
+              <w:rPr>
+                <w:rFonts w:eastAsia="Segoe UI" w:cs="Segoe UI" w:ascii="Segoe UI" w:hAnsi="Segoe UI"/>
+                <w:color w:val="101820"/>
+                <w:kern w:val="0"/>
+                <w:sz w:val="18"/>
+                <w:szCs w:val="24"/>
+                <w:lang w:val="en-US" w:eastAsia="ja-JP" w:bidi="ar-SA"/>
+              </w:rPr>
+              <w:t>Pre-meeting agenda</w:t>
+            </w:r>
+          </w:p>
+        </w:tc>
+        <w:tc>
+          <w:tcPr>
+            <w:tcW w:w="4348" w:type="dxa"/>
+            <w:tcBorders>
+              <w:top w:val="single" w:sz="4" w:space="0" w:color="BFC7D1"/>
+              <w:left w:val="single" w:sz="4" w:space="0" w:color="BFC7D1"/>
+              <w:bottom w:val="single" w:sz="4" w:space="0" w:color="BFC7D1"/>
+              <w:right w:val="single" w:sz="4" w:space="0" w:color="BFC7D1"/>
+            </w:tcBorders>
+          </w:tcPr>
+          <w:p>
+            <w:pPr>
+              <w:pStyle w:val="Normal"/>
+              <w:widowControl/>
+              <w:spacing w:lineRule="auto" w:line="240" w:before="0" w:after="20"/>
+              <w:jc w:val="left"/>
+              <w:rPr>
+                <w:rFonts w:ascii="Aptos" w:hAnsi="Aptos" w:eastAsia="ＭＳ 明朝" w:cs="Arial"/>
+                <w:kern w:val="0"/>
+                <w:sz w:val="24"/>
+                <w:szCs w:val="24"/>
+                <w:lang w:val="en-US" w:eastAsia="ja-JP" w:bidi="ar-SA"/>
+              </w:rPr>
+            </w:pPr>
+            <w:r>
+              <w:rPr>
+                <w:rFonts w:eastAsia="Segoe UI" w:cs="Segoe UI" w:ascii="Segoe UI" w:hAnsi="Segoe UI"/>
+                <w:color w:val="101820"/>
+                <w:kern w:val="0"/>
+                <w:sz w:val="18"/>
+                <w:szCs w:val="24"/>
+                <w:lang w:val="en-US" w:eastAsia="ja-JP" w:bidi="ar-SA"/>
+              </w:rPr>
+              <w:t>1 to 2 working days before the meeting</w:t>
             </w:r>
           </w:p>
         </w:tc>
@@ -5557,81 +5988,81 @@
                 <w:szCs w:val="24"/>
                 <w:lang w:val="en-US" w:eastAsia="ja-JP" w:bidi="ar-SA"/>
               </w:rPr>
-              <w:t>7</w:t>
-            </w:r>
-          </w:p>
-        </w:tc>
-        <w:tc>
-          <w:tcPr>
-            <w:tcW w:w="3759" w:type="dxa"/>
-            <w:tcBorders>
-              <w:top w:val="single" w:sz="4" w:space="0" w:color="BFC7D1"/>
-              <w:left w:val="single" w:sz="4" w:space="0" w:color="BFC7D1"/>
-              <w:bottom w:val="single" w:sz="4" w:space="0" w:color="BFC7D1"/>
-              <w:right w:val="single" w:sz="4" w:space="0" w:color="BFC7D1"/>
-            </w:tcBorders>
-          </w:tcPr>
-          <w:p>
-            <w:pPr>
-              <w:pStyle w:val="Normal"/>
-              <w:widowControl/>
-              <w:spacing w:lineRule="auto" w:line="240" w:before="0" w:after="20"/>
-              <w:jc w:val="left"/>
-              <w:rPr>
-                <w:rFonts w:ascii="Aptos" w:hAnsi="Aptos" w:eastAsia="ＭＳ 明朝" w:cs="Arial"/>
-                <w:kern w:val="0"/>
-                <w:sz w:val="24"/>
-                <w:szCs w:val="24"/>
-                <w:lang w:val="en-US" w:eastAsia="ja-JP" w:bidi="ar-SA"/>
-              </w:rPr>
-            </w:pPr>
-            <w:r>
-              <w:rPr>
-                <w:rFonts w:eastAsia="Segoe UI" w:cs="Segoe UI" w:ascii="Segoe UI" w:hAnsi="Segoe UI"/>
-                <w:color w:val="101820"/>
-                <w:kern w:val="0"/>
-                <w:sz w:val="18"/>
-                <w:szCs w:val="24"/>
-                <w:lang w:val="en-US" w:eastAsia="ja-JP" w:bidi="ar-SA"/>
-              </w:rPr>
-              <w:t>Demo invitation</w:t>
-            </w:r>
-          </w:p>
-        </w:tc>
-        <w:tc>
-          <w:tcPr>
-            <w:tcW w:w="4349" w:type="dxa"/>
-            <w:tcBorders>
-              <w:top w:val="single" w:sz="4" w:space="0" w:color="BFC7D1"/>
-              <w:left w:val="single" w:sz="4" w:space="0" w:color="BFC7D1"/>
-              <w:bottom w:val="single" w:sz="4" w:space="0" w:color="BFC7D1"/>
-              <w:right w:val="single" w:sz="4" w:space="0" w:color="BFC7D1"/>
-            </w:tcBorders>
-          </w:tcPr>
-          <w:p>
-            <w:pPr>
-              <w:pStyle w:val="Normal"/>
-              <w:widowControl/>
-              <w:spacing w:lineRule="auto" w:line="240" w:before="0" w:after="20"/>
-              <w:jc w:val="left"/>
-              <w:rPr>
-                <w:rFonts w:ascii="Aptos" w:hAnsi="Aptos" w:eastAsia="ＭＳ 明朝" w:cs="Arial"/>
-                <w:kern w:val="0"/>
-                <w:sz w:val="24"/>
-                <w:szCs w:val="24"/>
-                <w:lang w:val="en-US" w:eastAsia="ja-JP" w:bidi="ar-SA"/>
-              </w:rPr>
-            </w:pPr>
-            <w:r>
-              <w:rPr>
-                <w:rFonts w:eastAsia="Segoe UI" w:cs="Segoe UI" w:ascii="Segoe UI" w:hAnsi="Segoe UI"/>
-                <w:color w:val="101820"/>
-                <w:kern w:val="0"/>
-                <w:sz w:val="18"/>
-                <w:szCs w:val="24"/>
-                <w:lang w:val="en-US" w:eastAsia="ja-JP" w:bidi="ar-SA"/>
-              </w:rPr>
-              <w:t>When the prospect agrees to a demo</w:t>
+              <w:t>6</w:t>
+            </w:r>
+          </w:p>
+        </w:tc>
+        <w:tc>
+          <w:tcPr>
+            <w:tcW w:w="3761" w:type="dxa"/>
+            <w:tcBorders>
+              <w:top w:val="single" w:sz="4" w:space="0" w:color="BFC7D1"/>
+              <w:left w:val="single" w:sz="4" w:space="0" w:color="BFC7D1"/>
+              <w:bottom w:val="single" w:sz="4" w:space="0" w:color="BFC7D1"/>
+              <w:right w:val="single" w:sz="4" w:space="0" w:color="BFC7D1"/>
+            </w:tcBorders>
+          </w:tcPr>
+          <w:p>
+            <w:pPr>
+              <w:pStyle w:val="Normal"/>
+              <w:widowControl/>
+              <w:spacing w:lineRule="auto" w:line="240" w:before="0" w:after="20"/>
+              <w:jc w:val="left"/>
+              <w:rPr>
+                <w:rFonts w:ascii="Aptos" w:hAnsi="Aptos" w:eastAsia="ＭＳ 明朝" w:cs="Arial"/>
+                <w:kern w:val="0"/>
+                <w:sz w:val="24"/>
+                <w:szCs w:val="24"/>
+                <w:lang w:val="en-US" w:eastAsia="ja-JP" w:bidi="ar-SA"/>
+              </w:rPr>
+            </w:pPr>
+            <w:r>
+              <w:rPr>
+                <w:rFonts w:eastAsia="Segoe UI" w:cs="Segoe UI" w:ascii="Segoe UI" w:hAnsi="Segoe UI"/>
+                <w:color w:val="101820"/>
+                <w:kern w:val="0"/>
+                <w:sz w:val="18"/>
+                <w:szCs w:val="24"/>
+                <w:lang w:val="en-US" w:eastAsia="ja-JP" w:bidi="ar-SA"/>
+              </w:rPr>
+              <w:t>Post-meeting thank-you</w:t>
+            </w:r>
+          </w:p>
+        </w:tc>
+        <w:tc>
+          <w:tcPr>
+            <w:tcW w:w="4348" w:type="dxa"/>
+            <w:tcBorders>
+              <w:top w:val="single" w:sz="4" w:space="0" w:color="BFC7D1"/>
+              <w:left w:val="single" w:sz="4" w:space="0" w:color="BFC7D1"/>
+              <w:bottom w:val="single" w:sz="4" w:space="0" w:color="BFC7D1"/>
+              <w:right w:val="single" w:sz="4" w:space="0" w:color="BFC7D1"/>
+            </w:tcBorders>
+          </w:tcPr>
+          <w:p>
+            <w:pPr>
+              <w:pStyle w:val="Normal"/>
+              <w:widowControl/>
+              <w:spacing w:lineRule="auto" w:line="240" w:before="0" w:after="20"/>
+              <w:jc w:val="left"/>
+              <w:rPr>
+                <w:rFonts w:ascii="Aptos" w:hAnsi="Aptos" w:eastAsia="ＭＳ 明朝" w:cs="Arial"/>
+                <w:kern w:val="0"/>
+                <w:sz w:val="24"/>
+                <w:szCs w:val="24"/>
+                <w:lang w:val="en-US" w:eastAsia="ja-JP" w:bidi="ar-SA"/>
+              </w:rPr>
+            </w:pPr>
+            <w:r>
+              <w:rPr>
+                <w:rFonts w:eastAsia="Segoe UI" w:cs="Segoe UI" w:ascii="Segoe UI" w:hAnsi="Segoe UI"/>
+                <w:color w:val="101820"/>
+                <w:kern w:val="0"/>
+                <w:sz w:val="18"/>
+                <w:szCs w:val="24"/>
+                <w:lang w:val="en-US" w:eastAsia="ja-JP" w:bidi="ar-SA"/>
+              </w:rPr>
+              <w:t>Same day or next morning</w:t>
             </w:r>
           </w:p>
         </w:tc>
@@ -5671,81 +6102,81 @@
                 <w:szCs w:val="24"/>
                 <w:lang w:val="en-US" w:eastAsia="ja-JP" w:bidi="ar-SA"/>
               </w:rPr>
-              <w:t>8</w:t>
-            </w:r>
-          </w:p>
-        </w:tc>
-        <w:tc>
-          <w:tcPr>
-            <w:tcW w:w="3759" w:type="dxa"/>
-            <w:tcBorders>
-              <w:top w:val="single" w:sz="4" w:space="0" w:color="BFC7D1"/>
-              <w:left w:val="single" w:sz="4" w:space="0" w:color="BFC7D1"/>
-              <w:bottom w:val="single" w:sz="4" w:space="0" w:color="BFC7D1"/>
-              <w:right w:val="single" w:sz="4" w:space="0" w:color="BFC7D1"/>
-            </w:tcBorders>
-          </w:tcPr>
-          <w:p>
-            <w:pPr>
-              <w:pStyle w:val="Normal"/>
-              <w:widowControl/>
-              <w:spacing w:lineRule="auto" w:line="240" w:before="0" w:after="20"/>
-              <w:jc w:val="left"/>
-              <w:rPr>
-                <w:rFonts w:ascii="Aptos" w:hAnsi="Aptos" w:eastAsia="ＭＳ 明朝" w:cs="Arial"/>
-                <w:kern w:val="0"/>
-                <w:sz w:val="24"/>
-                <w:szCs w:val="24"/>
-                <w:lang w:val="en-US" w:eastAsia="ja-JP" w:bidi="ar-SA"/>
-              </w:rPr>
-            </w:pPr>
-            <w:r>
-              <w:rPr>
-                <w:rFonts w:eastAsia="Segoe UI" w:cs="Segoe UI" w:ascii="Segoe UI" w:hAnsi="Segoe UI"/>
-                <w:color w:val="101820"/>
-                <w:kern w:val="0"/>
-                <w:sz w:val="18"/>
-                <w:szCs w:val="24"/>
-                <w:lang w:val="en-US" w:eastAsia="ja-JP" w:bidi="ar-SA"/>
-              </w:rPr>
-              <w:t>Demo follow-up</w:t>
-            </w:r>
-          </w:p>
-        </w:tc>
-        <w:tc>
-          <w:tcPr>
-            <w:tcW w:w="4349" w:type="dxa"/>
-            <w:tcBorders>
-              <w:top w:val="single" w:sz="4" w:space="0" w:color="BFC7D1"/>
-              <w:left w:val="single" w:sz="4" w:space="0" w:color="BFC7D1"/>
-              <w:bottom w:val="single" w:sz="4" w:space="0" w:color="BFC7D1"/>
-              <w:right w:val="single" w:sz="4" w:space="0" w:color="BFC7D1"/>
-            </w:tcBorders>
-          </w:tcPr>
-          <w:p>
-            <w:pPr>
-              <w:pStyle w:val="Normal"/>
-              <w:widowControl/>
-              <w:spacing w:lineRule="auto" w:line="240" w:before="0" w:after="20"/>
-              <w:jc w:val="left"/>
-              <w:rPr>
-                <w:rFonts w:ascii="Aptos" w:hAnsi="Aptos" w:eastAsia="ＭＳ 明朝" w:cs="Arial"/>
-                <w:kern w:val="0"/>
-                <w:sz w:val="24"/>
-                <w:szCs w:val="24"/>
-                <w:lang w:val="en-US" w:eastAsia="ja-JP" w:bidi="ar-SA"/>
-              </w:rPr>
-            </w:pPr>
-            <w:r>
-              <w:rPr>
-                <w:rFonts w:eastAsia="Segoe UI" w:cs="Segoe UI" w:ascii="Segoe UI" w:hAnsi="Segoe UI"/>
-                <w:color w:val="101820"/>
-                <w:kern w:val="0"/>
-                <w:sz w:val="18"/>
-                <w:szCs w:val="24"/>
-                <w:lang w:val="en-US" w:eastAsia="ja-JP" w:bidi="ar-SA"/>
-              </w:rPr>
-              <w:t>Same day or next morning</w:t>
+              <w:t>7</w:t>
+            </w:r>
+          </w:p>
+        </w:tc>
+        <w:tc>
+          <w:tcPr>
+            <w:tcW w:w="3761" w:type="dxa"/>
+            <w:tcBorders>
+              <w:top w:val="single" w:sz="4" w:space="0" w:color="BFC7D1"/>
+              <w:left w:val="single" w:sz="4" w:space="0" w:color="BFC7D1"/>
+              <w:bottom w:val="single" w:sz="4" w:space="0" w:color="BFC7D1"/>
+              <w:right w:val="single" w:sz="4" w:space="0" w:color="BFC7D1"/>
+            </w:tcBorders>
+          </w:tcPr>
+          <w:p>
+            <w:pPr>
+              <w:pStyle w:val="Normal"/>
+              <w:widowControl/>
+              <w:spacing w:lineRule="auto" w:line="240" w:before="0" w:after="20"/>
+              <w:jc w:val="left"/>
+              <w:rPr>
+                <w:rFonts w:ascii="Aptos" w:hAnsi="Aptos" w:eastAsia="ＭＳ 明朝" w:cs="Arial"/>
+                <w:kern w:val="0"/>
+                <w:sz w:val="24"/>
+                <w:szCs w:val="24"/>
+                <w:lang w:val="en-US" w:eastAsia="ja-JP" w:bidi="ar-SA"/>
+              </w:rPr>
+            </w:pPr>
+            <w:r>
+              <w:rPr>
+                <w:rFonts w:eastAsia="Segoe UI" w:cs="Segoe UI" w:ascii="Segoe UI" w:hAnsi="Segoe UI"/>
+                <w:color w:val="101820"/>
+                <w:kern w:val="0"/>
+                <w:sz w:val="18"/>
+                <w:szCs w:val="24"/>
+                <w:lang w:val="en-US" w:eastAsia="ja-JP" w:bidi="ar-SA"/>
+              </w:rPr>
+              <w:t>Demo invitation</w:t>
+            </w:r>
+          </w:p>
+        </w:tc>
+        <w:tc>
+          <w:tcPr>
+            <w:tcW w:w="4348" w:type="dxa"/>
+            <w:tcBorders>
+              <w:top w:val="single" w:sz="4" w:space="0" w:color="BFC7D1"/>
+              <w:left w:val="single" w:sz="4" w:space="0" w:color="BFC7D1"/>
+              <w:bottom w:val="single" w:sz="4" w:space="0" w:color="BFC7D1"/>
+              <w:right w:val="single" w:sz="4" w:space="0" w:color="BFC7D1"/>
+            </w:tcBorders>
+          </w:tcPr>
+          <w:p>
+            <w:pPr>
+              <w:pStyle w:val="Normal"/>
+              <w:widowControl/>
+              <w:spacing w:lineRule="auto" w:line="240" w:before="0" w:after="20"/>
+              <w:jc w:val="left"/>
+              <w:rPr>
+                <w:rFonts w:ascii="Aptos" w:hAnsi="Aptos" w:eastAsia="ＭＳ 明朝" w:cs="Arial"/>
+                <w:kern w:val="0"/>
+                <w:sz w:val="24"/>
+                <w:szCs w:val="24"/>
+                <w:lang w:val="en-US" w:eastAsia="ja-JP" w:bidi="ar-SA"/>
+              </w:rPr>
+            </w:pPr>
+            <w:r>
+              <w:rPr>
+                <w:rFonts w:eastAsia="Segoe UI" w:cs="Segoe UI" w:ascii="Segoe UI" w:hAnsi="Segoe UI"/>
+                <w:color w:val="101820"/>
+                <w:kern w:val="0"/>
+                <w:sz w:val="18"/>
+                <w:szCs w:val="24"/>
+                <w:lang w:val="en-US" w:eastAsia="ja-JP" w:bidi="ar-SA"/>
+              </w:rPr>
+              <w:t>When the prospect agrees to a demo</w:t>
             </w:r>
           </w:p>
         </w:tc>
@@ -5785,81 +6216,81 @@
                 <w:szCs w:val="24"/>
                 <w:lang w:val="en-US" w:eastAsia="ja-JP" w:bidi="ar-SA"/>
               </w:rPr>
-              <w:t>9</w:t>
-            </w:r>
-          </w:p>
-        </w:tc>
-        <w:tc>
-          <w:tcPr>
-            <w:tcW w:w="3759" w:type="dxa"/>
-            <w:tcBorders>
-              <w:top w:val="single" w:sz="4" w:space="0" w:color="BFC7D1"/>
-              <w:left w:val="single" w:sz="4" w:space="0" w:color="BFC7D1"/>
-              <w:bottom w:val="single" w:sz="4" w:space="0" w:color="BFC7D1"/>
-              <w:right w:val="single" w:sz="4" w:space="0" w:color="BFC7D1"/>
-            </w:tcBorders>
-          </w:tcPr>
-          <w:p>
-            <w:pPr>
-              <w:pStyle w:val="Normal"/>
-              <w:widowControl/>
-              <w:spacing w:lineRule="auto" w:line="240" w:before="0" w:after="20"/>
-              <w:jc w:val="left"/>
-              <w:rPr>
-                <w:rFonts w:ascii="Aptos" w:hAnsi="Aptos" w:eastAsia="ＭＳ 明朝" w:cs="Arial"/>
-                <w:kern w:val="0"/>
-                <w:sz w:val="24"/>
-                <w:szCs w:val="24"/>
-                <w:lang w:val="en-US" w:eastAsia="ja-JP" w:bidi="ar-SA"/>
-              </w:rPr>
-            </w:pPr>
-            <w:r>
-              <w:rPr>
-                <w:rFonts w:eastAsia="Segoe UI" w:cs="Segoe UI" w:ascii="Segoe UI" w:hAnsi="Segoe UI"/>
-                <w:color w:val="101820"/>
-                <w:kern w:val="0"/>
-                <w:sz w:val="18"/>
-                <w:szCs w:val="24"/>
-                <w:lang w:val="en-US" w:eastAsia="ja-JP" w:bidi="ar-SA"/>
-              </w:rPr>
-              <w:t>Proposal cover</w:t>
-            </w:r>
-          </w:p>
-        </w:tc>
-        <w:tc>
-          <w:tcPr>
-            <w:tcW w:w="4349" w:type="dxa"/>
-            <w:tcBorders>
-              <w:top w:val="single" w:sz="4" w:space="0" w:color="BFC7D1"/>
-              <w:left w:val="single" w:sz="4" w:space="0" w:color="BFC7D1"/>
-              <w:bottom w:val="single" w:sz="4" w:space="0" w:color="BFC7D1"/>
-              <w:right w:val="single" w:sz="4" w:space="0" w:color="BFC7D1"/>
-            </w:tcBorders>
-          </w:tcPr>
-          <w:p>
-            <w:pPr>
-              <w:pStyle w:val="Normal"/>
-              <w:widowControl/>
-              <w:spacing w:lineRule="auto" w:line="240" w:before="0" w:after="20"/>
-              <w:jc w:val="left"/>
-              <w:rPr>
-                <w:rFonts w:ascii="Aptos" w:hAnsi="Aptos" w:eastAsia="ＭＳ 明朝" w:cs="Arial"/>
-                <w:kern w:val="0"/>
-                <w:sz w:val="24"/>
-                <w:szCs w:val="24"/>
-                <w:lang w:val="en-US" w:eastAsia="ja-JP" w:bidi="ar-SA"/>
-              </w:rPr>
-            </w:pPr>
-            <w:r>
-              <w:rPr>
-                <w:rFonts w:eastAsia="Segoe UI" w:cs="Segoe UI" w:ascii="Segoe UI" w:hAnsi="Segoe UI"/>
-                <w:color w:val="101820"/>
-                <w:kern w:val="0"/>
-                <w:sz w:val="18"/>
-                <w:szCs w:val="24"/>
-                <w:lang w:val="en-US" w:eastAsia="ja-JP" w:bidi="ar-SA"/>
-              </w:rPr>
-              <w:t>After the workshop, within 5 working days</w:t>
+              <w:t>8</w:t>
+            </w:r>
+          </w:p>
+        </w:tc>
+        <w:tc>
+          <w:tcPr>
+            <w:tcW w:w="3761" w:type="dxa"/>
+            <w:tcBorders>
+              <w:top w:val="single" w:sz="4" w:space="0" w:color="BFC7D1"/>
+              <w:left w:val="single" w:sz="4" w:space="0" w:color="BFC7D1"/>
+              <w:bottom w:val="single" w:sz="4" w:space="0" w:color="BFC7D1"/>
+              <w:right w:val="single" w:sz="4" w:space="0" w:color="BFC7D1"/>
+            </w:tcBorders>
+          </w:tcPr>
+          <w:p>
+            <w:pPr>
+              <w:pStyle w:val="Normal"/>
+              <w:widowControl/>
+              <w:spacing w:lineRule="auto" w:line="240" w:before="0" w:after="20"/>
+              <w:jc w:val="left"/>
+              <w:rPr>
+                <w:rFonts w:ascii="Aptos" w:hAnsi="Aptos" w:eastAsia="ＭＳ 明朝" w:cs="Arial"/>
+                <w:kern w:val="0"/>
+                <w:sz w:val="24"/>
+                <w:szCs w:val="24"/>
+                <w:lang w:val="en-US" w:eastAsia="ja-JP" w:bidi="ar-SA"/>
+              </w:rPr>
+            </w:pPr>
+            <w:r>
+              <w:rPr>
+                <w:rFonts w:eastAsia="Segoe UI" w:cs="Segoe UI" w:ascii="Segoe UI" w:hAnsi="Segoe UI"/>
+                <w:color w:val="101820"/>
+                <w:kern w:val="0"/>
+                <w:sz w:val="18"/>
+                <w:szCs w:val="24"/>
+                <w:lang w:val="en-US" w:eastAsia="ja-JP" w:bidi="ar-SA"/>
+              </w:rPr>
+              <w:t>Demo follow-up</w:t>
+            </w:r>
+          </w:p>
+        </w:tc>
+        <w:tc>
+          <w:tcPr>
+            <w:tcW w:w="4348" w:type="dxa"/>
+            <w:tcBorders>
+              <w:top w:val="single" w:sz="4" w:space="0" w:color="BFC7D1"/>
+              <w:left w:val="single" w:sz="4" w:space="0" w:color="BFC7D1"/>
+              <w:bottom w:val="single" w:sz="4" w:space="0" w:color="BFC7D1"/>
+              <w:right w:val="single" w:sz="4" w:space="0" w:color="BFC7D1"/>
+            </w:tcBorders>
+          </w:tcPr>
+          <w:p>
+            <w:pPr>
+              <w:pStyle w:val="Normal"/>
+              <w:widowControl/>
+              <w:spacing w:lineRule="auto" w:line="240" w:before="0" w:after="20"/>
+              <w:jc w:val="left"/>
+              <w:rPr>
+                <w:rFonts w:ascii="Aptos" w:hAnsi="Aptos" w:eastAsia="ＭＳ 明朝" w:cs="Arial"/>
+                <w:kern w:val="0"/>
+                <w:sz w:val="24"/>
+                <w:szCs w:val="24"/>
+                <w:lang w:val="en-US" w:eastAsia="ja-JP" w:bidi="ar-SA"/>
+              </w:rPr>
+            </w:pPr>
+            <w:r>
+              <w:rPr>
+                <w:rFonts w:eastAsia="Segoe UI" w:cs="Segoe UI" w:ascii="Segoe UI" w:hAnsi="Segoe UI"/>
+                <w:color w:val="101820"/>
+                <w:kern w:val="0"/>
+                <w:sz w:val="18"/>
+                <w:szCs w:val="24"/>
+                <w:lang w:val="en-US" w:eastAsia="ja-JP" w:bidi="ar-SA"/>
+              </w:rPr>
+              <w:t>Same day or next morning</w:t>
             </w:r>
           </w:p>
         </w:tc>
@@ -5899,81 +6330,81 @@
                 <w:szCs w:val="24"/>
                 <w:lang w:val="en-US" w:eastAsia="ja-JP" w:bidi="ar-SA"/>
               </w:rPr>
-              <w:t>10</w:t>
-            </w:r>
-          </w:p>
-        </w:tc>
-        <w:tc>
-          <w:tcPr>
-            <w:tcW w:w="3759" w:type="dxa"/>
-            <w:tcBorders>
-              <w:top w:val="single" w:sz="4" w:space="0" w:color="BFC7D1"/>
-              <w:left w:val="single" w:sz="4" w:space="0" w:color="BFC7D1"/>
-              <w:bottom w:val="single" w:sz="4" w:space="0" w:color="BFC7D1"/>
-              <w:right w:val="single" w:sz="4" w:space="0" w:color="BFC7D1"/>
-            </w:tcBorders>
-          </w:tcPr>
-          <w:p>
-            <w:pPr>
-              <w:pStyle w:val="Normal"/>
-              <w:widowControl/>
-              <w:spacing w:lineRule="auto" w:line="240" w:before="0" w:after="20"/>
-              <w:jc w:val="left"/>
-              <w:rPr>
-                <w:rFonts w:ascii="Aptos" w:hAnsi="Aptos" w:eastAsia="ＭＳ 明朝" w:cs="Arial"/>
-                <w:kern w:val="0"/>
-                <w:sz w:val="24"/>
-                <w:szCs w:val="24"/>
-                <w:lang w:val="en-US" w:eastAsia="ja-JP" w:bidi="ar-SA"/>
-              </w:rPr>
-            </w:pPr>
-            <w:r>
-              <w:rPr>
-                <w:rFonts w:eastAsia="Segoe UI" w:cs="Segoe UI" w:ascii="Segoe UI" w:hAnsi="Segoe UI"/>
-                <w:color w:val="101820"/>
-                <w:kern w:val="0"/>
-                <w:sz w:val="18"/>
-                <w:szCs w:val="24"/>
-                <w:lang w:val="en-US" w:eastAsia="ja-JP" w:bidi="ar-SA"/>
-              </w:rPr>
-              <w:t>Negotiation follow-up</w:t>
-            </w:r>
-          </w:p>
-        </w:tc>
-        <w:tc>
-          <w:tcPr>
-            <w:tcW w:w="4349" w:type="dxa"/>
-            <w:tcBorders>
-              <w:top w:val="single" w:sz="4" w:space="0" w:color="BFC7D1"/>
-              <w:left w:val="single" w:sz="4" w:space="0" w:color="BFC7D1"/>
-              <w:bottom w:val="single" w:sz="4" w:space="0" w:color="BFC7D1"/>
-              <w:right w:val="single" w:sz="4" w:space="0" w:color="BFC7D1"/>
-            </w:tcBorders>
-          </w:tcPr>
-          <w:p>
-            <w:pPr>
-              <w:pStyle w:val="Normal"/>
-              <w:widowControl/>
-              <w:spacing w:lineRule="auto" w:line="240" w:before="0" w:after="20"/>
-              <w:jc w:val="left"/>
-              <w:rPr>
-                <w:rFonts w:ascii="Aptos" w:hAnsi="Aptos" w:eastAsia="ＭＳ 明朝" w:cs="Arial"/>
-                <w:kern w:val="0"/>
-                <w:sz w:val="24"/>
-                <w:szCs w:val="24"/>
-                <w:lang w:val="en-US" w:eastAsia="ja-JP" w:bidi="ar-SA"/>
-              </w:rPr>
-            </w:pPr>
-            <w:r>
-              <w:rPr>
-                <w:rFonts w:eastAsia="Segoe UI" w:cs="Segoe UI" w:ascii="Segoe UI" w:hAnsi="Segoe UI"/>
-                <w:color w:val="101820"/>
-                <w:kern w:val="0"/>
-                <w:sz w:val="18"/>
-                <w:szCs w:val="24"/>
-                <w:lang w:val="en-US" w:eastAsia="ja-JP" w:bidi="ar-SA"/>
-              </w:rPr>
-              <w:t>5 working days after the proposal, then as agreed</w:t>
+              <w:t>9</w:t>
+            </w:r>
+          </w:p>
+        </w:tc>
+        <w:tc>
+          <w:tcPr>
+            <w:tcW w:w="3761" w:type="dxa"/>
+            <w:tcBorders>
+              <w:top w:val="single" w:sz="4" w:space="0" w:color="BFC7D1"/>
+              <w:left w:val="single" w:sz="4" w:space="0" w:color="BFC7D1"/>
+              <w:bottom w:val="single" w:sz="4" w:space="0" w:color="BFC7D1"/>
+              <w:right w:val="single" w:sz="4" w:space="0" w:color="BFC7D1"/>
+            </w:tcBorders>
+          </w:tcPr>
+          <w:p>
+            <w:pPr>
+              <w:pStyle w:val="Normal"/>
+              <w:widowControl/>
+              <w:spacing w:lineRule="auto" w:line="240" w:before="0" w:after="20"/>
+              <w:jc w:val="left"/>
+              <w:rPr>
+                <w:rFonts w:ascii="Aptos" w:hAnsi="Aptos" w:eastAsia="ＭＳ 明朝" w:cs="Arial"/>
+                <w:kern w:val="0"/>
+                <w:sz w:val="24"/>
+                <w:szCs w:val="24"/>
+                <w:lang w:val="en-US" w:eastAsia="ja-JP" w:bidi="ar-SA"/>
+              </w:rPr>
+            </w:pPr>
+            <w:r>
+              <w:rPr>
+                <w:rFonts w:eastAsia="Segoe UI" w:cs="Segoe UI" w:ascii="Segoe UI" w:hAnsi="Segoe UI"/>
+                <w:color w:val="101820"/>
+                <w:kern w:val="0"/>
+                <w:sz w:val="18"/>
+                <w:szCs w:val="24"/>
+                <w:lang w:val="en-US" w:eastAsia="ja-JP" w:bidi="ar-SA"/>
+              </w:rPr>
+              <w:t>Proposal cover</w:t>
+            </w:r>
+          </w:p>
+        </w:tc>
+        <w:tc>
+          <w:tcPr>
+            <w:tcW w:w="4348" w:type="dxa"/>
+            <w:tcBorders>
+              <w:top w:val="single" w:sz="4" w:space="0" w:color="BFC7D1"/>
+              <w:left w:val="single" w:sz="4" w:space="0" w:color="BFC7D1"/>
+              <w:bottom w:val="single" w:sz="4" w:space="0" w:color="BFC7D1"/>
+              <w:right w:val="single" w:sz="4" w:space="0" w:color="BFC7D1"/>
+            </w:tcBorders>
+          </w:tcPr>
+          <w:p>
+            <w:pPr>
+              <w:pStyle w:val="Normal"/>
+              <w:widowControl/>
+              <w:spacing w:lineRule="auto" w:line="240" w:before="0" w:after="20"/>
+              <w:jc w:val="left"/>
+              <w:rPr>
+                <w:rFonts w:ascii="Aptos" w:hAnsi="Aptos" w:eastAsia="ＭＳ 明朝" w:cs="Arial"/>
+                <w:kern w:val="0"/>
+                <w:sz w:val="24"/>
+                <w:szCs w:val="24"/>
+                <w:lang w:val="en-US" w:eastAsia="ja-JP" w:bidi="ar-SA"/>
+              </w:rPr>
+            </w:pPr>
+            <w:r>
+              <w:rPr>
+                <w:rFonts w:eastAsia="Segoe UI" w:cs="Segoe UI" w:ascii="Segoe UI" w:hAnsi="Segoe UI"/>
+                <w:color w:val="101820"/>
+                <w:kern w:val="0"/>
+                <w:sz w:val="18"/>
+                <w:szCs w:val="24"/>
+                <w:lang w:val="en-US" w:eastAsia="ja-JP" w:bidi="ar-SA"/>
+              </w:rPr>
+              <w:t>After the workshop, within 5 working days</w:t>
             </w:r>
           </w:p>
         </w:tc>
@@ -6013,81 +6444,81 @@
                 <w:szCs w:val="24"/>
                 <w:lang w:val="en-US" w:eastAsia="ja-JP" w:bidi="ar-SA"/>
               </w:rPr>
-              <w:t>11</w:t>
-            </w:r>
-          </w:p>
-        </w:tc>
-        <w:tc>
-          <w:tcPr>
-            <w:tcW w:w="3759" w:type="dxa"/>
-            <w:tcBorders>
-              <w:top w:val="single" w:sz="4" w:space="0" w:color="BFC7D1"/>
-              <w:left w:val="single" w:sz="4" w:space="0" w:color="BFC7D1"/>
-              <w:bottom w:val="single" w:sz="4" w:space="0" w:color="BFC7D1"/>
-              <w:right w:val="single" w:sz="4" w:space="0" w:color="BFC7D1"/>
-            </w:tcBorders>
-          </w:tcPr>
-          <w:p>
-            <w:pPr>
-              <w:pStyle w:val="Normal"/>
-              <w:widowControl/>
-              <w:spacing w:lineRule="auto" w:line="240" w:before="0" w:after="20"/>
-              <w:jc w:val="left"/>
-              <w:rPr>
-                <w:rFonts w:ascii="Aptos" w:hAnsi="Aptos" w:eastAsia="ＭＳ 明朝" w:cs="Arial"/>
-                <w:kern w:val="0"/>
-                <w:sz w:val="24"/>
-                <w:szCs w:val="24"/>
-                <w:lang w:val="en-US" w:eastAsia="ja-JP" w:bidi="ar-SA"/>
-              </w:rPr>
-            </w:pPr>
-            <w:r>
-              <w:rPr>
-                <w:rFonts w:eastAsia="Segoe UI" w:cs="Segoe UI" w:ascii="Segoe UI" w:hAnsi="Segoe UI"/>
-                <w:color w:val="101820"/>
-                <w:kern w:val="0"/>
-                <w:sz w:val="18"/>
-                <w:szCs w:val="24"/>
-                <w:lang w:val="en-US" w:eastAsia="ja-JP" w:bidi="ar-SA"/>
-              </w:rPr>
-              <w:t>Contract dispatch</w:t>
-            </w:r>
-          </w:p>
-        </w:tc>
-        <w:tc>
-          <w:tcPr>
-            <w:tcW w:w="4349" w:type="dxa"/>
-            <w:tcBorders>
-              <w:top w:val="single" w:sz="4" w:space="0" w:color="BFC7D1"/>
-              <w:left w:val="single" w:sz="4" w:space="0" w:color="BFC7D1"/>
-              <w:bottom w:val="single" w:sz="4" w:space="0" w:color="BFC7D1"/>
-              <w:right w:val="single" w:sz="4" w:space="0" w:color="BFC7D1"/>
-            </w:tcBorders>
-          </w:tcPr>
-          <w:p>
-            <w:pPr>
-              <w:pStyle w:val="Normal"/>
-              <w:widowControl/>
-              <w:spacing w:lineRule="auto" w:line="240" w:before="0" w:after="20"/>
-              <w:jc w:val="left"/>
-              <w:rPr>
-                <w:rFonts w:ascii="Aptos" w:hAnsi="Aptos" w:eastAsia="ＭＳ 明朝" w:cs="Arial"/>
-                <w:kern w:val="0"/>
-                <w:sz w:val="24"/>
-                <w:szCs w:val="24"/>
-                <w:lang w:val="en-US" w:eastAsia="ja-JP" w:bidi="ar-SA"/>
-              </w:rPr>
-            </w:pPr>
-            <w:r>
-              <w:rPr>
-                <w:rFonts w:eastAsia="Segoe UI" w:cs="Segoe UI" w:ascii="Segoe UI" w:hAnsi="Segoe UI"/>
-                <w:color w:val="101820"/>
-                <w:kern w:val="0"/>
-                <w:sz w:val="18"/>
-                <w:szCs w:val="24"/>
-                <w:lang w:val="en-US" w:eastAsia="ja-JP" w:bidi="ar-SA"/>
-              </w:rPr>
-              <w:t>When terms are agreed</w:t>
+              <w:t>10</w:t>
+            </w:r>
+          </w:p>
+        </w:tc>
+        <w:tc>
+          <w:tcPr>
+            <w:tcW w:w="3761" w:type="dxa"/>
+            <w:tcBorders>
+              <w:top w:val="single" w:sz="4" w:space="0" w:color="BFC7D1"/>
+              <w:left w:val="single" w:sz="4" w:space="0" w:color="BFC7D1"/>
+              <w:bottom w:val="single" w:sz="4" w:space="0" w:color="BFC7D1"/>
+              <w:right w:val="single" w:sz="4" w:space="0" w:color="BFC7D1"/>
+            </w:tcBorders>
+          </w:tcPr>
+          <w:p>
+            <w:pPr>
+              <w:pStyle w:val="Normal"/>
+              <w:widowControl/>
+              <w:spacing w:lineRule="auto" w:line="240" w:before="0" w:after="20"/>
+              <w:jc w:val="left"/>
+              <w:rPr>
+                <w:rFonts w:ascii="Aptos" w:hAnsi="Aptos" w:eastAsia="ＭＳ 明朝" w:cs="Arial"/>
+                <w:kern w:val="0"/>
+                <w:sz w:val="24"/>
+                <w:szCs w:val="24"/>
+                <w:lang w:val="en-US" w:eastAsia="ja-JP" w:bidi="ar-SA"/>
+              </w:rPr>
+            </w:pPr>
+            <w:r>
+              <w:rPr>
+                <w:rFonts w:eastAsia="Segoe UI" w:cs="Segoe UI" w:ascii="Segoe UI" w:hAnsi="Segoe UI"/>
+                <w:color w:val="101820"/>
+                <w:kern w:val="0"/>
+                <w:sz w:val="18"/>
+                <w:szCs w:val="24"/>
+                <w:lang w:val="en-US" w:eastAsia="ja-JP" w:bidi="ar-SA"/>
+              </w:rPr>
+              <w:t>Negotiation follow-up</w:t>
+            </w:r>
+          </w:p>
+        </w:tc>
+        <w:tc>
+          <w:tcPr>
+            <w:tcW w:w="4348" w:type="dxa"/>
+            <w:tcBorders>
+              <w:top w:val="single" w:sz="4" w:space="0" w:color="BFC7D1"/>
+              <w:left w:val="single" w:sz="4" w:space="0" w:color="BFC7D1"/>
+              <w:bottom w:val="single" w:sz="4" w:space="0" w:color="BFC7D1"/>
+              <w:right w:val="single" w:sz="4" w:space="0" w:color="BFC7D1"/>
+            </w:tcBorders>
+          </w:tcPr>
+          <w:p>
+            <w:pPr>
+              <w:pStyle w:val="Normal"/>
+              <w:widowControl/>
+              <w:spacing w:lineRule="auto" w:line="240" w:before="0" w:after="20"/>
+              <w:jc w:val="left"/>
+              <w:rPr>
+                <w:rFonts w:ascii="Aptos" w:hAnsi="Aptos" w:eastAsia="ＭＳ 明朝" w:cs="Arial"/>
+                <w:kern w:val="0"/>
+                <w:sz w:val="24"/>
+                <w:szCs w:val="24"/>
+                <w:lang w:val="en-US" w:eastAsia="ja-JP" w:bidi="ar-SA"/>
+              </w:rPr>
+            </w:pPr>
+            <w:r>
+              <w:rPr>
+                <w:rFonts w:eastAsia="Segoe UI" w:cs="Segoe UI" w:ascii="Segoe UI" w:hAnsi="Segoe UI"/>
+                <w:color w:val="101820"/>
+                <w:kern w:val="0"/>
+                <w:sz w:val="18"/>
+                <w:szCs w:val="24"/>
+                <w:lang w:val="en-US" w:eastAsia="ja-JP" w:bidi="ar-SA"/>
+              </w:rPr>
+              <w:t>5 working days after the proposal, then as agreed</w:t>
             </w:r>
           </w:p>
         </w:tc>
@@ -6127,81 +6558,81 @@
                 <w:szCs w:val="24"/>
                 <w:lang w:val="en-US" w:eastAsia="ja-JP" w:bidi="ar-SA"/>
               </w:rPr>
-              <w:t>12</w:t>
-            </w:r>
-          </w:p>
-        </w:tc>
-        <w:tc>
-          <w:tcPr>
-            <w:tcW w:w="3759" w:type="dxa"/>
-            <w:tcBorders>
-              <w:top w:val="single" w:sz="4" w:space="0" w:color="BFC7D1"/>
-              <w:left w:val="single" w:sz="4" w:space="0" w:color="BFC7D1"/>
-              <w:bottom w:val="single" w:sz="4" w:space="0" w:color="BFC7D1"/>
-              <w:right w:val="single" w:sz="4" w:space="0" w:color="BFC7D1"/>
-            </w:tcBorders>
-          </w:tcPr>
-          <w:p>
-            <w:pPr>
-              <w:pStyle w:val="Normal"/>
-              <w:widowControl/>
-              <w:spacing w:lineRule="auto" w:line="240" w:before="0" w:after="20"/>
-              <w:jc w:val="left"/>
-              <w:rPr>
-                <w:rFonts w:ascii="Aptos" w:hAnsi="Aptos" w:eastAsia="ＭＳ 明朝" w:cs="Arial"/>
-                <w:kern w:val="0"/>
-                <w:sz w:val="24"/>
-                <w:szCs w:val="24"/>
-                <w:lang w:val="en-US" w:eastAsia="ja-JP" w:bidi="ar-SA"/>
-              </w:rPr>
-            </w:pPr>
-            <w:r>
-              <w:rPr>
-                <w:rFonts w:eastAsia="Segoe UI" w:cs="Segoe UI" w:ascii="Segoe UI" w:hAnsi="Segoe UI"/>
-                <w:color w:val="101820"/>
-                <w:kern w:val="0"/>
-                <w:sz w:val="18"/>
-                <w:szCs w:val="24"/>
-                <w:lang w:val="en-US" w:eastAsia="ja-JP" w:bidi="ar-SA"/>
-              </w:rPr>
-              <w:t>Welcome and kick-off</w:t>
-            </w:r>
-          </w:p>
-        </w:tc>
-        <w:tc>
-          <w:tcPr>
-            <w:tcW w:w="4349" w:type="dxa"/>
-            <w:tcBorders>
-              <w:top w:val="single" w:sz="4" w:space="0" w:color="BFC7D1"/>
-              <w:left w:val="single" w:sz="4" w:space="0" w:color="BFC7D1"/>
-              <w:bottom w:val="single" w:sz="4" w:space="0" w:color="BFC7D1"/>
-              <w:right w:val="single" w:sz="4" w:space="0" w:color="BFC7D1"/>
-            </w:tcBorders>
-          </w:tcPr>
-          <w:p>
-            <w:pPr>
-              <w:pStyle w:val="Normal"/>
-              <w:widowControl/>
-              <w:spacing w:lineRule="auto" w:line="240" w:before="0" w:after="20"/>
-              <w:jc w:val="left"/>
-              <w:rPr>
-                <w:rFonts w:ascii="Aptos" w:hAnsi="Aptos" w:eastAsia="ＭＳ 明朝" w:cs="Arial"/>
-                <w:kern w:val="0"/>
-                <w:sz w:val="24"/>
-                <w:szCs w:val="24"/>
-                <w:lang w:val="en-US" w:eastAsia="ja-JP" w:bidi="ar-SA"/>
-              </w:rPr>
-            </w:pPr>
-            <w:r>
-              <w:rPr>
-                <w:rFonts w:eastAsia="Segoe UI" w:cs="Segoe UI" w:ascii="Segoe UI" w:hAnsi="Segoe UI"/>
-                <w:color w:val="101820"/>
-                <w:kern w:val="0"/>
-                <w:sz w:val="18"/>
-                <w:szCs w:val="24"/>
-                <w:lang w:val="en-US" w:eastAsia="ja-JP" w:bidi="ar-SA"/>
-              </w:rPr>
-              <w:t>Within 2 working days of signing</w:t>
+              <w:t>11</w:t>
+            </w:r>
+          </w:p>
+        </w:tc>
+        <w:tc>
+          <w:tcPr>
+            <w:tcW w:w="3761" w:type="dxa"/>
+            <w:tcBorders>
+              <w:top w:val="single" w:sz="4" w:space="0" w:color="BFC7D1"/>
+              <w:left w:val="single" w:sz="4" w:space="0" w:color="BFC7D1"/>
+              <w:bottom w:val="single" w:sz="4" w:space="0" w:color="BFC7D1"/>
+              <w:right w:val="single" w:sz="4" w:space="0" w:color="BFC7D1"/>
+            </w:tcBorders>
+          </w:tcPr>
+          <w:p>
+            <w:pPr>
+              <w:pStyle w:val="Normal"/>
+              <w:widowControl/>
+              <w:spacing w:lineRule="auto" w:line="240" w:before="0" w:after="20"/>
+              <w:jc w:val="left"/>
+              <w:rPr>
+                <w:rFonts w:ascii="Aptos" w:hAnsi="Aptos" w:eastAsia="ＭＳ 明朝" w:cs="Arial"/>
+                <w:kern w:val="0"/>
+                <w:sz w:val="24"/>
+                <w:szCs w:val="24"/>
+                <w:lang w:val="en-US" w:eastAsia="ja-JP" w:bidi="ar-SA"/>
+              </w:rPr>
+            </w:pPr>
+            <w:r>
+              <w:rPr>
+                <w:rFonts w:eastAsia="Segoe UI" w:cs="Segoe UI" w:ascii="Segoe UI" w:hAnsi="Segoe UI"/>
+                <w:color w:val="101820"/>
+                <w:kern w:val="0"/>
+                <w:sz w:val="18"/>
+                <w:szCs w:val="24"/>
+                <w:lang w:val="en-US" w:eastAsia="ja-JP" w:bidi="ar-SA"/>
+              </w:rPr>
+              <w:t>Contract dispatch</w:t>
+            </w:r>
+          </w:p>
+        </w:tc>
+        <w:tc>
+          <w:tcPr>
+            <w:tcW w:w="4348" w:type="dxa"/>
+            <w:tcBorders>
+              <w:top w:val="single" w:sz="4" w:space="0" w:color="BFC7D1"/>
+              <w:left w:val="single" w:sz="4" w:space="0" w:color="BFC7D1"/>
+              <w:bottom w:val="single" w:sz="4" w:space="0" w:color="BFC7D1"/>
+              <w:right w:val="single" w:sz="4" w:space="0" w:color="BFC7D1"/>
+            </w:tcBorders>
+          </w:tcPr>
+          <w:p>
+            <w:pPr>
+              <w:pStyle w:val="Normal"/>
+              <w:widowControl/>
+              <w:spacing w:lineRule="auto" w:line="240" w:before="0" w:after="20"/>
+              <w:jc w:val="left"/>
+              <w:rPr>
+                <w:rFonts w:ascii="Aptos" w:hAnsi="Aptos" w:eastAsia="ＭＳ 明朝" w:cs="Arial"/>
+                <w:kern w:val="0"/>
+                <w:sz w:val="24"/>
+                <w:szCs w:val="24"/>
+                <w:lang w:val="en-US" w:eastAsia="ja-JP" w:bidi="ar-SA"/>
+              </w:rPr>
+            </w:pPr>
+            <w:r>
+              <w:rPr>
+                <w:rFonts w:eastAsia="Segoe UI" w:cs="Segoe UI" w:ascii="Segoe UI" w:hAnsi="Segoe UI"/>
+                <w:color w:val="101820"/>
+                <w:kern w:val="0"/>
+                <w:sz w:val="18"/>
+                <w:szCs w:val="24"/>
+                <w:lang w:val="en-US" w:eastAsia="ja-JP" w:bidi="ar-SA"/>
+              </w:rPr>
+              <w:t>When terms are agreed</w:t>
             </w:r>
           </w:p>
         </w:tc>
@@ -6241,81 +6672,81 @@
                 <w:szCs w:val="24"/>
                 <w:lang w:val="en-US" w:eastAsia="ja-JP" w:bidi="ar-SA"/>
               </w:rPr>
-              <w:t>13</w:t>
-            </w:r>
-          </w:p>
-        </w:tc>
-        <w:tc>
-          <w:tcPr>
-            <w:tcW w:w="3759" w:type="dxa"/>
-            <w:tcBorders>
-              <w:top w:val="single" w:sz="4" w:space="0" w:color="BFC7D1"/>
-              <w:left w:val="single" w:sz="4" w:space="0" w:color="BFC7D1"/>
-              <w:bottom w:val="single" w:sz="4" w:space="0" w:color="BFC7D1"/>
-              <w:right w:val="single" w:sz="4" w:space="0" w:color="BFC7D1"/>
-            </w:tcBorders>
-          </w:tcPr>
-          <w:p>
-            <w:pPr>
-              <w:pStyle w:val="Normal"/>
-              <w:widowControl/>
-              <w:spacing w:lineRule="auto" w:line="240" w:before="0" w:after="20"/>
-              <w:jc w:val="left"/>
-              <w:rPr>
-                <w:rFonts w:ascii="Aptos" w:hAnsi="Aptos" w:eastAsia="ＭＳ 明朝" w:cs="Arial"/>
-                <w:kern w:val="0"/>
-                <w:sz w:val="24"/>
-                <w:szCs w:val="24"/>
-                <w:lang w:val="en-US" w:eastAsia="ja-JP" w:bidi="ar-SA"/>
-              </w:rPr>
-            </w:pPr>
-            <w:r>
-              <w:rPr>
-                <w:rFonts w:eastAsia="Segoe UI" w:cs="Segoe UI" w:ascii="Segoe UI" w:hAnsi="Segoe UI"/>
-                <w:color w:val="101820"/>
-                <w:kern w:val="0"/>
-                <w:sz w:val="18"/>
-                <w:szCs w:val="24"/>
-                <w:lang w:val="en-US" w:eastAsia="ja-JP" w:bidi="ar-SA"/>
-              </w:rPr>
-              <w:t>Referral request</w:t>
-            </w:r>
-          </w:p>
-        </w:tc>
-        <w:tc>
-          <w:tcPr>
-            <w:tcW w:w="4349" w:type="dxa"/>
-            <w:tcBorders>
-              <w:top w:val="single" w:sz="4" w:space="0" w:color="BFC7D1"/>
-              <w:left w:val="single" w:sz="4" w:space="0" w:color="BFC7D1"/>
-              <w:bottom w:val="single" w:sz="4" w:space="0" w:color="BFC7D1"/>
-              <w:right w:val="single" w:sz="4" w:space="0" w:color="BFC7D1"/>
-            </w:tcBorders>
-          </w:tcPr>
-          <w:p>
-            <w:pPr>
-              <w:pStyle w:val="Normal"/>
-              <w:widowControl/>
-              <w:spacing w:lineRule="auto" w:line="240" w:before="0" w:after="20"/>
-              <w:jc w:val="left"/>
-              <w:rPr>
-                <w:rFonts w:ascii="Aptos" w:hAnsi="Aptos" w:eastAsia="ＭＳ 明朝" w:cs="Arial"/>
-                <w:kern w:val="0"/>
-                <w:sz w:val="24"/>
-                <w:szCs w:val="24"/>
-                <w:lang w:val="en-US" w:eastAsia="ja-JP" w:bidi="ar-SA"/>
-              </w:rPr>
-            </w:pPr>
-            <w:r>
-              <w:rPr>
-                <w:rFonts w:eastAsia="Segoe UI" w:cs="Segoe UI" w:ascii="Segoe UI" w:hAnsi="Segoe UI"/>
-                <w:color w:val="101820"/>
-                <w:kern w:val="0"/>
-                <w:sz w:val="18"/>
-                <w:szCs w:val="24"/>
-                <w:lang w:val="en-US" w:eastAsia="ja-JP" w:bidi="ar-SA"/>
-              </w:rPr>
-              <w:t>After go-live and a stable first month-end close</w:t>
+              <w:t>12</w:t>
+            </w:r>
+          </w:p>
+        </w:tc>
+        <w:tc>
+          <w:tcPr>
+            <w:tcW w:w="3761" w:type="dxa"/>
+            <w:tcBorders>
+              <w:top w:val="single" w:sz="4" w:space="0" w:color="BFC7D1"/>
+              <w:left w:val="single" w:sz="4" w:space="0" w:color="BFC7D1"/>
+              <w:bottom w:val="single" w:sz="4" w:space="0" w:color="BFC7D1"/>
+              <w:right w:val="single" w:sz="4" w:space="0" w:color="BFC7D1"/>
+            </w:tcBorders>
+          </w:tcPr>
+          <w:p>
+            <w:pPr>
+              <w:pStyle w:val="Normal"/>
+              <w:widowControl/>
+              <w:spacing w:lineRule="auto" w:line="240" w:before="0" w:after="20"/>
+              <w:jc w:val="left"/>
+              <w:rPr>
+                <w:rFonts w:ascii="Aptos" w:hAnsi="Aptos" w:eastAsia="ＭＳ 明朝" w:cs="Arial"/>
+                <w:kern w:val="0"/>
+                <w:sz w:val="24"/>
+                <w:szCs w:val="24"/>
+                <w:lang w:val="en-US" w:eastAsia="ja-JP" w:bidi="ar-SA"/>
+              </w:rPr>
+            </w:pPr>
+            <w:r>
+              <w:rPr>
+                <w:rFonts w:eastAsia="Segoe UI" w:cs="Segoe UI" w:ascii="Segoe UI" w:hAnsi="Segoe UI"/>
+                <w:color w:val="101820"/>
+                <w:kern w:val="0"/>
+                <w:sz w:val="18"/>
+                <w:szCs w:val="24"/>
+                <w:lang w:val="en-US" w:eastAsia="ja-JP" w:bidi="ar-SA"/>
+              </w:rPr>
+              <w:t>Welcome and kick-off</w:t>
+            </w:r>
+          </w:p>
+        </w:tc>
+        <w:tc>
+          <w:tcPr>
+            <w:tcW w:w="4348" w:type="dxa"/>
+            <w:tcBorders>
+              <w:top w:val="single" w:sz="4" w:space="0" w:color="BFC7D1"/>
+              <w:left w:val="single" w:sz="4" w:space="0" w:color="BFC7D1"/>
+              <w:bottom w:val="single" w:sz="4" w:space="0" w:color="BFC7D1"/>
+              <w:right w:val="single" w:sz="4" w:space="0" w:color="BFC7D1"/>
+            </w:tcBorders>
+          </w:tcPr>
+          <w:p>
+            <w:pPr>
+              <w:pStyle w:val="Normal"/>
+              <w:widowControl/>
+              <w:spacing w:lineRule="auto" w:line="240" w:before="0" w:after="20"/>
+              <w:jc w:val="left"/>
+              <w:rPr>
+                <w:rFonts w:ascii="Aptos" w:hAnsi="Aptos" w:eastAsia="ＭＳ 明朝" w:cs="Arial"/>
+                <w:kern w:val="0"/>
+                <w:sz w:val="24"/>
+                <w:szCs w:val="24"/>
+                <w:lang w:val="en-US" w:eastAsia="ja-JP" w:bidi="ar-SA"/>
+              </w:rPr>
+            </w:pPr>
+            <w:r>
+              <w:rPr>
+                <w:rFonts w:eastAsia="Segoe UI" w:cs="Segoe UI" w:ascii="Segoe UI" w:hAnsi="Segoe UI"/>
+                <w:color w:val="101820"/>
+                <w:kern w:val="0"/>
+                <w:sz w:val="18"/>
+                <w:szCs w:val="24"/>
+                <w:lang w:val="en-US" w:eastAsia="ja-JP" w:bidi="ar-SA"/>
+              </w:rPr>
+              <w:t>Within 2 working days of signing</w:t>
             </w:r>
           </w:p>
         </w:tc>
@@ -6355,81 +6786,81 @@
                 <w:szCs w:val="24"/>
                 <w:lang w:val="en-US" w:eastAsia="ja-JP" w:bidi="ar-SA"/>
               </w:rPr>
-              <w:t>14</w:t>
-            </w:r>
-          </w:p>
-        </w:tc>
-        <w:tc>
-          <w:tcPr>
-            <w:tcW w:w="3759" w:type="dxa"/>
-            <w:tcBorders>
-              <w:top w:val="single" w:sz="4" w:space="0" w:color="BFC7D1"/>
-              <w:left w:val="single" w:sz="4" w:space="0" w:color="BFC7D1"/>
-              <w:bottom w:val="single" w:sz="4" w:space="0" w:color="BFC7D1"/>
-              <w:right w:val="single" w:sz="4" w:space="0" w:color="BFC7D1"/>
-            </w:tcBorders>
-          </w:tcPr>
-          <w:p>
-            <w:pPr>
-              <w:pStyle w:val="Normal"/>
-              <w:widowControl/>
-              <w:spacing w:lineRule="auto" w:line="240" w:before="0" w:after="20"/>
-              <w:jc w:val="left"/>
-              <w:rPr>
-                <w:rFonts w:ascii="Aptos" w:hAnsi="Aptos" w:eastAsia="ＭＳ 明朝" w:cs="Arial"/>
-                <w:kern w:val="0"/>
-                <w:sz w:val="24"/>
-                <w:szCs w:val="24"/>
-                <w:lang w:val="en-US" w:eastAsia="ja-JP" w:bidi="ar-SA"/>
-              </w:rPr>
-            </w:pPr>
-            <w:r>
-              <w:rPr>
-                <w:rFonts w:eastAsia="Segoe UI" w:cs="Segoe UI" w:ascii="Segoe UI" w:hAnsi="Segoe UI"/>
-                <w:color w:val="101820"/>
-                <w:kern w:val="0"/>
-                <w:sz w:val="18"/>
-                <w:szCs w:val="24"/>
-                <w:lang w:val="en-US" w:eastAsia="ja-JP" w:bidi="ar-SA"/>
-              </w:rPr>
-              <w:t>Re-engagement</w:t>
-            </w:r>
-          </w:p>
-        </w:tc>
-        <w:tc>
-          <w:tcPr>
-            <w:tcW w:w="4349" w:type="dxa"/>
-            <w:tcBorders>
-              <w:top w:val="single" w:sz="4" w:space="0" w:color="BFC7D1"/>
-              <w:left w:val="single" w:sz="4" w:space="0" w:color="BFC7D1"/>
-              <w:bottom w:val="single" w:sz="4" w:space="0" w:color="BFC7D1"/>
-              <w:right w:val="single" w:sz="4" w:space="0" w:color="BFC7D1"/>
-            </w:tcBorders>
-          </w:tcPr>
-          <w:p>
-            <w:pPr>
-              <w:pStyle w:val="Normal"/>
-              <w:widowControl/>
-              <w:spacing w:lineRule="auto" w:line="240" w:before="0" w:after="20"/>
-              <w:jc w:val="left"/>
-              <w:rPr>
-                <w:rFonts w:ascii="Aptos" w:hAnsi="Aptos" w:eastAsia="ＭＳ 明朝" w:cs="Arial"/>
-                <w:kern w:val="0"/>
-                <w:sz w:val="24"/>
-                <w:szCs w:val="24"/>
-                <w:lang w:val="en-US" w:eastAsia="ja-JP" w:bidi="ar-SA"/>
-              </w:rPr>
-            </w:pPr>
-            <w:r>
-              <w:rPr>
-                <w:rFonts w:eastAsia="Segoe UI" w:cs="Segoe UI" w:ascii="Segoe UI" w:hAnsi="Segoe UI"/>
-                <w:color w:val="101820"/>
-                <w:kern w:val="0"/>
-                <w:sz w:val="18"/>
-                <w:szCs w:val="24"/>
-                <w:lang w:val="en-US" w:eastAsia="ja-JP" w:bidi="ar-SA"/>
-              </w:rPr>
-              <w:t>60 to 90 days after a prospect goes quiet</w:t>
+              <w:t>13</w:t>
+            </w:r>
+          </w:p>
+        </w:tc>
+        <w:tc>
+          <w:tcPr>
+            <w:tcW w:w="3761" w:type="dxa"/>
+            <w:tcBorders>
+              <w:top w:val="single" w:sz="4" w:space="0" w:color="BFC7D1"/>
+              <w:left w:val="single" w:sz="4" w:space="0" w:color="BFC7D1"/>
+              <w:bottom w:val="single" w:sz="4" w:space="0" w:color="BFC7D1"/>
+              <w:right w:val="single" w:sz="4" w:space="0" w:color="BFC7D1"/>
+            </w:tcBorders>
+          </w:tcPr>
+          <w:p>
+            <w:pPr>
+              <w:pStyle w:val="Normal"/>
+              <w:widowControl/>
+              <w:spacing w:lineRule="auto" w:line="240" w:before="0" w:after="20"/>
+              <w:jc w:val="left"/>
+              <w:rPr>
+                <w:rFonts w:ascii="Aptos" w:hAnsi="Aptos" w:eastAsia="ＭＳ 明朝" w:cs="Arial"/>
+                <w:kern w:val="0"/>
+                <w:sz w:val="24"/>
+                <w:szCs w:val="24"/>
+                <w:lang w:val="en-US" w:eastAsia="ja-JP" w:bidi="ar-SA"/>
+              </w:rPr>
+            </w:pPr>
+            <w:r>
+              <w:rPr>
+                <w:rFonts w:eastAsia="Segoe UI" w:cs="Segoe UI" w:ascii="Segoe UI" w:hAnsi="Segoe UI"/>
+                <w:color w:val="101820"/>
+                <w:kern w:val="0"/>
+                <w:sz w:val="18"/>
+                <w:szCs w:val="24"/>
+                <w:lang w:val="en-US" w:eastAsia="ja-JP" w:bidi="ar-SA"/>
+              </w:rPr>
+              <w:t>Referral request</w:t>
+            </w:r>
+          </w:p>
+        </w:tc>
+        <w:tc>
+          <w:tcPr>
+            <w:tcW w:w="4348" w:type="dxa"/>
+            <w:tcBorders>
+              <w:top w:val="single" w:sz="4" w:space="0" w:color="BFC7D1"/>
+              <w:left w:val="single" w:sz="4" w:space="0" w:color="BFC7D1"/>
+              <w:bottom w:val="single" w:sz="4" w:space="0" w:color="BFC7D1"/>
+              <w:right w:val="single" w:sz="4" w:space="0" w:color="BFC7D1"/>
+            </w:tcBorders>
+          </w:tcPr>
+          <w:p>
+            <w:pPr>
+              <w:pStyle w:val="Normal"/>
+              <w:widowControl/>
+              <w:spacing w:lineRule="auto" w:line="240" w:before="0" w:after="20"/>
+              <w:jc w:val="left"/>
+              <w:rPr>
+                <w:rFonts w:ascii="Aptos" w:hAnsi="Aptos" w:eastAsia="ＭＳ 明朝" w:cs="Arial"/>
+                <w:kern w:val="0"/>
+                <w:sz w:val="24"/>
+                <w:szCs w:val="24"/>
+                <w:lang w:val="en-US" w:eastAsia="ja-JP" w:bidi="ar-SA"/>
+              </w:rPr>
+            </w:pPr>
+            <w:r>
+              <w:rPr>
+                <w:rFonts w:eastAsia="Segoe UI" w:cs="Segoe UI" w:ascii="Segoe UI" w:hAnsi="Segoe UI"/>
+                <w:color w:val="101820"/>
+                <w:kern w:val="0"/>
+                <w:sz w:val="18"/>
+                <w:szCs w:val="24"/>
+                <w:lang w:val="en-US" w:eastAsia="ja-JP" w:bidi="ar-SA"/>
+              </w:rPr>
+              <w:t>After go-live and a stable first month-end close</w:t>
             </w:r>
           </w:p>
         </w:tc>
@@ -6469,81 +6900,81 @@
                 <w:szCs w:val="24"/>
                 <w:lang w:val="en-US" w:eastAsia="ja-JP" w:bidi="ar-SA"/>
               </w:rPr>
-              <w:t>15</w:t>
-            </w:r>
-          </w:p>
-        </w:tc>
-        <w:tc>
-          <w:tcPr>
-            <w:tcW w:w="3759" w:type="dxa"/>
-            <w:tcBorders>
-              <w:top w:val="single" w:sz="4" w:space="0" w:color="BFC7D1"/>
-              <w:left w:val="single" w:sz="4" w:space="0" w:color="BFC7D1"/>
-              <w:bottom w:val="single" w:sz="4" w:space="0" w:color="BFC7D1"/>
-              <w:right w:val="single" w:sz="4" w:space="0" w:color="BFC7D1"/>
-            </w:tcBorders>
-          </w:tcPr>
-          <w:p>
-            <w:pPr>
-              <w:pStyle w:val="Normal"/>
-              <w:widowControl/>
-              <w:spacing w:lineRule="auto" w:line="240" w:before="0" w:after="20"/>
-              <w:jc w:val="left"/>
-              <w:rPr>
-                <w:rFonts w:ascii="Aptos" w:hAnsi="Aptos" w:eastAsia="ＭＳ 明朝" w:cs="Arial"/>
-                <w:kern w:val="0"/>
-                <w:sz w:val="24"/>
-                <w:szCs w:val="24"/>
-                <w:lang w:val="en-US" w:eastAsia="ja-JP" w:bidi="ar-SA"/>
-              </w:rPr>
-            </w:pPr>
-            <w:r>
-              <w:rPr>
-                <w:rFonts w:eastAsia="Segoe UI" w:cs="Segoe UI" w:ascii="Segoe UI" w:hAnsi="Segoe UI"/>
-                <w:color w:val="101820"/>
-                <w:kern w:val="0"/>
-                <w:sz w:val="18"/>
-                <w:szCs w:val="24"/>
-                <w:lang w:val="en-US" w:eastAsia="ja-JP" w:bidi="ar-SA"/>
-              </w:rPr>
-              <w:t>Event or webinar invitation</w:t>
-            </w:r>
-          </w:p>
-        </w:tc>
-        <w:tc>
-          <w:tcPr>
-            <w:tcW w:w="4349" w:type="dxa"/>
-            <w:tcBorders>
-              <w:top w:val="single" w:sz="4" w:space="0" w:color="BFC7D1"/>
-              <w:left w:val="single" w:sz="4" w:space="0" w:color="BFC7D1"/>
-              <w:bottom w:val="single" w:sz="4" w:space="0" w:color="BFC7D1"/>
-              <w:right w:val="single" w:sz="4" w:space="0" w:color="BFC7D1"/>
-            </w:tcBorders>
-          </w:tcPr>
-          <w:p>
-            <w:pPr>
-              <w:pStyle w:val="Normal"/>
-              <w:widowControl/>
-              <w:spacing w:lineRule="auto" w:line="240" w:before="0" w:after="20"/>
-              <w:jc w:val="left"/>
-              <w:rPr>
-                <w:rFonts w:ascii="Aptos" w:hAnsi="Aptos" w:eastAsia="ＭＳ 明朝" w:cs="Arial"/>
-                <w:kern w:val="0"/>
-                <w:sz w:val="24"/>
-                <w:szCs w:val="24"/>
-                <w:lang w:val="en-US" w:eastAsia="ja-JP" w:bidi="ar-SA"/>
-              </w:rPr>
-            </w:pPr>
-            <w:r>
-              <w:rPr>
-                <w:rFonts w:eastAsia="Segoe UI" w:cs="Segoe UI" w:ascii="Segoe UI" w:hAnsi="Segoe UI"/>
-                <w:color w:val="101820"/>
-                <w:kern w:val="0"/>
-                <w:sz w:val="18"/>
-                <w:szCs w:val="24"/>
-                <w:lang w:val="en-US" w:eastAsia="ja-JP" w:bidi="ar-SA"/>
-              </w:rPr>
-              <w:t>3 weeks and 1 week before the event</w:t>
+              <w:t>14</w:t>
+            </w:r>
+          </w:p>
+        </w:tc>
+        <w:tc>
+          <w:tcPr>
+            <w:tcW w:w="3761" w:type="dxa"/>
+            <w:tcBorders>
+              <w:top w:val="single" w:sz="4" w:space="0" w:color="BFC7D1"/>
+              <w:left w:val="single" w:sz="4" w:space="0" w:color="BFC7D1"/>
+              <w:bottom w:val="single" w:sz="4" w:space="0" w:color="BFC7D1"/>
+              <w:right w:val="single" w:sz="4" w:space="0" w:color="BFC7D1"/>
+            </w:tcBorders>
+          </w:tcPr>
+          <w:p>
+            <w:pPr>
+              <w:pStyle w:val="Normal"/>
+              <w:widowControl/>
+              <w:spacing w:lineRule="auto" w:line="240" w:before="0" w:after="20"/>
+              <w:jc w:val="left"/>
+              <w:rPr>
+                <w:rFonts w:ascii="Aptos" w:hAnsi="Aptos" w:eastAsia="ＭＳ 明朝" w:cs="Arial"/>
+                <w:kern w:val="0"/>
+                <w:sz w:val="24"/>
+                <w:szCs w:val="24"/>
+                <w:lang w:val="en-US" w:eastAsia="ja-JP" w:bidi="ar-SA"/>
+              </w:rPr>
+            </w:pPr>
+            <w:r>
+              <w:rPr>
+                <w:rFonts w:eastAsia="Segoe UI" w:cs="Segoe UI" w:ascii="Segoe UI" w:hAnsi="Segoe UI"/>
+                <w:color w:val="101820"/>
+                <w:kern w:val="0"/>
+                <w:sz w:val="18"/>
+                <w:szCs w:val="24"/>
+                <w:lang w:val="en-US" w:eastAsia="ja-JP" w:bidi="ar-SA"/>
+              </w:rPr>
+              <w:t>Re-engagement</w:t>
+            </w:r>
+          </w:p>
+        </w:tc>
+        <w:tc>
+          <w:tcPr>
+            <w:tcW w:w="4348" w:type="dxa"/>
+            <w:tcBorders>
+              <w:top w:val="single" w:sz="4" w:space="0" w:color="BFC7D1"/>
+              <w:left w:val="single" w:sz="4" w:space="0" w:color="BFC7D1"/>
+              <w:bottom w:val="single" w:sz="4" w:space="0" w:color="BFC7D1"/>
+              <w:right w:val="single" w:sz="4" w:space="0" w:color="BFC7D1"/>
+            </w:tcBorders>
+          </w:tcPr>
+          <w:p>
+            <w:pPr>
+              <w:pStyle w:val="Normal"/>
+              <w:widowControl/>
+              <w:spacing w:lineRule="auto" w:line="240" w:before="0" w:after="20"/>
+              <w:jc w:val="left"/>
+              <w:rPr>
+                <w:rFonts w:ascii="Aptos" w:hAnsi="Aptos" w:eastAsia="ＭＳ 明朝" w:cs="Arial"/>
+                <w:kern w:val="0"/>
+                <w:sz w:val="24"/>
+                <w:szCs w:val="24"/>
+                <w:lang w:val="en-US" w:eastAsia="ja-JP" w:bidi="ar-SA"/>
+              </w:rPr>
+            </w:pPr>
+            <w:r>
+              <w:rPr>
+                <w:rFonts w:eastAsia="Segoe UI" w:cs="Segoe UI" w:ascii="Segoe UI" w:hAnsi="Segoe UI"/>
+                <w:color w:val="101820"/>
+                <w:kern w:val="0"/>
+                <w:sz w:val="18"/>
+                <w:szCs w:val="24"/>
+                <w:lang w:val="en-US" w:eastAsia="ja-JP" w:bidi="ar-SA"/>
+              </w:rPr>
+              <w:t>60 to 90 days after a prospect goes quiet</w:t>
             </w:r>
           </w:p>
         </w:tc>
@@ -6583,13 +7014,127 @@
                 <w:szCs w:val="24"/>
                 <w:lang w:val="en-US" w:eastAsia="ja-JP" w:bidi="ar-SA"/>
               </w:rPr>
+              <w:t>15</w:t>
+            </w:r>
+          </w:p>
+        </w:tc>
+        <w:tc>
+          <w:tcPr>
+            <w:tcW w:w="3761" w:type="dxa"/>
+            <w:tcBorders>
+              <w:top w:val="single" w:sz="4" w:space="0" w:color="BFC7D1"/>
+              <w:left w:val="single" w:sz="4" w:space="0" w:color="BFC7D1"/>
+              <w:bottom w:val="single" w:sz="4" w:space="0" w:color="BFC7D1"/>
+              <w:right w:val="single" w:sz="4" w:space="0" w:color="BFC7D1"/>
+            </w:tcBorders>
+          </w:tcPr>
+          <w:p>
+            <w:pPr>
+              <w:pStyle w:val="Normal"/>
+              <w:widowControl/>
+              <w:spacing w:lineRule="auto" w:line="240" w:before="0" w:after="20"/>
+              <w:jc w:val="left"/>
+              <w:rPr>
+                <w:rFonts w:ascii="Aptos" w:hAnsi="Aptos" w:eastAsia="ＭＳ 明朝" w:cs="Arial"/>
+                <w:kern w:val="0"/>
+                <w:sz w:val="24"/>
+                <w:szCs w:val="24"/>
+                <w:lang w:val="en-US" w:eastAsia="ja-JP" w:bidi="ar-SA"/>
+              </w:rPr>
+            </w:pPr>
+            <w:r>
+              <w:rPr>
+                <w:rFonts w:eastAsia="Segoe UI" w:cs="Segoe UI" w:ascii="Segoe UI" w:hAnsi="Segoe UI"/>
+                <w:color w:val="101820"/>
+                <w:kern w:val="0"/>
+                <w:sz w:val="18"/>
+                <w:szCs w:val="24"/>
+                <w:lang w:val="en-US" w:eastAsia="ja-JP" w:bidi="ar-SA"/>
+              </w:rPr>
+              <w:t>Event or webinar invitation</w:t>
+            </w:r>
+          </w:p>
+        </w:tc>
+        <w:tc>
+          <w:tcPr>
+            <w:tcW w:w="4348" w:type="dxa"/>
+            <w:tcBorders>
+              <w:top w:val="single" w:sz="4" w:space="0" w:color="BFC7D1"/>
+              <w:left w:val="single" w:sz="4" w:space="0" w:color="BFC7D1"/>
+              <w:bottom w:val="single" w:sz="4" w:space="0" w:color="BFC7D1"/>
+              <w:right w:val="single" w:sz="4" w:space="0" w:color="BFC7D1"/>
+            </w:tcBorders>
+          </w:tcPr>
+          <w:p>
+            <w:pPr>
+              <w:pStyle w:val="Normal"/>
+              <w:widowControl/>
+              <w:spacing w:lineRule="auto" w:line="240" w:before="0" w:after="20"/>
+              <w:jc w:val="left"/>
+              <w:rPr>
+                <w:rFonts w:ascii="Aptos" w:hAnsi="Aptos" w:eastAsia="ＭＳ 明朝" w:cs="Arial"/>
+                <w:kern w:val="0"/>
+                <w:sz w:val="24"/>
+                <w:szCs w:val="24"/>
+                <w:lang w:val="en-US" w:eastAsia="ja-JP" w:bidi="ar-SA"/>
+              </w:rPr>
+            </w:pPr>
+            <w:r>
+              <w:rPr>
+                <w:rFonts w:eastAsia="Segoe UI" w:cs="Segoe UI" w:ascii="Segoe UI" w:hAnsi="Segoe UI"/>
+                <w:color w:val="101820"/>
+                <w:kern w:val="0"/>
+                <w:sz w:val="18"/>
+                <w:szCs w:val="24"/>
+                <w:lang w:val="en-US" w:eastAsia="ja-JP" w:bidi="ar-SA"/>
+              </w:rPr>
+              <w:t>3 weeks and 1 week before the event</w:t>
+            </w:r>
+          </w:p>
+        </w:tc>
+      </w:tr>
+      <w:tr>
+        <w:trPr/>
+        <w:tc>
+          <w:tcPr>
+            <w:tcW w:w="906" w:type="dxa"/>
+            <w:tcBorders>
+              <w:top w:val="single" w:sz="4" w:space="0" w:color="BFC7D1"/>
+              <w:left w:val="single" w:sz="4" w:space="0" w:color="BFC7D1"/>
+              <w:bottom w:val="single" w:sz="4" w:space="0" w:color="BFC7D1"/>
+              <w:right w:val="single" w:sz="4" w:space="0" w:color="BFC7D1"/>
+            </w:tcBorders>
+          </w:tcPr>
+          <w:p>
+            <w:pPr>
+              <w:pStyle w:val="Normal"/>
+              <w:widowControl/>
+              <w:spacing w:lineRule="auto" w:line="240" w:before="0" w:after="20"/>
+              <w:jc w:val="left"/>
+              <w:rPr>
+                <w:rFonts w:ascii="Aptos" w:hAnsi="Aptos" w:eastAsia="ＭＳ 明朝" w:cs="Arial"/>
+                <w:kern w:val="0"/>
+                <w:sz w:val="24"/>
+                <w:szCs w:val="24"/>
+                <w:lang w:val="en-US" w:eastAsia="ja-JP" w:bidi="ar-SA"/>
+              </w:rPr>
+            </w:pPr>
+            <w:r>
+              <w:rPr>
+                <w:rFonts w:eastAsia="Segoe UI" w:cs="Segoe UI" w:ascii="Segoe UI" w:hAnsi="Segoe UI"/>
+                <w:color w:val="101820"/>
+                <w:kern w:val="0"/>
+                <w:sz w:val="18"/>
+                <w:szCs w:val="24"/>
+                <w:lang w:val="en-US" w:eastAsia="ja-JP" w:bidi="ar-SA"/>
+              </w:rPr>
               <w:t>16</w:t>
             </w:r>
           </w:p>
         </w:tc>
         <w:tc>
           <w:tcPr>
-            <w:tcW w:w="3759" w:type="dxa"/>
+            <w:tcW w:w="3761" w:type="dxa"/>
             <w:tcBorders>
               <w:top w:val="single" w:sz="4" w:space="0" w:color="BFC7D1"/>
               <w:left w:val="single" w:sz="4" w:space="0" w:color="BFC7D1"/>
@@ -6626,7 +7171,7 @@
         </w:tc>
         <w:tc>
           <w:tcPr>
-            <w:tcW w:w="4349" w:type="dxa"/>
+            <w:tcW w:w="4348" w:type="dxa"/>
             <w:tcBorders>
               <w:top w:val="single" w:sz="4" w:space="0" w:color="BFC7D1"/>
               <w:left w:val="single" w:sz="4" w:space="0" w:color="BFC7D1"/>
@@ -6671,7 +7216,7 @@
       <w:r>
         <w:br w:type="page"/>
       </w:r>
-      <w:bookmarkStart w:id="12" w:name="__RefHeading___Toc14212_3199679052"/>
+      <w:bookmarkStart w:id="12" w:name="__RefHeading___Toc6861_1360963153"/>
       <w:bookmarkEnd w:id="12"/>
       <w:r>
         <w:rPr>
@@ -6688,7 +7233,7 @@
         <w:pStyle w:val="Heading2"/>
         <w:rPr/>
       </w:pPr>
-      <w:bookmarkStart w:id="13" w:name="__RefHeading___Toc14214_3199679052"/>
+      <w:bookmarkStart w:id="13" w:name="__RefHeading___Toc6863_1360963153"/>
       <w:bookmarkEnd w:id="13"/>
       <w:r>
         <w:rPr>
@@ -7241,7 +7786,7 @@
           <w:color w:val="101820"/>
           <w:sz w:val="20"/>
         </w:rPr>
-        <w:t>Smaller brokers we speak with usually keep policies in one place, receipts and remittances in spreadsheets, and the books in a separate package. iNXT BrokerVerse keeps them in one system: quotation and placement with your insurers, the policy, the official receipt, the remittance to each insurer, commission, the month-end close and the BIR working papers (Form 2307, VAT Summary, SAWT, QAP, SLSP).</w:t>
+        <w:t>Smaller brokers we speak with usually keep policies in one place, receipts and remittances in spreadsheets, and the books in a separate package. iNXT BrokerVerse keeps them in one system: quotation and placement with your insurers, the policy, the official receipt and the EOPT sales invoice, the remittance to each insurer, commission, the month-end close and the BIR forms (2307, 0619-E, 1601-EQ and the alphalists with their DAT files).</w:t>
       </w:r>
     </w:p>
     <w:p>
@@ -7351,7 +7896,7 @@
         <w:pStyle w:val="Heading2"/>
         <w:rPr/>
       </w:pPr>
-      <w:bookmarkStart w:id="14" w:name="__RefHeading___Toc14216_3199679052"/>
+      <w:bookmarkStart w:id="14" w:name="__RefHeading___Toc6865_1360963153"/>
       <w:bookmarkEnd w:id="14"/>
       <w:r>
         <w:rPr>
@@ -7904,7 +8449,7 @@
           <w:color w:val="101820"/>
           <w:sz w:val="20"/>
         </w:rPr>
-        <w:t>For a broker of [Company]'s size, three points usually matter most. Premium collected is held per insurer and per co-insurance share, and remitted by approved remittance with approval levels by amount. Every money and configuration change goes through maker-checker, with signing limits from your Authority Matrix and a full audit trail. The month-end close runs a checklist that will not pass without approved bank reconciliations, and the BIR working papers come from the same ledger.</w:t>
+        <w:t>For a broker of [Company]'s size, three points usually matter most. Premium collected is held per insurer and per co-insurance share, and remitted by approved remittance with approval levels by amount. Every money and configuration change goes through maker-checker, with signing limits from your Authority Matrix and a full audit trail. The month-end close runs a checklist that will not pass without approved bank reconciliations, and the BIR returns and alphalists come from the same ledger. The same system runs your AML/CFT programme and keeps the Insurance Commission registers.</w:t>
       </w:r>
     </w:p>
     <w:p>
@@ -8014,7 +8559,7 @@
         <w:pStyle w:val="Heading2"/>
         <w:rPr/>
       </w:pPr>
-      <w:bookmarkStart w:id="15" w:name="__RefHeading___Toc14218_3199679052"/>
+      <w:bookmarkStart w:id="15" w:name="__RefHeading___Toc6867_1360963153"/>
       <w:bookmarkEnd w:id="15"/>
       <w:r>
         <w:rPr>
@@ -8023,7 +8568,7 @@
           <w:color w:val="0F4761"/>
           <w:sz w:val="26"/>
         </w:rPr>
-        <w:t>4.3  Follow-up 1</w:t>
+        <w:t>4.3  Compliance-led introduction</w:t>
       </w:r>
     </w:p>
     <w:tbl>
@@ -8200,7 +8745,7 @@
                 <w:szCs w:val="24"/>
                 <w:lang w:val="en-US" w:eastAsia="ja-JP" w:bidi="ar-SA"/>
               </w:rPr>
-              <w:t>A short reminder with one new fact</w:t>
+              <w:t>Open a conversation through a regulatory obligation the broker must meet (AML/CFT, EOPT invoicing, IC complaints handling, data privacy)</w:t>
             </w:r>
           </w:p>
         </w:tc>
@@ -8240,7 +8785,7 @@
                 <w:szCs w:val="24"/>
                 <w:lang w:val="en-US" w:eastAsia="ja-JP" w:bidi="ar-SA"/>
               </w:rPr>
-              <w:t>When</w:t>
+              <w:t>Send to</w:t>
             </w:r>
           </w:p>
         </w:tc>
@@ -8277,7 +8822,7 @@
                 <w:szCs w:val="24"/>
                 <w:lang w:val="en-US" w:eastAsia="ja-JP" w:bidi="ar-SA"/>
               </w:rPr>
-              <w:t>4 to 5 days after the introduction, if there is no reply</w:t>
+              <w:t>Compliance officer or CFO; copy the president when the compliance officer reports to the board</w:t>
             </w:r>
           </w:p>
         </w:tc>
@@ -8317,6 +8862,83 @@
                 <w:szCs w:val="24"/>
                 <w:lang w:val="en-US" w:eastAsia="ja-JP" w:bidi="ar-SA"/>
               </w:rPr>
+              <w:t>When</w:t>
+            </w:r>
+          </w:p>
+        </w:tc>
+        <w:tc>
+          <w:tcPr>
+            <w:tcW w:w="7333" w:type="dxa"/>
+            <w:tcBorders>
+              <w:top w:val="single" w:sz="4" w:space="0" w:color="BFC7D1"/>
+              <w:left w:val="single" w:sz="4" w:space="0" w:color="BFC7D1"/>
+              <w:bottom w:val="single" w:sz="4" w:space="0" w:color="BFC7D1"/>
+              <w:right w:val="single" w:sz="4" w:space="0" w:color="BFC7D1"/>
+            </w:tcBorders>
+          </w:tcPr>
+          <w:p>
+            <w:pPr>
+              <w:pStyle w:val="Normal"/>
+              <w:widowControl/>
+              <w:spacing w:lineRule="auto" w:line="240" w:before="0" w:after="20"/>
+              <w:jc w:val="left"/>
+              <w:rPr>
+                <w:rFonts w:ascii="Aptos" w:hAnsi="Aptos" w:eastAsia="ＭＳ 明朝" w:cs="Arial"/>
+                <w:kern w:val="0"/>
+                <w:sz w:val="24"/>
+                <w:szCs w:val="24"/>
+                <w:lang w:val="en-US" w:eastAsia="ja-JP" w:bidi="ar-SA"/>
+              </w:rPr>
+            </w:pPr>
+            <w:r>
+              <w:rPr>
+                <w:rFonts w:eastAsia="Segoe UI" w:cs="Segoe UI" w:ascii="Segoe UI" w:hAnsi="Segoe UI"/>
+                <w:color w:val="101820"/>
+                <w:kern w:val="0"/>
+                <w:sz w:val="18"/>
+                <w:szCs w:val="24"/>
+                <w:lang w:val="en-US" w:eastAsia="ja-JP" w:bidi="ar-SA"/>
+              </w:rPr>
+              <w:t>Day 0 of the sequence, in place of the cold introduction</w:t>
+            </w:r>
+          </w:p>
+        </w:tc>
+      </w:tr>
+      <w:tr>
+        <w:trPr/>
+        <w:tc>
+          <w:tcPr>
+            <w:tcW w:w="1681" w:type="dxa"/>
+            <w:tcBorders>
+              <w:top w:val="single" w:sz="4" w:space="0" w:color="BFC7D1"/>
+              <w:left w:val="single" w:sz="4" w:space="0" w:color="BFC7D1"/>
+              <w:bottom w:val="single" w:sz="4" w:space="0" w:color="BFC7D1"/>
+              <w:right w:val="single" w:sz="4" w:space="0" w:color="BFC7D1"/>
+            </w:tcBorders>
+          </w:tcPr>
+          <w:p>
+            <w:pPr>
+              <w:pStyle w:val="Normal"/>
+              <w:widowControl/>
+              <w:spacing w:lineRule="auto" w:line="240" w:before="0" w:after="20"/>
+              <w:jc w:val="left"/>
+              <w:rPr>
+                <w:rFonts w:ascii="Aptos" w:hAnsi="Aptos" w:eastAsia="ＭＳ 明朝" w:cs="Arial"/>
+                <w:kern w:val="0"/>
+                <w:sz w:val="24"/>
+                <w:szCs w:val="24"/>
+                <w:lang w:val="en-US" w:eastAsia="ja-JP" w:bidi="ar-SA"/>
+              </w:rPr>
+            </w:pPr>
+            <w:r>
+              <w:rPr>
+                <w:rFonts w:eastAsia="Segoe UI" w:cs="Segoe UI" w:ascii="Segoe UI" w:hAnsi="Segoe UI"/>
+                <w:color w:val="101820"/>
+                <w:kern w:val="0"/>
+                <w:sz w:val="18"/>
+                <w:szCs w:val="24"/>
+                <w:lang w:val="en-US" w:eastAsia="ja-JP" w:bidi="ar-SA"/>
+              </w:rPr>
               <w:t>Attachments</w:t>
             </w:r>
           </w:p>
@@ -8354,7 +8976,7 @@
                 <w:szCs w:val="24"/>
                 <w:lang w:val="en-US" w:eastAsia="ja-JP" w:bidi="ar-SA"/>
               </w:rPr>
-              <w:t>iNXT_BrokerVerse_Brochure.pdf</w:t>
+              <w:t>None</w:t>
             </w:r>
           </w:p>
         </w:tc>
@@ -8401,7 +9023,7 @@
           <w:color w:val="101820"/>
           <w:sz w:val="21"/>
         </w:rPr>
-        <w:t>Re: [original subject]</w:t>
+        <w:t>AML/CFT and the policy record in one system, [Company]</w:t>
       </w:r>
     </w:p>
     <w:p>
@@ -8420,7 +9042,26 @@
           <w:color w:val="101820"/>
           <w:sz w:val="21"/>
         </w:rPr>
-        <w:t>Brochure: iNXT BrokerVerse for [Company]</w:t>
+        <w:t>EOPT invoices and BIR returns from your broking ledger</w:t>
+      </w:r>
+    </w:p>
+    <w:p>
+      <w:pPr>
+        <w:pStyle w:val="Normal"/>
+        <w:numPr>
+          <w:ilvl w:val="0"/>
+          <w:numId w:val="1"/>
+        </w:numPr>
+        <w:spacing w:before="0" w:after="60"/>
+        <w:rPr/>
+      </w:pPr>
+      <w:r>
+        <w:rPr>
+          <w:rFonts w:eastAsia="Segoe UI" w:cs="Segoe UI" w:ascii="Segoe UI" w:hAnsi="Segoe UI"/>
+          <w:color w:val="101820"/>
+          <w:sz w:val="21"/>
+        </w:rPr>
+        <w:t>[Company]: licences, complaints and AMLC reports in one place</w:t>
       </w:r>
     </w:p>
     <w:p>
@@ -8454,7 +9095,7 @@
           <w:color w:val="101820"/>
           <w:sz w:val="20"/>
         </w:rPr>
-        <w:t>I am following up on my e-mail of [Date]. I have attached our two-page brochure in case it is easier to share with your team.</w:t>
+        <w:t>I am [Your name] of iorta TechNXT. We publish iNXT BrokerVerse, a broking platform for Philippine non-life brokers.</w:t>
       </w:r>
     </w:p>
     <w:p>
@@ -8471,7 +9112,7 @@
           <w:color w:val="101820"/>
           <w:sz w:val="20"/>
         </w:rPr>
-        <w:t>One point that brokers often ask about: referrers and sub-agents do not need a login. Your team enters their business, and their commission is paid only once the premium is fully collected, net of withholding tax, with Form 2307 produced by the system.</w:t>
+        <w:t>Compliance teams we speak with often keep KYC, screening results and covered transaction reports apart from the policy and receipt records. In iNXT BrokerVerse they are one record: client onboarding with a risk rating and enhanced due diligence, screening against the lists you load, daily covered and suspicious transaction monitoring, cases and the AMLC report files, with every decision in the audit trail. The same system issues EOPT sales invoices and keeps the licence and complaints registers.</w:t>
       </w:r>
     </w:p>
     <w:p>
@@ -8488,7 +9129,7 @@
           <w:color w:val="101820"/>
           <w:sz w:val="20"/>
         </w:rPr>
-        <w:t>If a short call is not possible this month, may I ask who in your team looks after systems or finance, so I can contact the right person?</w:t>
+        <w:t>Your compliance officer and tax adviser stay in charge of the thresholds, codes and filings; the system keeps the records and the deadlines.</w:t>
       </w:r>
     </w:p>
     <w:p>
@@ -8505,7 +9146,7 @@
           <w:color w:val="101820"/>
           <w:sz w:val="20"/>
         </w:rPr>
-        <w:t>Respectfully,</w:t>
+        <w:t>Would 30 minutes in the week of [Date] be useful to look at [Pain point]?</w:t>
       </w:r>
     </w:p>
     <w:p>
@@ -8522,7 +9163,7 @@
           <w:color w:val="101820"/>
           <w:sz w:val="20"/>
         </w:rPr>
-        <w:t>[Your name]</w:t>
+        <w:t>Respectfully,</w:t>
       </w:r>
     </w:p>
     <w:p>
@@ -8539,7 +9180,41 @@
           <w:color w:val="101820"/>
           <w:sz w:val="20"/>
         </w:rPr>
-        <w:t>[Mobile]</w:t>
+        <w:t>[Your name]</w:t>
+      </w:r>
+    </w:p>
+    <w:p>
+      <w:pPr>
+        <w:pStyle w:val="Normal"/>
+        <w:shd w:val="clear" w:color="auto" w:fill="EAF2FB"/>
+        <w:spacing w:before="0" w:after="160"/>
+        <w:ind w:left="170"/>
+        <w:rPr/>
+      </w:pPr>
+      <w:r>
+        <w:rPr>
+          <w:rFonts w:eastAsia="Segoe UI" w:cs="Segoe UI" w:ascii="Segoe UI" w:hAnsi="Segoe UI"/>
+          <w:color w:val="101820"/>
+          <w:sz w:val="20"/>
+        </w:rPr>
+        <w:t>[Title], iorta TechNXT</w:t>
+      </w:r>
+    </w:p>
+    <w:p>
+      <w:pPr>
+        <w:pStyle w:val="Normal"/>
+        <w:shd w:val="clear" w:color="auto" w:fill="EAF2FB"/>
+        <w:spacing w:before="0" w:after="160"/>
+        <w:ind w:left="170"/>
+        <w:rPr/>
+      </w:pPr>
+      <w:r>
+        <w:rPr>
+          <w:rFonts w:eastAsia="Segoe UI" w:cs="Segoe UI" w:ascii="Segoe UI" w:hAnsi="Segoe UI"/>
+          <w:color w:val="101820"/>
+          <w:sz w:val="20"/>
+        </w:rPr>
+        <w:t>[Mobile] | [E-mail]</w:t>
       </w:r>
     </w:p>
     <w:p>
@@ -8547,7 +9222,7 @@
         <w:pStyle w:val="Heading2"/>
         <w:rPr/>
       </w:pPr>
-      <w:bookmarkStart w:id="16" w:name="__RefHeading___Toc14220_3199679052"/>
+      <w:bookmarkStart w:id="16" w:name="__RefHeading___Toc6869_1360963153"/>
       <w:bookmarkEnd w:id="16"/>
       <w:r>
         <w:rPr>
@@ -8556,7 +9231,7 @@
           <w:color w:val="0F4761"/>
           <w:sz w:val="26"/>
         </w:rPr>
-        <w:t>4.4  Follow-up 2</w:t>
+        <w:t>4.4  Follow-up 1</w:t>
       </w:r>
     </w:p>
     <w:tbl>
@@ -8733,7 +9408,7 @@
                 <w:szCs w:val="24"/>
                 <w:lang w:val="en-US" w:eastAsia="ja-JP" w:bidi="ar-SA"/>
               </w:rPr>
-              <w:t>Last message of the first sequence; leaves the door open</w:t>
+              <w:t>A short reminder with one new fact</w:t>
             </w:r>
           </w:p>
         </w:tc>
@@ -8810,7 +9485,7 @@
                 <w:szCs w:val="24"/>
                 <w:lang w:val="en-US" w:eastAsia="ja-JP" w:bidi="ar-SA"/>
               </w:rPr>
-              <w:t>10 to 12 days after the introduction, if there is still no reply</w:t>
+              <w:t>4 to 5 days after the introduction, if there is no reply</w:t>
             </w:r>
           </w:p>
         </w:tc>
@@ -8887,7 +9562,7 @@
                 <w:szCs w:val="24"/>
                 <w:lang w:val="en-US" w:eastAsia="ja-JP" w:bidi="ar-SA"/>
               </w:rPr>
-              <w:t>None</w:t>
+              <w:t>iNXT_BrokerVerse_Brochure.pdf</w:t>
             </w:r>
           </w:p>
         </w:tc>
@@ -8934,7 +9609,7 @@
           <w:color w:val="101820"/>
           <w:sz w:val="21"/>
         </w:rPr>
-        <w:t>Closing the loop, [Company]</w:t>
+        <w:t>Re: [original subject]</w:t>
       </w:r>
     </w:p>
     <w:p>
@@ -8953,7 +9628,7 @@
           <w:color w:val="101820"/>
           <w:sz w:val="21"/>
         </w:rPr>
-        <w:t>Should I contact you next quarter</w:t>
+        <w:t>Brochure: iNXT BrokerVerse for [Company]</w:t>
       </w:r>
     </w:p>
     <w:p>
@@ -8987,7 +9662,7 @@
           <w:color w:val="101820"/>
           <w:sz w:val="20"/>
         </w:rPr>
-        <w:t>I have not heard back and understand this may not be a priority now. I will not follow up further this month.</w:t>
+        <w:t>I am following up on my e-mail of [Date]. I have attached our two-page brochure in case it is easier to share with your team.</w:t>
       </w:r>
     </w:p>
     <w:p>
@@ -9004,7 +9679,7 @@
           <w:color w:val="101820"/>
           <w:sz w:val="20"/>
         </w:rPr>
-        <w:t>If it helps later: iNXT BrokerVerse covers placement with several insurers, co-insurance, official receipts, remittance, commission, bank reconciliation, the month-end close and BIR Form 2307 in one system, priced per user for Philippine brokers.</w:t>
+        <w:t>One point that brokers often ask about: referrers and sub-agents do not need a login. Your team enters their business, and their commission is paid only once the premium is fully collected, net of withholding tax, with Form 2307 produced by the system.</w:t>
       </w:r>
     </w:p>
     <w:p>
@@ -9021,7 +9696,7 @@
           <w:color w:val="101820"/>
           <w:sz w:val="20"/>
         </w:rPr>
-        <w:t>If the timing is better next quarter, a one-line reply with a month is enough and I will contact you then.</w:t>
+        <w:t>If a short call is not possible this month, may I ask who in your team looks after systems or finance, so I can contact the right person?</w:t>
       </w:r>
     </w:p>
     <w:p>
@@ -9080,7 +9755,7 @@
         <w:pStyle w:val="Heading2"/>
         <w:rPr/>
       </w:pPr>
-      <w:bookmarkStart w:id="17" w:name="__RefHeading___Toc14222_3199679052"/>
+      <w:bookmarkStart w:id="17" w:name="__RefHeading___Toc6871_1360963153"/>
       <w:bookmarkEnd w:id="17"/>
       <w:r>
         <w:rPr>
@@ -9089,7 +9764,7 @@
           <w:color w:val="0F4761"/>
           <w:sz w:val="26"/>
         </w:rPr>
-        <w:t>4.5  Meeting request</w:t>
+        <w:t>4.5  Follow-up 2</w:t>
       </w:r>
     </w:p>
     <w:tbl>
@@ -9266,7 +9941,7 @@
                 <w:szCs w:val="24"/>
                 <w:lang w:val="en-US" w:eastAsia="ja-JP" w:bidi="ar-SA"/>
               </w:rPr>
-              <w:t>Confirm a first meeting after a positive reply, a referral or an event</w:t>
+              <w:t>Last message of the first sequence; leaves the door open</w:t>
             </w:r>
           </w:p>
         </w:tc>
@@ -9343,7 +10018,7 @@
                 <w:szCs w:val="24"/>
                 <w:lang w:val="en-US" w:eastAsia="ja-JP" w:bidi="ar-SA"/>
               </w:rPr>
-              <w:t>Within one working day of the reply</w:t>
+              <w:t>10 to 12 days after the introduction, if there is still no reply</w:t>
             </w:r>
           </w:p>
         </w:tc>
@@ -9467,7 +10142,7 @@
           <w:color w:val="101820"/>
           <w:sz w:val="21"/>
         </w:rPr>
-        <w:t>Meeting: iNXT BrokerVerse and [Company], [Date]</w:t>
+        <w:t>Closing the loop, [Company]</w:t>
       </w:r>
     </w:p>
     <w:p>
@@ -9486,7 +10161,7 @@
           <w:color w:val="101820"/>
           <w:sz w:val="21"/>
         </w:rPr>
-        <w:t>45 minutes on [Pain point]</w:t>
+        <w:t>Should I contact you next quarter</w:t>
       </w:r>
     </w:p>
     <w:p>
@@ -9520,7 +10195,7 @@
           <w:color w:val="101820"/>
           <w:sz w:val="20"/>
         </w:rPr>
-        <w:t>Thank you for your reply. I would be glad to meet you and [names or roles].</w:t>
+        <w:t>I have not heard back and understand this may not be a priority now. I will not follow up further this month.</w:t>
       </w:r>
     </w:p>
     <w:p>
@@ -9537,7 +10212,7 @@
           <w:color w:val="101820"/>
           <w:sz w:val="20"/>
         </w:rPr>
-        <w:t>I propose 45 minutes on [Date] at [Time], or [Date] at [Time], at your office in [City] or online, whichever suits you. We would like to understand how [Company] works today, especially [Pain point], and show you the parts of iNXT BrokerVerse that apply.</w:t>
+        <w:t>If it helps later: iNXT BrokerVerse covers placement with several insurers, co-insurance, official receipts and sales invoices, remittance, commission, bank reconciliation, the month-end close, the BIR returns, AML/CFT and the Insurance Commission registers in one system, priced per user for Philippine brokers.</w:t>
       </w:r>
     </w:p>
     <w:p>
@@ -9554,7 +10229,7 @@
           <w:color w:val="101820"/>
           <w:sz w:val="20"/>
         </w:rPr>
-        <w:t>To make good use of the time, it would help to know the number of people in sales, placement, servicing, claims and accounting, and the lines of business you write most.</w:t>
+        <w:t>If the timing is better next quarter, a one-line reply with a month is enough and I will contact you then.</w:t>
       </w:r>
     </w:p>
     <w:p>
@@ -9571,7 +10246,7 @@
           <w:color w:val="101820"/>
           <w:sz w:val="20"/>
         </w:rPr>
-        <w:t>Kindly let me know which slot works, and I will send the invitation.</w:t>
+        <w:t>Respectfully,</w:t>
       </w:r>
     </w:p>
     <w:p>
@@ -9588,7 +10263,7 @@
           <w:color w:val="101820"/>
           <w:sz w:val="20"/>
         </w:rPr>
-        <w:t>Respectfully,</w:t>
+        <w:t>[Your name]</w:t>
       </w:r>
     </w:p>
     <w:p>
@@ -9605,70 +10280,16 @@
           <w:color w:val="101820"/>
           <w:sz w:val="20"/>
         </w:rPr>
-        <w:t>[Your name]</w:t>
-      </w:r>
-    </w:p>
-    <w:p>
-      <w:pPr>
-        <w:pStyle w:val="Normal"/>
-        <w:shd w:val="clear" w:color="auto" w:fill="EAF2FB"/>
-        <w:spacing w:before="0" w:after="160"/>
-        <w:ind w:left="170"/>
-        <w:rPr/>
-      </w:pPr>
-      <w:r>
-        <w:rPr>
-          <w:rFonts w:eastAsia="Segoe UI" w:cs="Segoe UI" w:ascii="Segoe UI" w:hAnsi="Segoe UI"/>
-          <w:color w:val="101820"/>
-          <w:sz w:val="20"/>
-        </w:rPr>
-        <w:t>[Title], iorta TechNXT</w:t>
-      </w:r>
-    </w:p>
-    <w:p>
-      <w:pPr>
-        <w:pStyle w:val="Normal"/>
-        <w:shd w:val="clear" w:color="auto" w:fill="EAF2FB"/>
-        <w:spacing w:before="0" w:after="160"/>
-        <w:ind w:left="170"/>
-        <w:rPr/>
-      </w:pPr>
-      <w:r>
-        <w:rPr>
-          <w:rFonts w:eastAsia="Segoe UI" w:cs="Segoe UI" w:ascii="Segoe UI" w:hAnsi="Segoe UI"/>
-          <w:color w:val="101820"/>
-          <w:sz w:val="20"/>
-        </w:rPr>
-        <w:t>[Mobile] | [E-mail]</w:t>
-      </w:r>
-      <w:r>
-        <w:br w:type="page"/>
-      </w:r>
-    </w:p>
-    <w:p>
-      <w:pPr>
-        <w:pStyle w:val="Heading1"/>
-        <w:rPr/>
-      </w:pPr>
-      <w:bookmarkStart w:id="18" w:name="__RefHeading___Toc14224_3199679052"/>
+        <w:t>[Mobile]</w:t>
+      </w:r>
+    </w:p>
+    <w:p>
+      <w:pPr>
+        <w:pStyle w:val="Heading2"/>
+        <w:rPr/>
+      </w:pPr>
+      <w:bookmarkStart w:id="18" w:name="__RefHeading___Toc6873_1360963153"/>
       <w:bookmarkEnd w:id="18"/>
-      <w:r>
-        <w:rPr>
-          <w:rFonts w:eastAsia="Segoe UI" w:cs="Segoe UI" w:ascii="Segoe UI" w:hAnsi="Segoe UI"/>
-          <w:b/>
-          <w:color w:val="0F4761"/>
-          <w:sz w:val="32"/>
-        </w:rPr>
-        <w:t>5.  Meetings and demonstration</w:t>
-      </w:r>
-    </w:p>
-    <w:p>
-      <w:pPr>
-        <w:pStyle w:val="Heading2"/>
-        <w:rPr/>
-      </w:pPr>
-      <w:bookmarkStart w:id="19" w:name="__RefHeading___Toc14226_3199679052"/>
-      <w:bookmarkEnd w:id="19"/>
       <w:r>
         <w:rPr>
           <w:rFonts w:eastAsia="Segoe UI" w:cs="Segoe UI"/>
@@ -9676,7 +10297,7 @@
           <w:color w:val="0F4761"/>
           <w:sz w:val="26"/>
         </w:rPr>
-        <w:t>5.1  Pre-meeting agenda</w:t>
+        <w:t>4.6  Meeting request</w:t>
       </w:r>
     </w:p>
     <w:tbl>
@@ -9853,7 +10474,7 @@
                 <w:szCs w:val="24"/>
                 <w:lang w:val="en-US" w:eastAsia="ja-JP" w:bidi="ar-SA"/>
               </w:rPr>
-              <w:t>Confirm the meeting, the attendees and the agenda</w:t>
+              <w:t>Confirm a first meeting after a positive reply, a referral or an event</w:t>
             </w:r>
           </w:p>
         </w:tc>
@@ -9930,7 +10551,7 @@
                 <w:szCs w:val="24"/>
                 <w:lang w:val="en-US" w:eastAsia="ja-JP" w:bidi="ar-SA"/>
               </w:rPr>
-              <w:t>1 to 2 working days before the meeting</w:t>
+              <w:t>Within one working day of the reply</w:t>
             </w:r>
           </w:p>
         </w:tc>
@@ -10007,7 +10628,7 @@
                 <w:szCs w:val="24"/>
                 <w:lang w:val="en-US" w:eastAsia="ja-JP" w:bidi="ar-SA"/>
               </w:rPr>
-              <w:t>None (the deck is sent after the meeting)</w:t>
+              <w:t>None</w:t>
             </w:r>
           </w:p>
         </w:tc>
@@ -10054,7 +10675,7 @@
           <w:color w:val="101820"/>
           <w:sz w:val="21"/>
         </w:rPr>
-        <w:t>Agenda for [Date]: [Company] and iorta TechNXT</w:t>
+        <w:t>Meeting: iNXT BrokerVerse and [Company], [Date]</w:t>
       </w:r>
     </w:p>
     <w:p>
@@ -10073,7 +10694,7 @@
           <w:color w:val="101820"/>
           <w:sz w:val="21"/>
         </w:rPr>
-        <w:t>Confirming [Day], [Time]: agenda</w:t>
+        <w:t>45 minutes on [Pain point]</w:t>
       </w:r>
     </w:p>
     <w:p>
@@ -10107,7 +10728,7 @@
           <w:color w:val="101820"/>
           <w:sz w:val="20"/>
         </w:rPr>
-        <w:t>This is to confirm our meeting on [Date] at [Time], [venue or link]. From iorta TechNXT: [Your name] and [Colleague], [Title].</w:t>
+        <w:t>Thank you for your reply. I would be glad to meet you and [names or roles].</w:t>
       </w:r>
     </w:p>
     <w:p>
@@ -10124,7 +10745,7 @@
           <w:color w:val="101820"/>
           <w:sz w:val="20"/>
         </w:rPr>
-        <w:t>Proposed agenda (45 minutes):</w:t>
+        <w:t>I propose 45 minutes on [Date] at [Time], or [Date] at [Time], at your office in [City] or online, whichever suits you. We would like to understand how [Company] works today, especially [Pain point], and show you the parts of iNXT BrokerVerse that apply.</w:t>
       </w:r>
     </w:p>
     <w:p>
@@ -10141,7 +10762,7 @@
           <w:color w:val="101820"/>
           <w:sz w:val="20"/>
         </w:rPr>
-        <w:t>1. Your current set-up and priorities, especially [Pain point] (15 minutes)</w:t>
+        <w:t>To make good use of the time, it would help to know the number of people in sales, placement, servicing, claims and accounting, and the lines of business you write most.</w:t>
       </w:r>
     </w:p>
     <w:p>
@@ -10158,7 +10779,7 @@
           <w:color w:val="101820"/>
           <w:sz w:val="20"/>
         </w:rPr>
-        <w:t>2. iNXT BrokerVerse: the platform and the end-to-end journey, from prospect to renewal to month-end (20 minutes)</w:t>
+        <w:t>Kindly let me know which slot works, and I will send the invitation.</w:t>
       </w:r>
     </w:p>
     <w:p>
@@ -10175,7 +10796,7 @@
           <w:color w:val="101820"/>
           <w:sz w:val="20"/>
         </w:rPr>
-        <w:t>3. Questions and the next step (10 minutes)</w:t>
+        <w:t>Respectfully,</w:t>
       </w:r>
     </w:p>
     <w:p>
@@ -10192,7 +10813,7 @@
           <w:color w:val="101820"/>
           <w:sz w:val="20"/>
         </w:rPr>
-        <w:t>If there is a topic you want us to cover first, for example accounting and BIR, or placement and co-insurance, please let me know and we will adjust.</w:t>
+        <w:t>[Your name]</w:t>
       </w:r>
     </w:p>
     <w:p>
@@ -10209,7 +10830,7 @@
           <w:color w:val="101820"/>
           <w:sz w:val="20"/>
         </w:rPr>
-        <w:t>Looking forward to meeting you.</w:t>
+        <w:t>[Title], iorta TechNXT</w:t>
       </w:r>
     </w:p>
     <w:p>
@@ -10226,41 +10847,27 @@
           <w:color w:val="101820"/>
           <w:sz w:val="20"/>
         </w:rPr>
-        <w:t>Respectfully,</w:t>
-      </w:r>
-    </w:p>
-    <w:p>
-      <w:pPr>
-        <w:pStyle w:val="Normal"/>
-        <w:shd w:val="clear" w:color="auto" w:fill="EAF2FB"/>
-        <w:spacing w:before="0" w:after="160"/>
-        <w:ind w:left="170"/>
-        <w:rPr/>
-      </w:pPr>
-      <w:r>
-        <w:rPr>
-          <w:rFonts w:eastAsia="Segoe UI" w:cs="Segoe UI" w:ascii="Segoe UI" w:hAnsi="Segoe UI"/>
-          <w:color w:val="101820"/>
-          <w:sz w:val="20"/>
-        </w:rPr>
-        <w:t>[Your name]</w:t>
-      </w:r>
-    </w:p>
-    <w:p>
-      <w:pPr>
-        <w:pStyle w:val="Normal"/>
-        <w:shd w:val="clear" w:color="auto" w:fill="EAF2FB"/>
-        <w:spacing w:before="0" w:after="160"/>
-        <w:ind w:left="170"/>
-        <w:rPr/>
-      </w:pPr>
-      <w:r>
-        <w:rPr>
-          <w:rFonts w:eastAsia="Segoe UI" w:cs="Segoe UI" w:ascii="Segoe UI" w:hAnsi="Segoe UI"/>
-          <w:color w:val="101820"/>
-          <w:sz w:val="20"/>
-        </w:rPr>
-        <w:t>[Mobile]</w:t>
+        <w:t>[Mobile] | [E-mail]</w:t>
+      </w:r>
+      <w:r>
+        <w:br w:type="page"/>
+      </w:r>
+    </w:p>
+    <w:p>
+      <w:pPr>
+        <w:pStyle w:val="Heading1"/>
+        <w:rPr/>
+      </w:pPr>
+      <w:bookmarkStart w:id="19" w:name="__RefHeading___Toc6875_1360963153"/>
+      <w:bookmarkEnd w:id="19"/>
+      <w:r>
+        <w:rPr>
+          <w:rFonts w:eastAsia="Segoe UI" w:cs="Segoe UI" w:ascii="Segoe UI" w:hAnsi="Segoe UI"/>
+          <w:b/>
+          <w:color w:val="0F4761"/>
+          <w:sz w:val="32"/>
+        </w:rPr>
+        <w:t>5.  Meetings and demonstration</w:t>
       </w:r>
     </w:p>
     <w:p>
@@ -10268,7 +10875,7 @@
         <w:pStyle w:val="Heading2"/>
         <w:rPr/>
       </w:pPr>
-      <w:bookmarkStart w:id="20" w:name="__RefHeading___Toc14228_3199679052"/>
+      <w:bookmarkStart w:id="20" w:name="__RefHeading___Toc6877_1360963153"/>
       <w:bookmarkEnd w:id="20"/>
       <w:r>
         <w:rPr>
@@ -10277,7 +10884,7 @@
           <w:color w:val="0F4761"/>
           <w:sz w:val="26"/>
         </w:rPr>
-        <w:t>5.2  Post-meeting thank-you</w:t>
+        <w:t>5.1  Pre-meeting agenda</w:t>
       </w:r>
     </w:p>
     <w:tbl>
@@ -10454,7 +11061,7 @@
                 <w:szCs w:val="24"/>
                 <w:lang w:val="en-US" w:eastAsia="ja-JP" w:bidi="ar-SA"/>
               </w:rPr>
-              <w:t>Thank, confirm what was heard, send the brochure and the functionality document, propose the next step</w:t>
+              <w:t>Confirm the meeting, the attendees and the agenda</w:t>
             </w:r>
           </w:p>
         </w:tc>
@@ -10531,7 +11138,7 @@
                 <w:szCs w:val="24"/>
                 <w:lang w:val="en-US" w:eastAsia="ja-JP" w:bidi="ar-SA"/>
               </w:rPr>
-              <w:t>Same day or the next morning</w:t>
+              <w:t>1 to 2 working days before the meeting</w:t>
             </w:r>
           </w:p>
         </w:tc>
@@ -10608,7 +11215,7 @@
                 <w:szCs w:val="24"/>
                 <w:lang w:val="en-US" w:eastAsia="ja-JP" w:bidi="ar-SA"/>
               </w:rPr>
-              <w:t>iNXT_BrokerVerse_Brochure.pdf; iNXT_BrokerVerse_Product_Functionality.pdf; iNXT_BrokerVerse_Client_Presentation.pdf if the deck was shown</w:t>
+              <w:t>None (the deck is sent after the meeting)</w:t>
             </w:r>
           </w:p>
         </w:tc>
@@ -10655,7 +11262,7 @@
           <w:color w:val="101820"/>
           <w:sz w:val="21"/>
         </w:rPr>
-        <w:t>Thank you, and the documents we discussed</w:t>
+        <w:t>Agenda for [Date]: [Company] and iorta TechNXT</w:t>
       </w:r>
     </w:p>
     <w:p>
@@ -10674,7 +11281,7 @@
           <w:color w:val="101820"/>
           <w:sz w:val="21"/>
         </w:rPr>
-        <w:t>[Company] and iNXT BrokerVerse: summary and next step</w:t>
+        <w:t>Confirming [Day], [Time]: agenda</w:t>
       </w:r>
     </w:p>
     <w:p>
@@ -10708,7 +11315,7 @@
           <w:color w:val="101820"/>
           <w:sz w:val="20"/>
         </w:rPr>
-        <w:t>Thank you for your time today, and to [names] for joining.</w:t>
+        <w:t>This is to confirm our meeting on [Date] at [Time], [venue or link]. From iorta TechNXT: [Your name] and [Colleague], [Title].</w:t>
       </w:r>
     </w:p>
     <w:p>
@@ -10725,7 +11332,7 @@
           <w:color w:val="101820"/>
           <w:sz w:val="20"/>
         </w:rPr>
-        <w:t>What we understood:</w:t>
+        <w:t>Proposed agenda (45 minutes):</w:t>
       </w:r>
     </w:p>
     <w:p>
@@ -10742,7 +11349,7 @@
           <w:color w:val="101820"/>
           <w:sz w:val="20"/>
         </w:rPr>
-        <w:t>- [Point 1, for example: 40 users, motor and fire make up most of the premium]</w:t>
+        <w:t>1. Your current set-up and priorities, especially [Pain point] (15 minutes)</w:t>
       </w:r>
     </w:p>
     <w:p>
@@ -10759,7 +11366,7 @@
           <w:color w:val="101820"/>
           <w:sz w:val="20"/>
         </w:rPr>
-        <w:t>- [Point 2, for example: remittance to 12 insurers is prepared in spreadsheets]</w:t>
+        <w:t>2. iNXT BrokerVerse: the platform and the end-to-end journey, from prospect to renewal to month-end (20 minutes)</w:t>
       </w:r>
     </w:p>
     <w:p>
@@ -10776,7 +11383,7 @@
           <w:color w:val="101820"/>
           <w:sz w:val="20"/>
         </w:rPr>
-        <w:t>- [Point 3, for example: month-end takes about two weeks]</w:t>
+        <w:t>3. Questions and the next step (10 minutes)</w:t>
       </w:r>
     </w:p>
     <w:p>
@@ -10793,7 +11400,7 @@
           <w:color w:val="101820"/>
           <w:sz w:val="20"/>
         </w:rPr>
-        <w:t>As promised, I have attached our brochure and the product functionality document, which describes each module with its screens. [The presentation from today is also attached.]</w:t>
+        <w:t>If there is a topic you want us to cover first, for example accounting and BIR, or placement and co-insurance, please let me know and we will adjust.</w:t>
       </w:r>
     </w:p>
     <w:p>
@@ -10810,7 +11417,7 @@
           <w:color w:val="101820"/>
           <w:sz w:val="20"/>
         </w:rPr>
-        <w:t>The next step we suggest is a demonstration for your process owners, using examples from your own business: [Date options]. It takes 60 minutes, or 30 minutes for management only.</w:t>
+        <w:t>Looking forward to meeting you.</w:t>
       </w:r>
     </w:p>
     <w:p>
@@ -10861,24 +11468,7 @@
           <w:color w:val="101820"/>
           <w:sz w:val="20"/>
         </w:rPr>
-        <w:t>[Title], iorta TechNXT</w:t>
-      </w:r>
-    </w:p>
-    <w:p>
-      <w:pPr>
-        <w:pStyle w:val="Normal"/>
-        <w:shd w:val="clear" w:color="auto" w:fill="EAF2FB"/>
-        <w:spacing w:before="0" w:after="160"/>
-        <w:ind w:left="170"/>
-        <w:rPr/>
-      </w:pPr>
-      <w:r>
-        <w:rPr>
-          <w:rFonts w:eastAsia="Segoe UI" w:cs="Segoe UI" w:ascii="Segoe UI" w:hAnsi="Segoe UI"/>
-          <w:color w:val="101820"/>
-          <w:sz w:val="20"/>
-        </w:rPr>
-        <w:t>[Mobile] | [E-mail]</w:t>
+        <w:t>[Mobile]</w:t>
       </w:r>
     </w:p>
     <w:p>
@@ -10886,7 +11476,7 @@
         <w:pStyle w:val="Heading2"/>
         <w:rPr/>
       </w:pPr>
-      <w:bookmarkStart w:id="21" w:name="__RefHeading___Toc14230_3199679052"/>
+      <w:bookmarkStart w:id="21" w:name="__RefHeading___Toc6879_1360963153"/>
       <w:bookmarkEnd w:id="21"/>
       <w:r>
         <w:rPr>
@@ -10895,7 +11485,7 @@
           <w:color w:val="0F4761"/>
           <w:sz w:val="26"/>
         </w:rPr>
-        <w:t>5.3  Demo invitation</w:t>
+        <w:t>5.2  Post-meeting thank-you</w:t>
       </w:r>
     </w:p>
     <w:tbl>
@@ -11072,7 +11662,7 @@
                 <w:szCs w:val="24"/>
                 <w:lang w:val="en-US" w:eastAsia="ja-JP" w:bidi="ar-SA"/>
               </w:rPr>
-              <w:t>Fix the demo date, the audience and the examples to use</w:t>
+              <w:t>Thank, confirm what was heard, send the brochure and the functionality document, propose the next step</w:t>
             </w:r>
           </w:p>
         </w:tc>
@@ -11149,7 +11739,7 @@
                 <w:szCs w:val="24"/>
                 <w:lang w:val="en-US" w:eastAsia="ja-JP" w:bidi="ar-SA"/>
               </w:rPr>
-              <w:t>When the prospect agrees to a demo</w:t>
+              <w:t>Same day or the next morning</w:t>
             </w:r>
           </w:p>
         </w:tc>
@@ -11226,7 +11816,7 @@
                 <w:szCs w:val="24"/>
                 <w:lang w:val="en-US" w:eastAsia="ja-JP" w:bidi="ar-SA"/>
               </w:rPr>
-              <w:t>None</w:t>
+              <w:t>iNXT_BrokerVerse_Brochure.pdf; iNXT_BrokerVerse_Product_Functionality.pdf; iNXT_BrokerVerse_Client_Presentation.pdf if the deck was shown</w:t>
             </w:r>
           </w:p>
         </w:tc>
@@ -11273,7 +11863,7 @@
           <w:color w:val="101820"/>
           <w:sz w:val="21"/>
         </w:rPr>
-        <w:t>iNXT BrokerVerse demonstration for [Company], [Date]</w:t>
+        <w:t>Thank you, and the documents we discussed</w:t>
       </w:r>
     </w:p>
     <w:p>
@@ -11292,7 +11882,7 @@
           <w:color w:val="101820"/>
           <w:sz w:val="21"/>
         </w:rPr>
-        <w:t>Demo on [Date]: attendees and examples</w:t>
+        <w:t>[Company] and iNXT BrokerVerse: summary and next step</w:t>
       </w:r>
     </w:p>
     <w:p>
@@ -11326,7 +11916,7 @@
           <w:color w:val="101820"/>
           <w:sz w:val="20"/>
         </w:rPr>
-        <w:t>Thank you for agreeing to a demonstration. We have set it for [Date] at [Time], [60 / 30] minutes, [venue or link].</w:t>
+        <w:t>Thank you for your time today, and to [names] for joining.</w:t>
       </w:r>
     </w:p>
     <w:p>
@@ -11343,7 +11933,7 @@
           <w:color w:val="101820"/>
           <w:sz w:val="20"/>
         </w:rPr>
-        <w:t>We will follow one piece of business through the system: prospect and quotation, placement with insurers, the policy, the official receipt sent to the client by e-mail, the remittance with its approval, the bank reconciliation, the month-end close and BIR Form 2307. We will also show the controls: maker-checker, signing limits, approval notifications, the audit trail and the Data Privacy Act functions.</w:t>
+        <w:t>What we understood:</w:t>
       </w:r>
     </w:p>
     <w:p>
@@ -11360,7 +11950,7 @@
           <w:color w:val="101820"/>
           <w:sz w:val="20"/>
         </w:rPr>
-        <w:t>It works best with the people who do the work: one person each from sales, placement, accounting and, if possible, your compliance officer.</w:t>
+        <w:t>- [Point 1, for example: 40 users, motor and fire make up most of the premium]</w:t>
       </w:r>
     </w:p>
     <w:p>
@@ -11377,7 +11967,7 @@
           <w:color w:val="101820"/>
           <w:sz w:val="20"/>
         </w:rPr>
-        <w:t>If you can send two or three sample policies (with names removed), one claim and one remittance before [Date], we will use them as our examples.</w:t>
+        <w:t>- [Point 2, for example: remittance to 12 insurers is prepared in spreadsheets]</w:t>
       </w:r>
     </w:p>
     <w:p>
@@ -11394,7 +11984,7 @@
           <w:color w:val="101820"/>
           <w:sz w:val="20"/>
         </w:rPr>
-        <w:t>Kindly confirm the attendees by [Date].</w:t>
+        <w:t>- [Point 3, for example: month-end takes about two weeks]</w:t>
       </w:r>
     </w:p>
     <w:p>
@@ -11411,7 +12001,7 @@
           <w:color w:val="101820"/>
           <w:sz w:val="20"/>
         </w:rPr>
-        <w:t>Respectfully,</w:t>
+        <w:t>As promised, I have attached our brochure and the product functionality document, which describes each module with its screens. [The presentation from today is also attached.]</w:t>
       </w:r>
     </w:p>
     <w:p>
@@ -11428,7 +12018,7 @@
           <w:color w:val="101820"/>
           <w:sz w:val="20"/>
         </w:rPr>
-        <w:t>[Your name]</w:t>
+        <w:t>The next step we suggest is a demonstration for your process owners, using examples from your own business: [Date options]. It takes 60 minutes, or 30 minutes for management only.</w:t>
       </w:r>
     </w:p>
     <w:p>
@@ -11445,7 +12035,58 @@
           <w:color w:val="101820"/>
           <w:sz w:val="20"/>
         </w:rPr>
-        <w:t>[Mobile]</w:t>
+        <w:t>Respectfully,</w:t>
+      </w:r>
+    </w:p>
+    <w:p>
+      <w:pPr>
+        <w:pStyle w:val="Normal"/>
+        <w:shd w:val="clear" w:color="auto" w:fill="EAF2FB"/>
+        <w:spacing w:before="0" w:after="160"/>
+        <w:ind w:left="170"/>
+        <w:rPr/>
+      </w:pPr>
+      <w:r>
+        <w:rPr>
+          <w:rFonts w:eastAsia="Segoe UI" w:cs="Segoe UI" w:ascii="Segoe UI" w:hAnsi="Segoe UI"/>
+          <w:color w:val="101820"/>
+          <w:sz w:val="20"/>
+        </w:rPr>
+        <w:t>[Your name]</w:t>
+      </w:r>
+    </w:p>
+    <w:p>
+      <w:pPr>
+        <w:pStyle w:val="Normal"/>
+        <w:shd w:val="clear" w:color="auto" w:fill="EAF2FB"/>
+        <w:spacing w:before="0" w:after="160"/>
+        <w:ind w:left="170"/>
+        <w:rPr/>
+      </w:pPr>
+      <w:r>
+        <w:rPr>
+          <w:rFonts w:eastAsia="Segoe UI" w:cs="Segoe UI" w:ascii="Segoe UI" w:hAnsi="Segoe UI"/>
+          <w:color w:val="101820"/>
+          <w:sz w:val="20"/>
+        </w:rPr>
+        <w:t>[Title], iorta TechNXT</w:t>
+      </w:r>
+    </w:p>
+    <w:p>
+      <w:pPr>
+        <w:pStyle w:val="Normal"/>
+        <w:shd w:val="clear" w:color="auto" w:fill="EAF2FB"/>
+        <w:spacing w:before="0" w:after="160"/>
+        <w:ind w:left="170"/>
+        <w:rPr/>
+      </w:pPr>
+      <w:r>
+        <w:rPr>
+          <w:rFonts w:eastAsia="Segoe UI" w:cs="Segoe UI" w:ascii="Segoe UI" w:hAnsi="Segoe UI"/>
+          <w:color w:val="101820"/>
+          <w:sz w:val="20"/>
+        </w:rPr>
+        <w:t>[Mobile] | [E-mail]</w:t>
       </w:r>
     </w:p>
     <w:p>
@@ -11453,7 +12094,7 @@
         <w:pStyle w:val="Heading2"/>
         <w:rPr/>
       </w:pPr>
-      <w:bookmarkStart w:id="22" w:name="__RefHeading___Toc14232_3199679052"/>
+      <w:bookmarkStart w:id="22" w:name="__RefHeading___Toc6881_1360963153"/>
       <w:bookmarkEnd w:id="22"/>
       <w:r>
         <w:rPr>
@@ -11462,7 +12103,7 @@
           <w:color w:val="0F4761"/>
           <w:sz w:val="26"/>
         </w:rPr>
-        <w:t>5.4  Demo follow-up with next steps</w:t>
+        <w:t>5.3  Demo invitation</w:t>
       </w:r>
     </w:p>
     <w:tbl>
@@ -11639,7 +12280,7 @@
                 <w:szCs w:val="24"/>
                 <w:lang w:val="en-US" w:eastAsia="ja-JP" w:bidi="ar-SA"/>
               </w:rPr>
-              <w:t>Answer open questions, propose the workshop, keep momentum</w:t>
+              <w:t>Fix the demo date, the audience and the examples to use</w:t>
             </w:r>
           </w:p>
         </w:tc>
@@ -11716,7 +12357,7 @@
                 <w:szCs w:val="24"/>
                 <w:lang w:val="en-US" w:eastAsia="ja-JP" w:bidi="ar-SA"/>
               </w:rPr>
-              <w:t>Same day or the next morning</w:t>
+              <w:t>When the prospect agrees to a demo</w:t>
             </w:r>
           </w:p>
         </w:tc>
@@ -11793,7 +12434,7 @@
                 <w:szCs w:val="24"/>
                 <w:lang w:val="en-US" w:eastAsia="ja-JP" w:bidi="ar-SA"/>
               </w:rPr>
-              <w:t>iNXT_BrokerVerse_Client_Presentation.pdf; answers to open questions, if any</w:t>
+              <w:t>None</w:t>
             </w:r>
           </w:p>
         </w:tc>
@@ -11840,7 +12481,7 @@
           <w:color w:val="101820"/>
           <w:sz w:val="21"/>
         </w:rPr>
-        <w:t>After the demo: answers and next step</w:t>
+        <w:t>iNXT BrokerVerse demonstration for [Company], [Date]</w:t>
       </w:r>
     </w:p>
     <w:p>
@@ -11859,7 +12500,7 @@
           <w:color w:val="101820"/>
           <w:sz w:val="21"/>
         </w:rPr>
-        <w:t>[Company]: workshop dates</w:t>
+        <w:t>Demo on [Date]: attendees and examples</w:t>
       </w:r>
     </w:p>
     <w:p>
@@ -11893,7 +12534,7 @@
           <w:color w:val="101820"/>
           <w:sz w:val="20"/>
         </w:rPr>
-        <w:t>Thank you, and your team, for the time today. The questions you raised and our answers:</w:t>
+        <w:t>Thank you for agreeing to a demonstration. We have set it for [Date] at [Time], [60 / 30] minutes, [venue or link].</w:t>
       </w:r>
     </w:p>
     <w:p>
@@ -11910,7 +12551,7 @@
           <w:color w:val="101820"/>
           <w:sz w:val="20"/>
         </w:rPr>
-        <w:t>- [Question 1]: [Answer, with the screen or document]</w:t>
+        <w:t>We will follow one piece of business through the system: prospect and quotation, placement with insurers, the policy, the official receipt sent to the client by e-mail, the remittance with its approval, the bank reconciliation, the month-end close and BIR Form 2307. We will also show the controls: maker-checker, signing limits, approval notifications, the audit trail and the Data Privacy Act functions.</w:t>
       </w:r>
     </w:p>
     <w:p>
@@ -11927,7 +12568,7 @@
           <w:color w:val="101820"/>
           <w:sz w:val="20"/>
         </w:rPr>
-        <w:t>- [Question 2]: [Answer]</w:t>
+        <w:t>It works best with the people who do the work: one person each from sales, placement, accounting and, if possible, your compliance officer.</w:t>
       </w:r>
     </w:p>
     <w:p>
@@ -11944,7 +12585,7 @@
           <w:color w:val="101820"/>
           <w:sz w:val="20"/>
         </w:rPr>
-        <w:t>- [Question we will confirm in writing]: we will reply by [Date].</w:t>
+        <w:t>If you can send two or three sample policies (with names removed), one claim and one remittance before [Date], we will use them as our examples.</w:t>
       </w:r>
     </w:p>
     <w:p>
@@ -11961,7 +12602,7 @@
           <w:color w:val="101820"/>
           <w:sz w:val="20"/>
         </w:rPr>
-        <w:t>The next step we propose is a half-day discovery workshop with your process owners. It confirms the user count, lines of business, insurers, volumes, hosting and integrations, and gives you a sized plan and proposal. Possible dates: [Date] or [Date].</w:t>
+        <w:t>Kindly confirm the attendees by [Date].</w:t>
       </w:r>
     </w:p>
     <w:p>
@@ -11978,7 +12619,7 @@
           <w:color w:val="101820"/>
           <w:sz w:val="20"/>
         </w:rPr>
-        <w:t>The presentation from today is attached.</w:t>
+        <w:t>Respectfully,</w:t>
       </w:r>
     </w:p>
     <w:p>
@@ -11995,7 +12636,7 @@
           <w:color w:val="101820"/>
           <w:sz w:val="20"/>
         </w:rPr>
-        <w:t>Respectfully,</w:t>
+        <w:t>[Your name]</w:t>
       </w:r>
     </w:p>
     <w:p>
@@ -12012,70 +12653,16 @@
           <w:color w:val="101820"/>
           <w:sz w:val="20"/>
         </w:rPr>
-        <w:t>[Your name]</w:t>
-      </w:r>
-    </w:p>
-    <w:p>
-      <w:pPr>
-        <w:pStyle w:val="Normal"/>
-        <w:shd w:val="clear" w:color="auto" w:fill="EAF2FB"/>
-        <w:spacing w:before="0" w:after="160"/>
-        <w:ind w:left="170"/>
-        <w:rPr/>
-      </w:pPr>
-      <w:r>
-        <w:rPr>
-          <w:rFonts w:eastAsia="Segoe UI" w:cs="Segoe UI" w:ascii="Segoe UI" w:hAnsi="Segoe UI"/>
-          <w:color w:val="101820"/>
-          <w:sz w:val="20"/>
-        </w:rPr>
-        <w:t>[Title], iorta TechNXT</w:t>
-      </w:r>
-    </w:p>
-    <w:p>
-      <w:pPr>
-        <w:pStyle w:val="Normal"/>
-        <w:shd w:val="clear" w:color="auto" w:fill="EAF2FB"/>
-        <w:spacing w:before="0" w:after="160"/>
-        <w:ind w:left="170"/>
-        <w:rPr/>
-      </w:pPr>
-      <w:r>
-        <w:rPr>
-          <w:rFonts w:eastAsia="Segoe UI" w:cs="Segoe UI" w:ascii="Segoe UI" w:hAnsi="Segoe UI"/>
-          <w:color w:val="101820"/>
-          <w:sz w:val="20"/>
-        </w:rPr>
-        <w:t>[Mobile] | [E-mail]</w:t>
-      </w:r>
-      <w:r>
-        <w:br w:type="page"/>
-      </w:r>
-    </w:p>
-    <w:p>
-      <w:pPr>
-        <w:pStyle w:val="Heading1"/>
-        <w:rPr/>
-      </w:pPr>
-      <w:bookmarkStart w:id="23" w:name="__RefHeading___Toc14234_3199679052"/>
+        <w:t>[Mobile]</w:t>
+      </w:r>
+    </w:p>
+    <w:p>
+      <w:pPr>
+        <w:pStyle w:val="Heading2"/>
+        <w:rPr/>
+      </w:pPr>
+      <w:bookmarkStart w:id="23" w:name="__RefHeading___Toc6883_1360963153"/>
       <w:bookmarkEnd w:id="23"/>
-      <w:r>
-        <w:rPr>
-          <w:rFonts w:eastAsia="Segoe UI" w:cs="Segoe UI" w:ascii="Segoe UI" w:hAnsi="Segoe UI"/>
-          <w:b/>
-          <w:color w:val="0F4761"/>
-          <w:sz w:val="32"/>
-        </w:rPr>
-        <w:t>6.  Proposal and contract</w:t>
-      </w:r>
-    </w:p>
-    <w:p>
-      <w:pPr>
-        <w:pStyle w:val="Heading2"/>
-        <w:rPr/>
-      </w:pPr>
-      <w:bookmarkStart w:id="24" w:name="__RefHeading___Toc14236_3199679052"/>
-      <w:bookmarkEnd w:id="24"/>
       <w:r>
         <w:rPr>
           <w:rFonts w:eastAsia="Segoe UI" w:cs="Segoe UI"/>
@@ -12083,7 +12670,7 @@
           <w:color w:val="0F4761"/>
           <w:sz w:val="26"/>
         </w:rPr>
-        <w:t>6.1  Proposal cover e-mail</w:t>
+        <w:t>5.4  Demo follow-up with next steps</w:t>
       </w:r>
     </w:p>
     <w:tbl>
@@ -12260,7 +12847,7 @@
                 <w:szCs w:val="24"/>
                 <w:lang w:val="en-US" w:eastAsia="ja-JP" w:bidi="ar-SA"/>
               </w:rPr>
-              <w:t>Send the commercial proposal and make it easy to approve</w:t>
+              <w:t>Answer open questions, propose the workshop, keep momentum</w:t>
             </w:r>
           </w:p>
         </w:tc>
@@ -12300,7 +12887,7 @@
                 <w:szCs w:val="24"/>
                 <w:lang w:val="en-US" w:eastAsia="ja-JP" w:bidi="ar-SA"/>
               </w:rPr>
-              <w:t>Send to</w:t>
+              <w:t>When</w:t>
             </w:r>
           </w:p>
         </w:tc>
@@ -12337,7 +12924,7 @@
                 <w:szCs w:val="24"/>
                 <w:lang w:val="en-US" w:eastAsia="ja-JP" w:bidi="ar-SA"/>
               </w:rPr>
-              <w:t>The decision maker; copy the project sponsor and the finance lead</w:t>
+              <w:t>Same day or the next morning</w:t>
             </w:r>
           </w:p>
         </w:tc>
@@ -12377,7 +12964,7 @@
                 <w:szCs w:val="24"/>
                 <w:lang w:val="en-US" w:eastAsia="ja-JP" w:bidi="ar-SA"/>
               </w:rPr>
-              <w:t>When</w:t>
+              <w:t>Attachments</w:t>
             </w:r>
           </w:p>
         </w:tc>
@@ -12414,84 +13001,7 @@
                 <w:szCs w:val="24"/>
                 <w:lang w:val="en-US" w:eastAsia="ja-JP" w:bidi="ar-SA"/>
               </w:rPr>
-              <w:t>Within 5 working days of the workshop</w:t>
-            </w:r>
-          </w:p>
-        </w:tc>
-      </w:tr>
-      <w:tr>
-        <w:trPr/>
-        <w:tc>
-          <w:tcPr>
-            <w:tcW w:w="1681" w:type="dxa"/>
-            <w:tcBorders>
-              <w:top w:val="single" w:sz="4" w:space="0" w:color="BFC7D1"/>
-              <w:left w:val="single" w:sz="4" w:space="0" w:color="BFC7D1"/>
-              <w:bottom w:val="single" w:sz="4" w:space="0" w:color="BFC7D1"/>
-              <w:right w:val="single" w:sz="4" w:space="0" w:color="BFC7D1"/>
-            </w:tcBorders>
-          </w:tcPr>
-          <w:p>
-            <w:pPr>
-              <w:pStyle w:val="Normal"/>
-              <w:widowControl/>
-              <w:spacing w:lineRule="auto" w:line="240" w:before="0" w:after="20"/>
-              <w:jc w:val="left"/>
-              <w:rPr>
-                <w:rFonts w:ascii="Aptos" w:hAnsi="Aptos" w:eastAsia="ＭＳ 明朝" w:cs="Arial"/>
-                <w:kern w:val="0"/>
-                <w:sz w:val="24"/>
-                <w:szCs w:val="24"/>
-                <w:lang w:val="en-US" w:eastAsia="ja-JP" w:bidi="ar-SA"/>
-              </w:rPr>
-            </w:pPr>
-            <w:r>
-              <w:rPr>
-                <w:rFonts w:eastAsia="Segoe UI" w:cs="Segoe UI" w:ascii="Segoe UI" w:hAnsi="Segoe UI"/>
-                <w:color w:val="101820"/>
-                <w:kern w:val="0"/>
-                <w:sz w:val="18"/>
-                <w:szCs w:val="24"/>
-                <w:lang w:val="en-US" w:eastAsia="ja-JP" w:bidi="ar-SA"/>
-              </w:rPr>
-              <w:t>Attachments</w:t>
-            </w:r>
-          </w:p>
-        </w:tc>
-        <w:tc>
-          <w:tcPr>
-            <w:tcW w:w="7333" w:type="dxa"/>
-            <w:tcBorders>
-              <w:top w:val="single" w:sz="4" w:space="0" w:color="BFC7D1"/>
-              <w:left w:val="single" w:sz="4" w:space="0" w:color="BFC7D1"/>
-              <w:bottom w:val="single" w:sz="4" w:space="0" w:color="BFC7D1"/>
-              <w:right w:val="single" w:sz="4" w:space="0" w:color="BFC7D1"/>
-            </w:tcBorders>
-          </w:tcPr>
-          <w:p>
-            <w:pPr>
-              <w:pStyle w:val="Normal"/>
-              <w:widowControl/>
-              <w:spacing w:lineRule="auto" w:line="240" w:before="0" w:after="20"/>
-              <w:jc w:val="left"/>
-              <w:rPr>
-                <w:rFonts w:ascii="Aptos" w:hAnsi="Aptos" w:eastAsia="ＭＳ 明朝" w:cs="Arial"/>
-                <w:kern w:val="0"/>
-                <w:sz w:val="24"/>
-                <w:szCs w:val="24"/>
-                <w:lang w:val="en-US" w:eastAsia="ja-JP" w:bidi="ar-SA"/>
-              </w:rPr>
-            </w:pPr>
-            <w:r>
-              <w:rPr>
-                <w:rFonts w:eastAsia="Segoe UI" w:cs="Segoe UI" w:ascii="Segoe UI" w:hAnsi="Segoe UI"/>
-                <w:color w:val="101820"/>
-                <w:kern w:val="0"/>
-                <w:sz w:val="18"/>
-                <w:szCs w:val="24"/>
-                <w:lang w:val="en-US" w:eastAsia="ja-JP" w:bidi="ar-SA"/>
-              </w:rPr>
-              <w:t>iNXT_BrokerVerse_Commercial_Proposal_Rate_Card.pdf; iNXT_BrokerVerse_Product_Functionality.pdf; iNXT_BrokerVerse_ROI_Calculator.xlsx only if finance asked for it</w:t>
+              <w:t>iNXT_BrokerVerse_Client_Presentation.pdf; answers to open questions, if any</w:t>
             </w:r>
           </w:p>
         </w:tc>
@@ -12538,7 +13048,7 @@
           <w:color w:val="101820"/>
           <w:sz w:val="21"/>
         </w:rPr>
-        <w:t>Proposal: iNXT BrokerVerse for [Company]</w:t>
+        <w:t>After the demo: answers and next step</w:t>
       </w:r>
     </w:p>
     <w:p>
@@ -12557,7 +13067,7 @@
           <w:color w:val="101820"/>
           <w:sz w:val="21"/>
         </w:rPr>
-        <w:t>[Company]: commercial proposal, valid until [Date]</w:t>
+        <w:t>[Company]: workshop dates</w:t>
       </w:r>
     </w:p>
     <w:p>
@@ -12591,7 +13101,7 @@
           <w:color w:val="101820"/>
           <w:sz w:val="20"/>
         </w:rPr>
-        <w:t>Thank you for the workshop on [Date]. As agreed, I have attached our proposal for iNXT BrokerVerse at [Company].</w:t>
+        <w:t>Thank you, and your team, for the time today. The questions you raised and our answers:</w:t>
       </w:r>
     </w:p>
     <w:p>
@@ -12608,7 +13118,7 @@
           <w:color w:val="101820"/>
           <w:sz w:val="20"/>
         </w:rPr>
-        <w:t>In summary:</w:t>
+        <w:t>- [Question 1]: [Answer, with the screen or document]</w:t>
       </w:r>
     </w:p>
     <w:p>
@@ -12625,7 +13135,7 @@
           <w:color w:val="101820"/>
           <w:sz w:val="20"/>
         </w:rPr>
-        <w:t>- Scope: the OOTB platform for [Number] named users and [Number] lines of business, with [list of agreed items, for example data migration from one legacy source].</w:t>
+        <w:t>- [Question 2]: [Answer]</w:t>
       </w:r>
     </w:p>
     <w:p>
@@ -12642,7 +13152,7 @@
           <w:color w:val="101820"/>
           <w:sz w:val="20"/>
         </w:rPr>
-        <w:t>- Option A, subscription: PHP [amount] per month, plus a one-time onboarding fee of PHP [amount].</w:t>
+        <w:t>- [Question we will confirm in writing]: we will reply by [Date].</w:t>
       </w:r>
     </w:p>
     <w:p>
@@ -12659,7 +13169,7 @@
           <w:color w:val="101820"/>
           <w:sz w:val="20"/>
         </w:rPr>
-        <w:t>- Option B, perpetual licence: PHP [amount] one-time, with AMC at 22% of the licence fee a year from Year 2, increasing 5% a year, plus implementation of PHP [amount].</w:t>
+        <w:t>The next step we propose is a half-day discovery workshop with your process owners. It confirms the user count, lines of business, insurers, volumes, hosting and integrations, and gives you a sized plan and proposal. Possible dates: [Date] or [Date].</w:t>
       </w:r>
     </w:p>
     <w:p>
@@ -12676,7 +13186,7 @@
           <w:color w:val="101820"/>
           <w:sz w:val="20"/>
         </w:rPr>
-        <w:t>- Hosting: [chosen option] at PHP [amount] per month, or self-hosted at no hosting fee.</w:t>
+        <w:t>The presentation from today is attached.</w:t>
       </w:r>
     </w:p>
     <w:p>
@@ -12693,7 +13203,7 @@
           <w:color w:val="101820"/>
           <w:sz w:val="20"/>
         </w:rPr>
-        <w:t>- Timeline: [8 / 12 / 16 to 20] weeks from kick-off to the end of hypercare, which covers your first month-end close.</w:t>
+        <w:t>Respectfully,</w:t>
       </w:r>
     </w:p>
     <w:p>
@@ -12710,7 +13220,7 @@
           <w:color w:val="101820"/>
           <w:sz w:val="20"/>
         </w:rPr>
-        <w:t>All prices are in PHP, exclusive of 12% VAT, and valid until [Date] (90 days).</w:t>
+        <w:t>[Your name]</w:t>
       </w:r>
     </w:p>
     <w:p>
@@ -12727,7 +13237,7 @@
           <w:color w:val="101820"/>
           <w:sz w:val="20"/>
         </w:rPr>
-        <w:t>I suggest a 30-minute call on [Date] to go through the proposal with you and [finance lead], and answer any questions before you take it to [approver or board].</w:t>
+        <w:t>[Title], iorta TechNXT</w:t>
       </w:r>
     </w:p>
     <w:p>
@@ -12744,66 +13254,35 @@
           <w:color w:val="101820"/>
           <w:sz w:val="20"/>
         </w:rPr>
-        <w:t>Respectfully,</w:t>
-      </w:r>
-    </w:p>
-    <w:p>
-      <w:pPr>
-        <w:pStyle w:val="Normal"/>
-        <w:shd w:val="clear" w:color="auto" w:fill="EAF2FB"/>
-        <w:spacing w:before="0" w:after="160"/>
-        <w:ind w:left="170"/>
-        <w:rPr/>
-      </w:pPr>
-      <w:r>
-        <w:rPr>
-          <w:rFonts w:eastAsia="Segoe UI" w:cs="Segoe UI" w:ascii="Segoe UI" w:hAnsi="Segoe UI"/>
-          <w:color w:val="101820"/>
-          <w:sz w:val="20"/>
-        </w:rPr>
-        <w:t>[Your name]</w:t>
-      </w:r>
-    </w:p>
-    <w:p>
-      <w:pPr>
-        <w:pStyle w:val="Normal"/>
-        <w:shd w:val="clear" w:color="auto" w:fill="EAF2FB"/>
-        <w:spacing w:before="0" w:after="160"/>
-        <w:ind w:left="170"/>
-        <w:rPr/>
-      </w:pPr>
-      <w:r>
-        <w:rPr>
-          <w:rFonts w:eastAsia="Segoe UI" w:cs="Segoe UI" w:ascii="Segoe UI" w:hAnsi="Segoe UI"/>
-          <w:color w:val="101820"/>
-          <w:sz w:val="20"/>
-        </w:rPr>
-        <w:t>[Title], iorta TechNXT</w:t>
-      </w:r>
-    </w:p>
-    <w:p>
-      <w:pPr>
-        <w:pStyle w:val="Normal"/>
-        <w:shd w:val="clear" w:color="auto" w:fill="EAF2FB"/>
-        <w:spacing w:before="0" w:after="160"/>
-        <w:ind w:left="170"/>
-        <w:rPr/>
-      </w:pPr>
-      <w:r>
-        <w:rPr>
-          <w:rFonts w:eastAsia="Segoe UI" w:cs="Segoe UI" w:ascii="Segoe UI" w:hAnsi="Segoe UI"/>
-          <w:color w:val="101820"/>
-          <w:sz w:val="20"/>
-        </w:rPr>
         <w:t>[Mobile] | [E-mail]</w:t>
       </w:r>
+      <w:r>
+        <w:br w:type="page"/>
+      </w:r>
+    </w:p>
+    <w:p>
+      <w:pPr>
+        <w:pStyle w:val="Heading1"/>
+        <w:rPr/>
+      </w:pPr>
+      <w:bookmarkStart w:id="24" w:name="__RefHeading___Toc6885_1360963153"/>
+      <w:bookmarkEnd w:id="24"/>
+      <w:r>
+        <w:rPr>
+          <w:rFonts w:eastAsia="Segoe UI" w:cs="Segoe UI" w:ascii="Segoe UI" w:hAnsi="Segoe UI"/>
+          <w:b/>
+          <w:color w:val="0F4761"/>
+          <w:sz w:val="32"/>
+        </w:rPr>
+        <w:t>6.  Proposal and contract</w:t>
+      </w:r>
     </w:p>
     <w:p>
       <w:pPr>
         <w:pStyle w:val="Heading2"/>
         <w:rPr/>
       </w:pPr>
-      <w:bookmarkStart w:id="25" w:name="__RefHeading___Toc14238_3199679052"/>
+      <w:bookmarkStart w:id="25" w:name="__RefHeading___Toc6887_1360963153"/>
       <w:bookmarkEnd w:id="25"/>
       <w:r>
         <w:rPr>
@@ -12812,7 +13291,7 @@
           <w:color w:val="0F4761"/>
           <w:sz w:val="26"/>
         </w:rPr>
-        <w:t>6.2  Negotiation follow-up</w:t>
+        <w:t>6.1  Proposal cover e-mail</w:t>
       </w:r>
     </w:p>
     <w:tbl>
@@ -12989,7 +13468,7 @@
                 <w:szCs w:val="24"/>
                 <w:lang w:val="en-US" w:eastAsia="ja-JP" w:bidi="ar-SA"/>
               </w:rPr>
-              <w:t>Keep the decision moving; address open commercial points in writing</w:t>
+              <w:t>Send the commercial proposal and make it easy to approve</w:t>
             </w:r>
           </w:p>
         </w:tc>
@@ -13029,7 +13508,7 @@
                 <w:szCs w:val="24"/>
                 <w:lang w:val="en-US" w:eastAsia="ja-JP" w:bidi="ar-SA"/>
               </w:rPr>
-              <w:t>When</w:t>
+              <w:t>Send to</w:t>
             </w:r>
           </w:p>
         </w:tc>
@@ -13066,7 +13545,7 @@
                 <w:szCs w:val="24"/>
                 <w:lang w:val="en-US" w:eastAsia="ja-JP" w:bidi="ar-SA"/>
               </w:rPr>
-              <w:t>5 working days after the proposal, then on the dates agreed</w:t>
+              <w:t>The decision maker; copy the project sponsor and the finance lead</w:t>
             </w:r>
           </w:p>
         </w:tc>
@@ -13106,6 +13585,83 @@
                 <w:szCs w:val="24"/>
                 <w:lang w:val="en-US" w:eastAsia="ja-JP" w:bidi="ar-SA"/>
               </w:rPr>
+              <w:t>When</w:t>
+            </w:r>
+          </w:p>
+        </w:tc>
+        <w:tc>
+          <w:tcPr>
+            <w:tcW w:w="7333" w:type="dxa"/>
+            <w:tcBorders>
+              <w:top w:val="single" w:sz="4" w:space="0" w:color="BFC7D1"/>
+              <w:left w:val="single" w:sz="4" w:space="0" w:color="BFC7D1"/>
+              <w:bottom w:val="single" w:sz="4" w:space="0" w:color="BFC7D1"/>
+              <w:right w:val="single" w:sz="4" w:space="0" w:color="BFC7D1"/>
+            </w:tcBorders>
+          </w:tcPr>
+          <w:p>
+            <w:pPr>
+              <w:pStyle w:val="Normal"/>
+              <w:widowControl/>
+              <w:spacing w:lineRule="auto" w:line="240" w:before="0" w:after="20"/>
+              <w:jc w:val="left"/>
+              <w:rPr>
+                <w:rFonts w:ascii="Aptos" w:hAnsi="Aptos" w:eastAsia="ＭＳ 明朝" w:cs="Arial"/>
+                <w:kern w:val="0"/>
+                <w:sz w:val="24"/>
+                <w:szCs w:val="24"/>
+                <w:lang w:val="en-US" w:eastAsia="ja-JP" w:bidi="ar-SA"/>
+              </w:rPr>
+            </w:pPr>
+            <w:r>
+              <w:rPr>
+                <w:rFonts w:eastAsia="Segoe UI" w:cs="Segoe UI" w:ascii="Segoe UI" w:hAnsi="Segoe UI"/>
+                <w:color w:val="101820"/>
+                <w:kern w:val="0"/>
+                <w:sz w:val="18"/>
+                <w:szCs w:val="24"/>
+                <w:lang w:val="en-US" w:eastAsia="ja-JP" w:bidi="ar-SA"/>
+              </w:rPr>
+              <w:t>Within 5 working days of the workshop</w:t>
+            </w:r>
+          </w:p>
+        </w:tc>
+      </w:tr>
+      <w:tr>
+        <w:trPr/>
+        <w:tc>
+          <w:tcPr>
+            <w:tcW w:w="1681" w:type="dxa"/>
+            <w:tcBorders>
+              <w:top w:val="single" w:sz="4" w:space="0" w:color="BFC7D1"/>
+              <w:left w:val="single" w:sz="4" w:space="0" w:color="BFC7D1"/>
+              <w:bottom w:val="single" w:sz="4" w:space="0" w:color="BFC7D1"/>
+              <w:right w:val="single" w:sz="4" w:space="0" w:color="BFC7D1"/>
+            </w:tcBorders>
+          </w:tcPr>
+          <w:p>
+            <w:pPr>
+              <w:pStyle w:val="Normal"/>
+              <w:widowControl/>
+              <w:spacing w:lineRule="auto" w:line="240" w:before="0" w:after="20"/>
+              <w:jc w:val="left"/>
+              <w:rPr>
+                <w:rFonts w:ascii="Aptos" w:hAnsi="Aptos" w:eastAsia="ＭＳ 明朝" w:cs="Arial"/>
+                <w:kern w:val="0"/>
+                <w:sz w:val="24"/>
+                <w:szCs w:val="24"/>
+                <w:lang w:val="en-US" w:eastAsia="ja-JP" w:bidi="ar-SA"/>
+              </w:rPr>
+            </w:pPr>
+            <w:r>
+              <w:rPr>
+                <w:rFonts w:eastAsia="Segoe UI" w:cs="Segoe UI" w:ascii="Segoe UI" w:hAnsi="Segoe UI"/>
+                <w:color w:val="101820"/>
+                <w:kern w:val="0"/>
+                <w:sz w:val="18"/>
+                <w:szCs w:val="24"/>
+                <w:lang w:val="en-US" w:eastAsia="ja-JP" w:bidi="ar-SA"/>
+              </w:rPr>
               <w:t>Attachments</w:t>
             </w:r>
           </w:p>
@@ -13143,7 +13699,7 @@
                 <w:szCs w:val="24"/>
                 <w:lang w:val="en-US" w:eastAsia="ja-JP" w:bidi="ar-SA"/>
               </w:rPr>
-              <w:t>Revised proposal, if any, marked with its version and date</w:t>
+              <w:t>iNXT_BrokerVerse_Commercial_Proposal_Rate_Card.pdf; iNXT_BrokerVerse_Product_Functionality.pdf; iNXT_BrokerVerse_ROI_Calculator.xlsx only if finance asked for it</w:t>
             </w:r>
           </w:p>
         </w:tc>
@@ -13190,7 +13746,7 @@
           <w:color w:val="101820"/>
           <w:sz w:val="21"/>
         </w:rPr>
-        <w:t>[Company] proposal: open points</w:t>
+        <w:t>Proposal: iNXT BrokerVerse for [Company]</w:t>
       </w:r>
     </w:p>
     <w:p>
@@ -13209,7 +13765,7 @@
           <w:color w:val="101820"/>
           <w:sz w:val="21"/>
         </w:rPr>
-        <w:t>Revised proposal v[number], [Date]</w:t>
+        <w:t>[Company]: commercial proposal, valid until [Date]</w:t>
       </w:r>
     </w:p>
     <w:p>
@@ -13243,7 +13799,7 @@
           <w:color w:val="101820"/>
           <w:sz w:val="20"/>
         </w:rPr>
-        <w:t>Thank you for the discussion on [Date]. The open points and our position:</w:t>
+        <w:t>Thank you for the workshop on [Date]. As agreed, I have attached our proposal for iNXT BrokerVerse at [Company].</w:t>
       </w:r>
     </w:p>
     <w:p>
@@ -13260,7 +13816,7 @@
           <w:color w:val="101820"/>
           <w:sz w:val="20"/>
         </w:rPr>
-        <w:t>- [Point, for example user count]: [answer, for example: we have priced 35 users with the option to add users at the same slab rate during the first year].</w:t>
+        <w:t>In summary:</w:t>
       </w:r>
     </w:p>
     <w:p>
@@ -13277,7 +13833,7 @@
           <w:color w:val="101820"/>
           <w:sz w:val="20"/>
         </w:rPr>
-        <w:t>- [Point, for example payment terms]: [answer within approved authority].</w:t>
+        <w:t>- Scope: the OOTB platform for [Number] named users and [Number] lines of business, with [list of agreed items, for example data migration from one legacy source].</w:t>
       </w:r>
     </w:p>
     <w:p>
@@ -13294,7 +13850,7 @@
           <w:color w:val="101820"/>
           <w:sz w:val="20"/>
         </w:rPr>
-        <w:t>- [Point we need to confirm internally]: we will reply by [Date].</w:t>
+        <w:t>- Option A, subscription: PHP [amount] per month, plus a one-time onboarding fee of PHP [amount].</w:t>
       </w:r>
     </w:p>
     <w:p>
@@ -13311,7 +13867,7 @@
           <w:color w:val="101820"/>
           <w:sz w:val="20"/>
         </w:rPr>
-        <w:t>[The revised proposal, version [number], is attached. Other terms are unchanged.]</w:t>
+        <w:t>- Option B, perpetual licence: PHP [amount] one-time, with AMC at 22% of the licence fee a year from Year 2, increasing 5% a year, plus implementation of PHP [amount].</w:t>
       </w:r>
     </w:p>
     <w:p>
@@ -13328,7 +13884,7 @@
           <w:color w:val="101820"/>
           <w:sz w:val="20"/>
         </w:rPr>
-        <w:t>To keep the start date of [Date], we would need your decision by [Date]. If anything else stands in the way, I would rather hear it now so we can address it.</w:t>
+        <w:t>- Hosting: [chosen option] at PHP [amount] per month, or self-hosted at no hosting fee.</w:t>
       </w:r>
     </w:p>
     <w:p>
@@ -13345,7 +13901,7 @@
           <w:color w:val="101820"/>
           <w:sz w:val="20"/>
         </w:rPr>
-        <w:t>Respectfully,</w:t>
+        <w:t>- Timeline: [8 / 12 / 16 to 20] weeks from kick-off to the end of hypercare, which covers your first month-end close.</w:t>
       </w:r>
     </w:p>
     <w:p>
@@ -13362,7 +13918,7 @@
           <w:color w:val="101820"/>
           <w:sz w:val="20"/>
         </w:rPr>
-        <w:t>[Your name]</w:t>
+        <w:t>All prices are in PHP, exclusive of 12% VAT, and valid until [Date] (90 days).</w:t>
       </w:r>
     </w:p>
     <w:p>
@@ -13379,7 +13935,75 @@
           <w:color w:val="101820"/>
           <w:sz w:val="20"/>
         </w:rPr>
-        <w:t>[Mobile]</w:t>
+        <w:t>I suggest a 30-minute call on [Date] to go through the proposal with you and [finance lead], and answer any questions before you take it to [approver or board].</w:t>
+      </w:r>
+    </w:p>
+    <w:p>
+      <w:pPr>
+        <w:pStyle w:val="Normal"/>
+        <w:shd w:val="clear" w:color="auto" w:fill="EAF2FB"/>
+        <w:spacing w:before="0" w:after="160"/>
+        <w:ind w:left="170"/>
+        <w:rPr/>
+      </w:pPr>
+      <w:r>
+        <w:rPr>
+          <w:rFonts w:eastAsia="Segoe UI" w:cs="Segoe UI" w:ascii="Segoe UI" w:hAnsi="Segoe UI"/>
+          <w:color w:val="101820"/>
+          <w:sz w:val="20"/>
+        </w:rPr>
+        <w:t>Respectfully,</w:t>
+      </w:r>
+    </w:p>
+    <w:p>
+      <w:pPr>
+        <w:pStyle w:val="Normal"/>
+        <w:shd w:val="clear" w:color="auto" w:fill="EAF2FB"/>
+        <w:spacing w:before="0" w:after="160"/>
+        <w:ind w:left="170"/>
+        <w:rPr/>
+      </w:pPr>
+      <w:r>
+        <w:rPr>
+          <w:rFonts w:eastAsia="Segoe UI" w:cs="Segoe UI" w:ascii="Segoe UI" w:hAnsi="Segoe UI"/>
+          <w:color w:val="101820"/>
+          <w:sz w:val="20"/>
+        </w:rPr>
+        <w:t>[Your name]</w:t>
+      </w:r>
+    </w:p>
+    <w:p>
+      <w:pPr>
+        <w:pStyle w:val="Normal"/>
+        <w:shd w:val="clear" w:color="auto" w:fill="EAF2FB"/>
+        <w:spacing w:before="0" w:after="160"/>
+        <w:ind w:left="170"/>
+        <w:rPr/>
+      </w:pPr>
+      <w:r>
+        <w:rPr>
+          <w:rFonts w:eastAsia="Segoe UI" w:cs="Segoe UI" w:ascii="Segoe UI" w:hAnsi="Segoe UI"/>
+          <w:color w:val="101820"/>
+          <w:sz w:val="20"/>
+        </w:rPr>
+        <w:t>[Title], iorta TechNXT</w:t>
+      </w:r>
+    </w:p>
+    <w:p>
+      <w:pPr>
+        <w:pStyle w:val="Normal"/>
+        <w:shd w:val="clear" w:color="auto" w:fill="EAF2FB"/>
+        <w:spacing w:before="0" w:after="160"/>
+        <w:ind w:left="170"/>
+        <w:rPr/>
+      </w:pPr>
+      <w:r>
+        <w:rPr>
+          <w:rFonts w:eastAsia="Segoe UI" w:cs="Segoe UI" w:ascii="Segoe UI" w:hAnsi="Segoe UI"/>
+          <w:color w:val="101820"/>
+          <w:sz w:val="20"/>
+        </w:rPr>
+        <w:t>[Mobile] | [E-mail]</w:t>
       </w:r>
     </w:p>
     <w:p>
@@ -13387,7 +14011,7 @@
         <w:pStyle w:val="Heading2"/>
         <w:rPr/>
       </w:pPr>
-      <w:bookmarkStart w:id="26" w:name="__RefHeading___Toc14240_3199679052"/>
+      <w:bookmarkStart w:id="26" w:name="__RefHeading___Toc6889_1360963153"/>
       <w:bookmarkEnd w:id="26"/>
       <w:r>
         <w:rPr>
@@ -13396,7 +14020,7 @@
           <w:color w:val="0F4761"/>
           <w:sz w:val="26"/>
         </w:rPr>
-        <w:t>6.3  Contract dispatch</w:t>
+        <w:t>6.2  Negotiation follow-up</w:t>
       </w:r>
     </w:p>
     <w:tbl>
@@ -13573,7 +14197,7 @@
                 <w:szCs w:val="24"/>
                 <w:lang w:val="en-US" w:eastAsia="ja-JP" w:bidi="ar-SA"/>
               </w:rPr>
-              <w:t>Send the contract set for signature, with clear signing instructions</w:t>
+              <w:t>Keep the decision moving; address open commercial points in writing</w:t>
             </w:r>
           </w:p>
         </w:tc>
@@ -13613,7 +14237,7 @@
                 <w:szCs w:val="24"/>
                 <w:lang w:val="en-US" w:eastAsia="ja-JP" w:bidi="ar-SA"/>
               </w:rPr>
-              <w:t>Send to</w:t>
+              <w:t>When</w:t>
             </w:r>
           </w:p>
         </w:tc>
@@ -13650,7 +14274,7 @@
                 <w:szCs w:val="24"/>
                 <w:lang w:val="en-US" w:eastAsia="ja-JP" w:bidi="ar-SA"/>
               </w:rPr>
-              <w:t>The signatory; copy the project sponsor, legal and finance</w:t>
+              <w:t>5 working days after the proposal, then on the dates agreed</w:t>
             </w:r>
           </w:p>
         </w:tc>
@@ -13690,7 +14314,7 @@
                 <w:szCs w:val="24"/>
                 <w:lang w:val="en-US" w:eastAsia="ja-JP" w:bidi="ar-SA"/>
               </w:rPr>
-              <w:t>When</w:t>
+              <w:t>Attachments</w:t>
             </w:r>
           </w:p>
         </w:tc>
@@ -13727,84 +14351,7 @@
                 <w:szCs w:val="24"/>
                 <w:lang w:val="en-US" w:eastAsia="ja-JP" w:bidi="ar-SA"/>
               </w:rPr>
-              <w:t>When commercial terms are agreed</w:t>
-            </w:r>
-          </w:p>
-        </w:tc>
-      </w:tr>
-      <w:tr>
-        <w:trPr/>
-        <w:tc>
-          <w:tcPr>
-            <w:tcW w:w="1681" w:type="dxa"/>
-            <w:tcBorders>
-              <w:top w:val="single" w:sz="4" w:space="0" w:color="BFC7D1"/>
-              <w:left w:val="single" w:sz="4" w:space="0" w:color="BFC7D1"/>
-              <w:bottom w:val="single" w:sz="4" w:space="0" w:color="BFC7D1"/>
-              <w:right w:val="single" w:sz="4" w:space="0" w:color="BFC7D1"/>
-            </w:tcBorders>
-          </w:tcPr>
-          <w:p>
-            <w:pPr>
-              <w:pStyle w:val="Normal"/>
-              <w:widowControl/>
-              <w:spacing w:lineRule="auto" w:line="240" w:before="0" w:after="20"/>
-              <w:jc w:val="left"/>
-              <w:rPr>
-                <w:rFonts w:ascii="Aptos" w:hAnsi="Aptos" w:eastAsia="ＭＳ 明朝" w:cs="Arial"/>
-                <w:kern w:val="0"/>
-                <w:sz w:val="24"/>
-                <w:szCs w:val="24"/>
-                <w:lang w:val="en-US" w:eastAsia="ja-JP" w:bidi="ar-SA"/>
-              </w:rPr>
-            </w:pPr>
-            <w:r>
-              <w:rPr>
-                <w:rFonts w:eastAsia="Segoe UI" w:cs="Segoe UI" w:ascii="Segoe UI" w:hAnsi="Segoe UI"/>
-                <w:color w:val="101820"/>
-                <w:kern w:val="0"/>
-                <w:sz w:val="18"/>
-                <w:szCs w:val="24"/>
-                <w:lang w:val="en-US" w:eastAsia="ja-JP" w:bidi="ar-SA"/>
-              </w:rPr>
-              <w:t>Attachments</w:t>
-            </w:r>
-          </w:p>
-        </w:tc>
-        <w:tc>
-          <w:tcPr>
-            <w:tcW w:w="7333" w:type="dxa"/>
-            <w:tcBorders>
-              <w:top w:val="single" w:sz="4" w:space="0" w:color="BFC7D1"/>
-              <w:left w:val="single" w:sz="4" w:space="0" w:color="BFC7D1"/>
-              <w:bottom w:val="single" w:sz="4" w:space="0" w:color="BFC7D1"/>
-              <w:right w:val="single" w:sz="4" w:space="0" w:color="BFC7D1"/>
-            </w:tcBorders>
-          </w:tcPr>
-          <w:p>
-            <w:pPr>
-              <w:pStyle w:val="Normal"/>
-              <w:widowControl/>
-              <w:spacing w:lineRule="auto" w:line="240" w:before="0" w:after="20"/>
-              <w:jc w:val="left"/>
-              <w:rPr>
-                <w:rFonts w:ascii="Aptos" w:hAnsi="Aptos" w:eastAsia="ＭＳ 明朝" w:cs="Arial"/>
-                <w:kern w:val="0"/>
-                <w:sz w:val="24"/>
-                <w:szCs w:val="24"/>
-                <w:lang w:val="en-US" w:eastAsia="ja-JP" w:bidi="ar-SA"/>
-              </w:rPr>
-            </w:pPr>
-            <w:r>
-              <w:rPr>
-                <w:rFonts w:eastAsia="Segoe UI" w:cs="Segoe UI" w:ascii="Segoe UI" w:hAnsi="Segoe UI"/>
-                <w:color w:val="101820"/>
-                <w:kern w:val="0"/>
-                <w:sz w:val="18"/>
-                <w:szCs w:val="24"/>
-                <w:lang w:val="en-US" w:eastAsia="ja-JP" w:bidi="ar-SA"/>
-              </w:rPr>
-              <w:t>iNXT_BrokerVerse_Master_Services_Agreement.pdf; Order Form; the chosen schedules (Perpetual Licence or Subscription, Implementation Statement of Work, Annual Maintenance and Support with the Service Level Agreement, Hosting if taken, Data Processing Agreement)</w:t>
+              <w:t>Revised proposal, if any, marked with its version and date</w:t>
             </w:r>
           </w:p>
         </w:tc>
@@ -13851,7 +14398,7 @@
           <w:color w:val="101820"/>
           <w:sz w:val="21"/>
         </w:rPr>
-        <w:t>Contract for signature: iNXT BrokerVerse, [Company]</w:t>
+        <w:t>[Company] proposal: open points</w:t>
       </w:r>
     </w:p>
     <w:p>
@@ -13870,7 +14417,7 @@
           <w:color w:val="101820"/>
           <w:sz w:val="21"/>
         </w:rPr>
-        <w:t>[Company] and iorta TechNXT: agreement and Order Form</w:t>
+        <w:t>Revised proposal v[number], [Date]</w:t>
       </w:r>
     </w:p>
     <w:p>
@@ -13904,7 +14451,7 @@
           <w:color w:val="101820"/>
           <w:sz w:val="20"/>
         </w:rPr>
-        <w:t>Thank you for choosing iNXT BrokerVerse. Attached is the contract set reflecting the terms agreed on [Date]:</w:t>
+        <w:t>Thank you for the discussion on [Date]. The open points and our position:</w:t>
       </w:r>
     </w:p>
     <w:p>
@@ -13921,7 +14468,7 @@
           <w:color w:val="101820"/>
           <w:sz w:val="20"/>
         </w:rPr>
-        <w:t>- Master Services Agreement</w:t>
+        <w:t>- [Point, for example user count]: [answer, for example: we have priced 35 users with the option to add users at the same slab rate during the first year].</w:t>
       </w:r>
     </w:p>
     <w:p>
@@ -13938,7 +14485,7 @@
           <w:color w:val="101820"/>
           <w:sz w:val="20"/>
         </w:rPr>
-        <w:t>- Order Form: [model], [Number] named users, [hosting option], total of PHP [amount] exclusive of VAT</w:t>
+        <w:t>- [Point, for example payment terms]: [answer within approved authority].</w:t>
       </w:r>
     </w:p>
     <w:p>
@@ -13955,7 +14502,7 @@
           <w:color w:val="101820"/>
           <w:sz w:val="20"/>
         </w:rPr>
-        <w:t>- Schedules: [list]</w:t>
+        <w:t>- [Point we need to confirm internally]: we will reply by [Date].</w:t>
       </w:r>
     </w:p>
     <w:p>
@@ -13972,7 +14519,7 @@
           <w:color w:val="101820"/>
           <w:sz w:val="20"/>
         </w:rPr>
-        <w:t>Signing: [two authorised signatories of [Company]], with the Secretary's Certificate or board resolution naming them, [and notarisation if required]. Please return [scanned signed copies by e-mail / the originals to our office at [address]].</w:t>
+        <w:t>[The revised proposal, version [number], is attached. Other terms are unchanged.]</w:t>
       </w:r>
     </w:p>
     <w:p>
@@ -13989,7 +14536,7 @@
           <w:color w:val="101820"/>
           <w:sz w:val="20"/>
         </w:rPr>
-        <w:t>Once signed, we will send the invoice for the first milestone (40% of the implementation fee) and confirm the kick-off date, which we have provisionally set for [Date].</w:t>
+        <w:t>To keep the start date of [Date], we would need your decision by [Date]. If anything else stands in the way, I would rather hear it now so we can address it.</w:t>
       </w:r>
     </w:p>
     <w:p>
@@ -14006,7 +14553,7 @@
           <w:color w:val="101820"/>
           <w:sz w:val="20"/>
         </w:rPr>
-        <w:t>If your legal team has comments, kindly send them by [Date] so we can keep the kick-off date.</w:t>
+        <w:t>Respectfully,</w:t>
       </w:r>
     </w:p>
     <w:p>
@@ -14023,7 +14570,7 @@
           <w:color w:val="101820"/>
           <w:sz w:val="20"/>
         </w:rPr>
-        <w:t>Respectfully,</w:t>
+        <w:t>[Your name]</w:t>
       </w:r>
     </w:p>
     <w:p>
@@ -14040,41 +14587,7 @@
           <w:color w:val="101820"/>
           <w:sz w:val="20"/>
         </w:rPr>
-        <w:t>[Your name]</w:t>
-      </w:r>
-    </w:p>
-    <w:p>
-      <w:pPr>
-        <w:pStyle w:val="Normal"/>
-        <w:shd w:val="clear" w:color="auto" w:fill="EAF2FB"/>
-        <w:spacing w:before="0" w:after="160"/>
-        <w:ind w:left="170"/>
-        <w:rPr/>
-      </w:pPr>
-      <w:r>
-        <w:rPr>
-          <w:rFonts w:eastAsia="Segoe UI" w:cs="Segoe UI" w:ascii="Segoe UI" w:hAnsi="Segoe UI"/>
-          <w:color w:val="101820"/>
-          <w:sz w:val="20"/>
-        </w:rPr>
-        <w:t>[Title], iorta TechNXT</w:t>
-      </w:r>
-    </w:p>
-    <w:p>
-      <w:pPr>
-        <w:pStyle w:val="Normal"/>
-        <w:shd w:val="clear" w:color="auto" w:fill="EAF2FB"/>
-        <w:spacing w:before="0" w:after="160"/>
-        <w:ind w:left="170"/>
-        <w:rPr/>
-      </w:pPr>
-      <w:r>
-        <w:rPr>
-          <w:rFonts w:eastAsia="Segoe UI" w:cs="Segoe UI" w:ascii="Segoe UI" w:hAnsi="Segoe UI"/>
-          <w:color w:val="101820"/>
-          <w:sz w:val="20"/>
-        </w:rPr>
-        <w:t>[Mobile] | [E-mail]</w:t>
+        <w:t>[Mobile]</w:t>
       </w:r>
     </w:p>
     <w:p>
@@ -14082,7 +14595,7 @@
         <w:pStyle w:val="Heading2"/>
         <w:rPr/>
       </w:pPr>
-      <w:bookmarkStart w:id="27" w:name="__RefHeading___Toc14242_3199679052"/>
+      <w:bookmarkStart w:id="27" w:name="__RefHeading___Toc6891_1360963153"/>
       <w:bookmarkEnd w:id="27"/>
       <w:r>
         <w:rPr>
@@ -14091,7 +14604,7 @@
           <w:color w:val="0F4761"/>
           <w:sz w:val="26"/>
         </w:rPr>
-        <w:t>6.4  Welcome e-mail after signing</w:t>
+        <w:t>6.3  Contract dispatch</w:t>
       </w:r>
     </w:p>
     <w:tbl>
@@ -14268,7 +14781,7 @@
                 <w:szCs w:val="24"/>
                 <w:lang w:val="en-US" w:eastAsia="ja-JP" w:bidi="ar-SA"/>
               </w:rPr>
-              <w:t>Welcome the client, introduce the project team, confirm the kick-off and the first data requests</w:t>
+              <w:t>Send the contract set for signature, with clear signing instructions</w:t>
             </w:r>
           </w:p>
         </w:tc>
@@ -14345,7 +14858,7 @@
                 <w:szCs w:val="24"/>
                 <w:lang w:val="en-US" w:eastAsia="ja-JP" w:bidi="ar-SA"/>
               </w:rPr>
-              <w:t>Project sponsor and project owner; copy the iorta TechNXT project manager and account manager</w:t>
+              <w:t>The signatory; copy the project sponsor, legal and finance</w:t>
             </w:r>
           </w:p>
         </w:tc>
@@ -14422,7 +14935,7 @@
                 <w:szCs w:val="24"/>
                 <w:lang w:val="en-US" w:eastAsia="ja-JP" w:bidi="ar-SA"/>
               </w:rPr>
-              <w:t>Within 2 working days of signing</w:t>
+              <w:t>When commercial terms are agreed</w:t>
             </w:r>
           </w:p>
         </w:tc>
@@ -14499,7 +15012,7 @@
                 <w:szCs w:val="24"/>
                 <w:lang w:val="en-US" w:eastAsia="ja-JP" w:bidi="ar-SA"/>
               </w:rPr>
-              <w:t>Kick-off agenda; project plan for the agreed size; data request list and the upload templates</w:t>
+              <w:t>iNXT_BrokerVerse_Master_Services_Agreement.pdf; Order Form; the chosen schedules (Perpetual Licence or Subscription, Implementation Statement of Work, Annual Maintenance and Support with the Service Level Agreement, Hosting if taken, Data Processing Agreement)</w:t>
             </w:r>
           </w:p>
         </w:tc>
@@ -14546,7 +15059,7 @@
           <w:color w:val="101820"/>
           <w:sz w:val="21"/>
         </w:rPr>
-        <w:t>Welcome to iNXT BrokerVerse: kick-off on [Date]</w:t>
+        <w:t>Contract for signature: iNXT BrokerVerse, [Company]</w:t>
       </w:r>
     </w:p>
     <w:p>
@@ -14565,7 +15078,7 @@
           <w:color w:val="101820"/>
           <w:sz w:val="21"/>
         </w:rPr>
-        <w:t>[Company] implementation: team, kick-off and first steps</w:t>
+        <w:t>[Company] and iorta TechNXT: agreement and Order Form</w:t>
       </w:r>
     </w:p>
     <w:p>
@@ -14599,7 +15112,7 @@
           <w:color w:val="101820"/>
           <w:sz w:val="20"/>
         </w:rPr>
-        <w:t>Welcome. On behalf of iorta TechNXT, thank you for your trust. I would like to introduce [Project manager name], who will lead your implementation and will be your main contact from today. I remain your account manager.</w:t>
+        <w:t>Thank you for choosing iNXT BrokerVerse. Attached is the contract set reflecting the terms agreed on [Date]:</w:t>
       </w:r>
     </w:p>
     <w:p>
@@ -14616,7 +15129,7 @@
           <w:color w:val="101820"/>
           <w:sz w:val="20"/>
         </w:rPr>
-        <w:t>Kick-off: [Date], [Time], [venue or link], about 2 hours. We would like your project owner and one key user from each team (sales, placement, servicing, claims, accounting) to attend.</w:t>
+        <w:t>- Master Services Agreement</w:t>
       </w:r>
     </w:p>
     <w:p>
@@ -14633,7 +15146,7 @@
           <w:color w:val="101820"/>
           <w:sz w:val="20"/>
         </w:rPr>
-        <w:t>At the kick-off we will confirm the plan ([8 / 12 / 16 to 20] weeks to the end of hypercare), the steering committee and the weekly status meeting, and go through the data we need.</w:t>
+        <w:t>- Order Form: [model], [Number] named users, [hosting option], total of PHP [amount] exclusive of VAT</w:t>
       </w:r>
     </w:p>
     <w:p>
@@ -14650,7 +15163,7 @@
           <w:color w:val="101820"/>
           <w:sz w:val="20"/>
         </w:rPr>
-        <w:t>Data drives the timeline, so the data request list and the upload templates are attached now. The first items we need by [Date] are: the user list with roles and e-mail addresses, the insurer list with commission rates and remittance terms, and your chart of accounts.</w:t>
+        <w:t>- Schedules: [list]</w:t>
       </w:r>
     </w:p>
     <w:p>
@@ -14667,7 +15180,7 @@
           <w:color w:val="101820"/>
           <w:sz w:val="20"/>
         </w:rPr>
-        <w:t>We look forward to working with you.</w:t>
+        <w:t>Signing: [two authorised signatories of [Company]], with the Secretary's Certificate or board resolution naming them, [and notarisation if required]. Please return [scanned signed copies by e-mail / the originals to our office at [address]].</w:t>
       </w:r>
     </w:p>
     <w:p>
@@ -14684,7 +15197,7 @@
           <w:color w:val="101820"/>
           <w:sz w:val="20"/>
         </w:rPr>
-        <w:t>Respectfully,</w:t>
+        <w:t>Once signed, we will send the invoice for the first milestone (40% of the implementation fee) and confirm the kick-off date, which we have provisionally set for [Date].</w:t>
       </w:r>
     </w:p>
     <w:p>
@@ -14701,7 +15214,7 @@
           <w:color w:val="101820"/>
           <w:sz w:val="20"/>
         </w:rPr>
-        <w:t>[Your name], Account Manager</w:t>
+        <w:t>If your legal team has comments, kindly send them by [Date] so we can keep the kick-off date.</w:t>
       </w:r>
     </w:p>
     <w:p>
@@ -14718,7 +15231,7 @@
           <w:color w:val="101820"/>
           <w:sz w:val="20"/>
         </w:rPr>
-        <w:t>[Project manager name], Project Manager</w:t>
+        <w:t>Respectfully,</w:t>
       </w:r>
     </w:p>
     <w:p>
@@ -14735,36 +15248,50 @@
           <w:color w:val="101820"/>
           <w:sz w:val="20"/>
         </w:rPr>
-        <w:t>iorta TechNXT</w:t>
-      </w:r>
-      <w:r>
-        <w:br w:type="page"/>
-      </w:r>
-    </w:p>
-    <w:p>
-      <w:pPr>
-        <w:pStyle w:val="Heading1"/>
-        <w:rPr/>
-      </w:pPr>
-      <w:bookmarkStart w:id="28" w:name="__RefHeading___Toc14244_3199679052"/>
+        <w:t>[Your name]</w:t>
+      </w:r>
+    </w:p>
+    <w:p>
+      <w:pPr>
+        <w:pStyle w:val="Normal"/>
+        <w:shd w:val="clear" w:color="auto" w:fill="EAF2FB"/>
+        <w:spacing w:before="0" w:after="160"/>
+        <w:ind w:left="170"/>
+        <w:rPr/>
+      </w:pPr>
+      <w:r>
+        <w:rPr>
+          <w:rFonts w:eastAsia="Segoe UI" w:cs="Segoe UI" w:ascii="Segoe UI" w:hAnsi="Segoe UI"/>
+          <w:color w:val="101820"/>
+          <w:sz w:val="20"/>
+        </w:rPr>
+        <w:t>[Title], iorta TechNXT</w:t>
+      </w:r>
+    </w:p>
+    <w:p>
+      <w:pPr>
+        <w:pStyle w:val="Normal"/>
+        <w:shd w:val="clear" w:color="auto" w:fill="EAF2FB"/>
+        <w:spacing w:before="0" w:after="160"/>
+        <w:ind w:left="170"/>
+        <w:rPr/>
+      </w:pPr>
+      <w:r>
+        <w:rPr>
+          <w:rFonts w:eastAsia="Segoe UI" w:cs="Segoe UI" w:ascii="Segoe UI" w:hAnsi="Segoe UI"/>
+          <w:color w:val="101820"/>
+          <w:sz w:val="20"/>
+        </w:rPr>
+        <w:t>[Mobile] | [E-mail]</w:t>
+      </w:r>
+    </w:p>
+    <w:p>
+      <w:pPr>
+        <w:pStyle w:val="Heading2"/>
+        <w:rPr/>
+      </w:pPr>
+      <w:bookmarkStart w:id="28" w:name="__RefHeading___Toc6893_1360963153"/>
       <w:bookmarkEnd w:id="28"/>
-      <w:r>
-        <w:rPr>
-          <w:rFonts w:eastAsia="Segoe UI" w:cs="Segoe UI" w:ascii="Segoe UI" w:hAnsi="Segoe UI"/>
-          <w:b/>
-          <w:color w:val="0F4761"/>
-          <w:sz w:val="32"/>
-        </w:rPr>
-        <w:t>7.  After the sale and special cases</w:t>
-      </w:r>
-    </w:p>
-    <w:p>
-      <w:pPr>
-        <w:pStyle w:val="Heading2"/>
-        <w:rPr/>
-      </w:pPr>
-      <w:bookmarkStart w:id="29" w:name="__RefHeading___Toc14246_3199679052"/>
-      <w:bookmarkEnd w:id="29"/>
       <w:r>
         <w:rPr>
           <w:rFonts w:eastAsia="Segoe UI" w:cs="Segoe UI"/>
@@ -14772,7 +15299,7 @@
           <w:color w:val="0F4761"/>
           <w:sz w:val="26"/>
         </w:rPr>
-        <w:t>7.1  Referral request</w:t>
+        <w:t>6.4  Welcome e-mail after signing</w:t>
       </w:r>
     </w:p>
     <w:tbl>
@@ -14949,7 +15476,7 @@
                 <w:szCs w:val="24"/>
                 <w:lang w:val="en-US" w:eastAsia="ja-JP" w:bidi="ar-SA"/>
               </w:rPr>
-              <w:t>Ask a satisfied client for an introduction to another broker</w:t>
+              <w:t>Welcome the client, introduce the project team, confirm the kick-off and the first data requests</w:t>
             </w:r>
           </w:p>
         </w:tc>
@@ -14989,7 +15516,7 @@
                 <w:szCs w:val="24"/>
                 <w:lang w:val="en-US" w:eastAsia="ja-JP" w:bidi="ar-SA"/>
               </w:rPr>
-              <w:t>When</w:t>
+              <w:t>Send to</w:t>
             </w:r>
           </w:p>
         </w:tc>
@@ -15026,7 +15553,7 @@
                 <w:szCs w:val="24"/>
                 <w:lang w:val="en-US" w:eastAsia="ja-JP" w:bidi="ar-SA"/>
               </w:rPr>
-              <w:t>After go-live and a stable first month-end close, typically 2 to 3 months after go-live</w:t>
+              <w:t>Project sponsor and project owner; copy the iorta TechNXT project manager and account manager</w:t>
             </w:r>
           </w:p>
         </w:tc>
@@ -15066,6 +15593,83 @@
                 <w:szCs w:val="24"/>
                 <w:lang w:val="en-US" w:eastAsia="ja-JP" w:bidi="ar-SA"/>
               </w:rPr>
+              <w:t>When</w:t>
+            </w:r>
+          </w:p>
+        </w:tc>
+        <w:tc>
+          <w:tcPr>
+            <w:tcW w:w="7333" w:type="dxa"/>
+            <w:tcBorders>
+              <w:top w:val="single" w:sz="4" w:space="0" w:color="BFC7D1"/>
+              <w:left w:val="single" w:sz="4" w:space="0" w:color="BFC7D1"/>
+              <w:bottom w:val="single" w:sz="4" w:space="0" w:color="BFC7D1"/>
+              <w:right w:val="single" w:sz="4" w:space="0" w:color="BFC7D1"/>
+            </w:tcBorders>
+          </w:tcPr>
+          <w:p>
+            <w:pPr>
+              <w:pStyle w:val="Normal"/>
+              <w:widowControl/>
+              <w:spacing w:lineRule="auto" w:line="240" w:before="0" w:after="20"/>
+              <w:jc w:val="left"/>
+              <w:rPr>
+                <w:rFonts w:ascii="Aptos" w:hAnsi="Aptos" w:eastAsia="ＭＳ 明朝" w:cs="Arial"/>
+                <w:kern w:val="0"/>
+                <w:sz w:val="24"/>
+                <w:szCs w:val="24"/>
+                <w:lang w:val="en-US" w:eastAsia="ja-JP" w:bidi="ar-SA"/>
+              </w:rPr>
+            </w:pPr>
+            <w:r>
+              <w:rPr>
+                <w:rFonts w:eastAsia="Segoe UI" w:cs="Segoe UI" w:ascii="Segoe UI" w:hAnsi="Segoe UI"/>
+                <w:color w:val="101820"/>
+                <w:kern w:val="0"/>
+                <w:sz w:val="18"/>
+                <w:szCs w:val="24"/>
+                <w:lang w:val="en-US" w:eastAsia="ja-JP" w:bidi="ar-SA"/>
+              </w:rPr>
+              <w:t>Within 2 working days of signing</w:t>
+            </w:r>
+          </w:p>
+        </w:tc>
+      </w:tr>
+      <w:tr>
+        <w:trPr/>
+        <w:tc>
+          <w:tcPr>
+            <w:tcW w:w="1681" w:type="dxa"/>
+            <w:tcBorders>
+              <w:top w:val="single" w:sz="4" w:space="0" w:color="BFC7D1"/>
+              <w:left w:val="single" w:sz="4" w:space="0" w:color="BFC7D1"/>
+              <w:bottom w:val="single" w:sz="4" w:space="0" w:color="BFC7D1"/>
+              <w:right w:val="single" w:sz="4" w:space="0" w:color="BFC7D1"/>
+            </w:tcBorders>
+          </w:tcPr>
+          <w:p>
+            <w:pPr>
+              <w:pStyle w:val="Normal"/>
+              <w:widowControl/>
+              <w:spacing w:lineRule="auto" w:line="240" w:before="0" w:after="20"/>
+              <w:jc w:val="left"/>
+              <w:rPr>
+                <w:rFonts w:ascii="Aptos" w:hAnsi="Aptos" w:eastAsia="ＭＳ 明朝" w:cs="Arial"/>
+                <w:kern w:val="0"/>
+                <w:sz w:val="24"/>
+                <w:szCs w:val="24"/>
+                <w:lang w:val="en-US" w:eastAsia="ja-JP" w:bidi="ar-SA"/>
+              </w:rPr>
+            </w:pPr>
+            <w:r>
+              <w:rPr>
+                <w:rFonts w:eastAsia="Segoe UI" w:cs="Segoe UI" w:ascii="Segoe UI" w:hAnsi="Segoe UI"/>
+                <w:color w:val="101820"/>
+                <w:kern w:val="0"/>
+                <w:sz w:val="18"/>
+                <w:szCs w:val="24"/>
+                <w:lang w:val="en-US" w:eastAsia="ja-JP" w:bidi="ar-SA"/>
+              </w:rPr>
               <w:t>Attachments</w:t>
             </w:r>
           </w:p>
@@ -15103,7 +15707,7 @@
                 <w:szCs w:val="24"/>
                 <w:lang w:val="en-US" w:eastAsia="ja-JP" w:bidi="ar-SA"/>
               </w:rPr>
-              <w:t>None</w:t>
+              <w:t>Kick-off agenda; project plan for the agreed size; data request list and the upload templates</w:t>
             </w:r>
           </w:p>
         </w:tc>
@@ -15150,7 +15754,7 @@
           <w:color w:val="101820"/>
           <w:sz w:val="21"/>
         </w:rPr>
-        <w:t>A small request, [First name]</w:t>
+        <w:t>Welcome to iNXT BrokerVerse: kick-off on [Date]</w:t>
       </w:r>
     </w:p>
     <w:p>
@@ -15169,7 +15773,7 @@
           <w:color w:val="101820"/>
           <w:sz w:val="21"/>
         </w:rPr>
-        <w:t>Introduction to a fellow broker</w:t>
+        <w:t>[Company] implementation: team, kick-off and first steps</w:t>
       </w:r>
     </w:p>
     <w:p>
@@ -15203,7 +15807,7 @@
           <w:color w:val="101820"/>
           <w:sz w:val="20"/>
         </w:rPr>
-        <w:t>It has been [Number] months since [Company] went live on iNXT BrokerVerse, and [specific result in the client's words, for example: your team closed September in five working days].</w:t>
+        <w:t>Welcome. On behalf of iorta TechNXT, thank you for your trust. I would like to introduce [Project manager name], who will lead your implementation and will be your main contact from today. I remain your account manager.</w:t>
       </w:r>
     </w:p>
     <w:p>
@@ -15220,7 +15824,7 @@
           <w:color w:val="101820"/>
           <w:sz w:val="20"/>
         </w:rPr>
-        <w:t>We are speaking with other Philippine brokers who face the same issues you had before the project. If there is a broker you know who might benefit, an introduction by e-mail would mean a great deal to us. We would contact them only with your permission and mention your name only as you agree.</w:t>
+        <w:t>Kick-off: [Date], [Time], [venue or link], about 2 hours. We would like your project owner and one key user from each team (sales, placement, servicing, claims, accounting) to attend.</w:t>
       </w:r>
     </w:p>
     <w:p>
@@ -15237,7 +15841,7 @@
           <w:color w:val="101820"/>
           <w:sz w:val="20"/>
         </w:rPr>
-        <w:t>Also, would you be willing to take a short reference call from a broker we are speaking with, once or twice a quarter?</w:t>
+        <w:t>At the kick-off we will confirm the plan ([8 / 12 / 16 to 20] weeks to the end of hypercare), the steering committee and the weekly status meeting, and go through the data we need.</w:t>
       </w:r>
     </w:p>
     <w:p>
@@ -15254,7 +15858,7 @@
           <w:color w:val="101820"/>
           <w:sz w:val="20"/>
         </w:rPr>
-        <w:t>Thank you, and please let me know if there is anything we can do better for your team.</w:t>
+        <w:t>Data drives the timeline, so the data request list and the upload templates are attached now. The first items we need by [Date] are: the user list with roles and e-mail addresses, the insurer list with commission rates, remittance terms and IC certificates of authority, and your chart of accounts.</w:t>
       </w:r>
     </w:p>
     <w:p>
@@ -15271,7 +15875,7 @@
           <w:color w:val="101820"/>
           <w:sz w:val="20"/>
         </w:rPr>
-        <w:t>Respectfully,</w:t>
+        <w:t>Partners also take time. Please start now the contracts and contacts we will need for the connections you chose: [SMS gateway, CTPL authentication provider, insurers for the API connection, banks for the payment files, BIR EIS enrolment]. Each partner tests and accepts its side of the connection during onboarding.</w:t>
       </w:r>
     </w:p>
     <w:p>
@@ -15288,7 +15892,7 @@
           <w:color w:val="101820"/>
           <w:sz w:val="20"/>
         </w:rPr>
-        <w:t>[Your name]</w:t>
+        <w:t>We look forward to working with you.</w:t>
       </w:r>
     </w:p>
     <w:p>
@@ -15305,7 +15909,78 @@
           <w:color w:val="101820"/>
           <w:sz w:val="20"/>
         </w:rPr>
-        <w:t>[Mobile]</w:t>
+        <w:t>Respectfully,</w:t>
+      </w:r>
+    </w:p>
+    <w:p>
+      <w:pPr>
+        <w:pStyle w:val="Normal"/>
+        <w:shd w:val="clear" w:color="auto" w:fill="EAF2FB"/>
+        <w:spacing w:before="0" w:after="160"/>
+        <w:ind w:left="170"/>
+        <w:rPr/>
+      </w:pPr>
+      <w:r>
+        <w:rPr>
+          <w:rFonts w:eastAsia="Segoe UI" w:cs="Segoe UI" w:ascii="Segoe UI" w:hAnsi="Segoe UI"/>
+          <w:color w:val="101820"/>
+          <w:sz w:val="20"/>
+        </w:rPr>
+        <w:t>[Your name], Account Manager</w:t>
+      </w:r>
+    </w:p>
+    <w:p>
+      <w:pPr>
+        <w:pStyle w:val="Normal"/>
+        <w:shd w:val="clear" w:color="auto" w:fill="EAF2FB"/>
+        <w:spacing w:before="0" w:after="160"/>
+        <w:ind w:left="170"/>
+        <w:rPr/>
+      </w:pPr>
+      <w:r>
+        <w:rPr>
+          <w:rFonts w:eastAsia="Segoe UI" w:cs="Segoe UI" w:ascii="Segoe UI" w:hAnsi="Segoe UI"/>
+          <w:color w:val="101820"/>
+          <w:sz w:val="20"/>
+        </w:rPr>
+        <w:t>[Project manager name], Project Manager</w:t>
+      </w:r>
+    </w:p>
+    <w:p>
+      <w:pPr>
+        <w:pStyle w:val="Normal"/>
+        <w:shd w:val="clear" w:color="auto" w:fill="EAF2FB"/>
+        <w:spacing w:before="0" w:after="160"/>
+        <w:ind w:left="170"/>
+        <w:rPr/>
+      </w:pPr>
+      <w:r>
+        <w:rPr>
+          <w:rFonts w:eastAsia="Segoe UI" w:cs="Segoe UI" w:ascii="Segoe UI" w:hAnsi="Segoe UI"/>
+          <w:color w:val="101820"/>
+          <w:sz w:val="20"/>
+        </w:rPr>
+        <w:t>iorta TechNXT</w:t>
+      </w:r>
+      <w:r>
+        <w:br w:type="page"/>
+      </w:r>
+    </w:p>
+    <w:p>
+      <w:pPr>
+        <w:pStyle w:val="Heading1"/>
+        <w:rPr/>
+      </w:pPr>
+      <w:bookmarkStart w:id="29" w:name="__RefHeading___Toc6895_1360963153"/>
+      <w:bookmarkEnd w:id="29"/>
+      <w:r>
+        <w:rPr>
+          <w:rFonts w:eastAsia="Segoe UI" w:cs="Segoe UI" w:ascii="Segoe UI" w:hAnsi="Segoe UI"/>
+          <w:b/>
+          <w:color w:val="0F4761"/>
+          <w:sz w:val="32"/>
+        </w:rPr>
+        <w:t>7.  After the sale and special cases</w:t>
       </w:r>
     </w:p>
     <w:p>
@@ -15313,7 +15988,7 @@
         <w:pStyle w:val="Heading2"/>
         <w:rPr/>
       </w:pPr>
-      <w:bookmarkStart w:id="30" w:name="__RefHeading___Toc14248_3199679052"/>
+      <w:bookmarkStart w:id="30" w:name="__RefHeading___Toc6897_1360963153"/>
       <w:bookmarkEnd w:id="30"/>
       <w:r>
         <w:rPr>
@@ -15322,7 +15997,7 @@
           <w:color w:val="0F4761"/>
           <w:sz w:val="26"/>
         </w:rPr>
-        <w:t>7.2  Re-engagement for a stalled prospect</w:t>
+        <w:t>7.1  Referral request</w:t>
       </w:r>
     </w:p>
     <w:tbl>
@@ -15499,7 +16174,7 @@
                 <w:szCs w:val="24"/>
                 <w:lang w:val="en-US" w:eastAsia="ja-JP" w:bidi="ar-SA"/>
               </w:rPr>
-              <w:t>Restart a conversation that went quiet after a meeting, demo or proposal</w:t>
+              <w:t>Ask a satisfied client for an introduction to another broker</w:t>
             </w:r>
           </w:p>
         </w:tc>
@@ -15576,7 +16251,7 @@
                 <w:szCs w:val="24"/>
                 <w:lang w:val="en-US" w:eastAsia="ja-JP" w:bidi="ar-SA"/>
               </w:rPr>
-              <w:t>60 to 90 days after the last reply</w:t>
+              <w:t>After go-live and a stable first month-end close, typically 2 to 3 months after go-live</w:t>
             </w:r>
           </w:p>
         </w:tc>
@@ -15653,7 +16328,7 @@
                 <w:szCs w:val="24"/>
                 <w:lang w:val="en-US" w:eastAsia="ja-JP" w:bidi="ar-SA"/>
               </w:rPr>
-              <w:t>None, or a one-page update if there is a relevant new release</w:t>
+              <w:t>None</w:t>
             </w:r>
           </w:p>
         </w:tc>
@@ -15700,7 +16375,7 @@
           <w:color w:val="101820"/>
           <w:sz w:val="21"/>
         </w:rPr>
-        <w:t>[Company]: still on your list for [year]</w:t>
+        <w:t>A small request, [First name]</w:t>
       </w:r>
     </w:p>
     <w:p>
@@ -15719,26 +16394,7 @@
           <w:color w:val="101820"/>
           <w:sz w:val="21"/>
         </w:rPr>
-        <w:t>What has changed since we last spoke</w:t>
-      </w:r>
-    </w:p>
-    <w:p>
-      <w:pPr>
-        <w:pStyle w:val="Normal"/>
-        <w:numPr>
-          <w:ilvl w:val="0"/>
-          <w:numId w:val="1"/>
-        </w:numPr>
-        <w:spacing w:before="0" w:after="60"/>
-        <w:rPr/>
-      </w:pPr>
-      <w:r>
-        <w:rPr>
-          <w:rFonts w:eastAsia="Segoe UI" w:cs="Segoe UI" w:ascii="Segoe UI" w:hAnsi="Segoe UI"/>
-          <w:color w:val="101820"/>
-          <w:sz w:val="21"/>
-        </w:rPr>
-        <w:t>Quick update and one question</w:t>
+        <w:t>Introduction to a fellow broker</w:t>
       </w:r>
     </w:p>
     <w:p>
@@ -15772,7 +16428,7 @@
           <w:color w:val="101820"/>
           <w:sz w:val="20"/>
         </w:rPr>
-        <w:t>When we last spoke in [month], [Company] was looking at [Pain point] and the decision was set for [later date or event].</w:t>
+        <w:t>It has been [Number] months since [Company] went live on iNXT BrokerVerse, and [specific result in the client's words, for example: your team closed September in five working days].</w:t>
       </w:r>
     </w:p>
     <w:p>
@@ -15789,7 +16445,7 @@
           <w:color w:val="101820"/>
           <w:sz w:val="20"/>
         </w:rPr>
-        <w:t>Since then we have released [relevant item, for example: e-mailing of official receipts and invoices with the PDF attached, approval notifications for every maker-checker flow, and Data Privacy Act functions for consent and data subject requests].</w:t>
+        <w:t>We are speaking with other Philippine brokers who face the same issues you had before the project. If there is a broker you know who might benefit, an introduction by e-mail would mean a great deal to us. We would contact them only with your permission and mention your name only as you agree.</w:t>
       </w:r>
     </w:p>
     <w:p>
@@ -15806,7 +16462,7 @@
           <w:color w:val="101820"/>
           <w:sz w:val="20"/>
         </w:rPr>
-        <w:t>Is the project still planned for this year, or should I contact you at a later date? Either answer helps me plan, and I will not take more of your time than you want to give.</w:t>
+        <w:t>Also, would you be willing to take a short reference call from a broker we are speaking with, once or twice a quarter?</w:t>
       </w:r>
     </w:p>
     <w:p>
@@ -15823,7 +16479,7 @@
           <w:color w:val="101820"/>
           <w:sz w:val="20"/>
         </w:rPr>
-        <w:t>Respectfully,</w:t>
+        <w:t>Thank you, and please let me know if there is anything we can do better for your team.</w:t>
       </w:r>
     </w:p>
     <w:p>
@@ -15840,7 +16496,7 @@
           <w:color w:val="101820"/>
           <w:sz w:val="20"/>
         </w:rPr>
-        <w:t>[Your name]</w:t>
+        <w:t>Respectfully,</w:t>
       </w:r>
     </w:p>
     <w:p>
@@ -15857,6 +16513,23 @@
           <w:color w:val="101820"/>
           <w:sz w:val="20"/>
         </w:rPr>
+        <w:t>[Your name]</w:t>
+      </w:r>
+    </w:p>
+    <w:p>
+      <w:pPr>
+        <w:pStyle w:val="Normal"/>
+        <w:shd w:val="clear" w:color="auto" w:fill="EAF2FB"/>
+        <w:spacing w:before="0" w:after="160"/>
+        <w:ind w:left="170"/>
+        <w:rPr/>
+      </w:pPr>
+      <w:r>
+        <w:rPr>
+          <w:rFonts w:eastAsia="Segoe UI" w:cs="Segoe UI" w:ascii="Segoe UI" w:hAnsi="Segoe UI"/>
+          <w:color w:val="101820"/>
+          <w:sz w:val="20"/>
+        </w:rPr>
         <w:t>[Mobile]</w:t>
       </w:r>
     </w:p>
@@ -15865,7 +16538,7 @@
         <w:pStyle w:val="Heading2"/>
         <w:rPr/>
       </w:pPr>
-      <w:bookmarkStart w:id="31" w:name="__RefHeading___Toc14250_3199679052"/>
+      <w:bookmarkStart w:id="31" w:name="__RefHeading___Toc6899_1360963153"/>
       <w:bookmarkEnd w:id="31"/>
       <w:r>
         <w:rPr>
@@ -15874,7 +16547,7 @@
           <w:color w:val="0F4761"/>
           <w:sz w:val="26"/>
         </w:rPr>
-        <w:t>7.3  Event or webinar invitation</w:t>
+        <w:t>7.2  Re-engagement for a stalled prospect</w:t>
       </w:r>
     </w:p>
     <w:tbl>
@@ -16051,7 +16724,7 @@
                 <w:szCs w:val="24"/>
                 <w:lang w:val="en-US" w:eastAsia="ja-JP" w:bidi="ar-SA"/>
               </w:rPr>
-              <w:t>Invite prospects to an iorta TechNXT event, briefing or webinar</w:t>
+              <w:t>Restart a conversation that went quiet after a meeting, demo or proposal</w:t>
             </w:r>
           </w:p>
         </w:tc>
@@ -16128,7 +16801,7 @@
                 <w:szCs w:val="24"/>
                 <w:lang w:val="en-US" w:eastAsia="ja-JP" w:bidi="ar-SA"/>
               </w:rPr>
-              <w:t>3 weeks before, with a reminder 1 week before to those who have not registered</w:t>
+              <w:t>60 to 90 days after the last reply</w:t>
             </w:r>
           </w:p>
         </w:tc>
@@ -16205,7 +16878,7 @@
                 <w:szCs w:val="24"/>
                 <w:lang w:val="en-US" w:eastAsia="ja-JP" w:bidi="ar-SA"/>
               </w:rPr>
-              <w:t>None; registration link in the body</w:t>
+              <w:t>None, or a one-page update if there is a relevant new release</w:t>
             </w:r>
           </w:p>
         </w:tc>
@@ -16252,7 +16925,7 @@
           <w:color w:val="101820"/>
           <w:sz w:val="21"/>
         </w:rPr>
-        <w:t>Invitation: [event title], [Date]</w:t>
+        <w:t>[Company]: still on your list for [year]</w:t>
       </w:r>
     </w:p>
     <w:p>
@@ -16271,7 +16944,7 @@
           <w:color w:val="101820"/>
           <w:sz w:val="21"/>
         </w:rPr>
-        <w:t>[Date], [venue or online]: [topic] for non-life brokers</w:t>
+        <w:t>What has changed since we last spoke</w:t>
       </w:r>
     </w:p>
     <w:p>
@@ -16290,7 +16963,7 @@
           <w:color w:val="101820"/>
           <w:sz w:val="21"/>
         </w:rPr>
-        <w:t>Briefing for broker finance teams: month-end and BIR in one ledger</w:t>
+        <w:t>Quick update and one question</w:t>
       </w:r>
     </w:p>
     <w:p>
@@ -16324,7 +16997,7 @@
           <w:color w:val="101820"/>
           <w:sz w:val="20"/>
         </w:rPr>
-        <w:t>We would like to invite you and your [finance / operations] lead to [event title], a [60-minute webinar / breakfast briefing] for Philippine non-life brokers.</w:t>
+        <w:t>When we last spoke in [month], [Company] was looking at [Pain point] and the decision was set for [later date or event].</w:t>
       </w:r>
     </w:p>
     <w:p>
@@ -16341,7 +17014,7 @@
           <w:color w:val="101820"/>
           <w:sz w:val="20"/>
         </w:rPr>
-        <w:t>Date and time: [Date], [Time] PHT</w:t>
+        <w:t>Since then we have released [relevant item, for example: e-mailing of official receipts and invoices with the PDF attached, approval notifications for every maker-checker flow, and Data Privacy Act functions for consent and data subject requests].</w:t>
       </w:r>
     </w:p>
     <w:p>
@@ -16358,7 +17031,7 @@
           <w:color w:val="101820"/>
           <w:sz w:val="20"/>
         </w:rPr>
-        <w:t>Venue: [venue or online, link after registration]</w:t>
+        <w:t>Is the project still planned for this year, or should I contact you at a later date? Either answer helps me plan, and I will not take more of your time than you want to give.</w:t>
       </w:r>
     </w:p>
     <w:p>
@@ -16375,7 +17048,7 @@
           <w:color w:val="101820"/>
           <w:sz w:val="20"/>
         </w:rPr>
-        <w:t>Topic: [for example: closing the month in days, not weeks: bank reconciliation, insurer statements and BIR working papers from one ledger]</w:t>
+        <w:t>Respectfully,</w:t>
       </w:r>
     </w:p>
     <w:p>
@@ -16392,7 +17065,7 @@
           <w:color w:val="101820"/>
           <w:sz w:val="20"/>
         </w:rPr>
-        <w:t>Speakers: [names and titles]</w:t>
+        <w:t>[Your name]</w:t>
       </w:r>
     </w:p>
     <w:p>
@@ -16409,74 +17082,6 @@
           <w:color w:val="101820"/>
           <w:sz w:val="20"/>
         </w:rPr>
-        <w:t>The session includes a short live demonstration and time for questions. There is no fee. Seats are limited to [number].</w:t>
-      </w:r>
-    </w:p>
-    <w:p>
-      <w:pPr>
-        <w:pStyle w:val="Normal"/>
-        <w:shd w:val="clear" w:color="auto" w:fill="EAF2FB"/>
-        <w:spacing w:before="0" w:after="160"/>
-        <w:ind w:left="170"/>
-        <w:rPr/>
-      </w:pPr>
-      <w:r>
-        <w:rPr>
-          <w:rFonts w:eastAsia="Segoe UI" w:cs="Segoe UI" w:ascii="Segoe UI" w:hAnsi="Segoe UI"/>
-          <w:color w:val="101820"/>
-          <w:sz w:val="20"/>
-        </w:rPr>
-        <w:t>Register here: [Link]</w:t>
-      </w:r>
-    </w:p>
-    <w:p>
-      <w:pPr>
-        <w:pStyle w:val="Normal"/>
-        <w:shd w:val="clear" w:color="auto" w:fill="EAF2FB"/>
-        <w:spacing w:before="0" w:after="160"/>
-        <w:ind w:left="170"/>
-        <w:rPr/>
-      </w:pPr>
-      <w:r>
-        <w:rPr>
-          <w:rFonts w:eastAsia="Segoe UI" w:cs="Segoe UI" w:ascii="Segoe UI" w:hAnsi="Segoe UI"/>
-          <w:color w:val="101820"/>
-          <w:sz w:val="20"/>
-        </w:rPr>
-        <w:t>Respectfully,</w:t>
-      </w:r>
-    </w:p>
-    <w:p>
-      <w:pPr>
-        <w:pStyle w:val="Normal"/>
-        <w:shd w:val="clear" w:color="auto" w:fill="EAF2FB"/>
-        <w:spacing w:before="0" w:after="160"/>
-        <w:ind w:left="170"/>
-        <w:rPr/>
-      </w:pPr>
-      <w:r>
-        <w:rPr>
-          <w:rFonts w:eastAsia="Segoe UI" w:cs="Segoe UI" w:ascii="Segoe UI" w:hAnsi="Segoe UI"/>
-          <w:color w:val="101820"/>
-          <w:sz w:val="20"/>
-        </w:rPr>
-        <w:t>[Your name]</w:t>
-      </w:r>
-    </w:p>
-    <w:p>
-      <w:pPr>
-        <w:pStyle w:val="Normal"/>
-        <w:shd w:val="clear" w:color="auto" w:fill="EAF2FB"/>
-        <w:spacing w:before="0" w:after="160"/>
-        <w:ind w:left="170"/>
-        <w:rPr/>
-      </w:pPr>
-      <w:r>
-        <w:rPr>
-          <w:rFonts w:eastAsia="Segoe UI" w:cs="Segoe UI" w:ascii="Segoe UI" w:hAnsi="Segoe UI"/>
-          <w:color w:val="101820"/>
-          <w:sz w:val="20"/>
-        </w:rPr>
         <w:t>[Mobile]</w:t>
       </w:r>
     </w:p>
@@ -16485,7 +17090,7 @@
         <w:pStyle w:val="Heading2"/>
         <w:rPr/>
       </w:pPr>
-      <w:bookmarkStart w:id="32" w:name="__RefHeading___Toc14252_3199679052"/>
+      <w:bookmarkStart w:id="32" w:name="__RefHeading___Toc6901_1360963153"/>
       <w:bookmarkEnd w:id="32"/>
       <w:r>
         <w:rPr>
@@ -16494,7 +17099,7 @@
           <w:color w:val="0F4761"/>
           <w:sz w:val="26"/>
         </w:rPr>
-        <w:t>7.4  LinkedIn connection note</w:t>
+        <w:t>7.3  Event or webinar invitation</w:t>
       </w:r>
     </w:p>
     <w:tbl>
@@ -16671,6 +17276,626 @@
                 <w:szCs w:val="24"/>
                 <w:lang w:val="en-US" w:eastAsia="ja-JP" w:bidi="ar-SA"/>
               </w:rPr>
+              <w:t>Invite prospects to an iorta TechNXT event, briefing or webinar</w:t>
+            </w:r>
+          </w:p>
+        </w:tc>
+      </w:tr>
+      <w:tr>
+        <w:trPr/>
+        <w:tc>
+          <w:tcPr>
+            <w:tcW w:w="1681" w:type="dxa"/>
+            <w:tcBorders>
+              <w:top w:val="single" w:sz="4" w:space="0" w:color="BFC7D1"/>
+              <w:left w:val="single" w:sz="4" w:space="0" w:color="BFC7D1"/>
+              <w:bottom w:val="single" w:sz="4" w:space="0" w:color="BFC7D1"/>
+              <w:right w:val="single" w:sz="4" w:space="0" w:color="BFC7D1"/>
+            </w:tcBorders>
+          </w:tcPr>
+          <w:p>
+            <w:pPr>
+              <w:pStyle w:val="Normal"/>
+              <w:widowControl/>
+              <w:spacing w:lineRule="auto" w:line="240" w:before="0" w:after="20"/>
+              <w:jc w:val="left"/>
+              <w:rPr>
+                <w:rFonts w:ascii="Aptos" w:hAnsi="Aptos" w:eastAsia="ＭＳ 明朝" w:cs="Arial"/>
+                <w:kern w:val="0"/>
+                <w:sz w:val="24"/>
+                <w:szCs w:val="24"/>
+                <w:lang w:val="en-US" w:eastAsia="ja-JP" w:bidi="ar-SA"/>
+              </w:rPr>
+            </w:pPr>
+            <w:r>
+              <w:rPr>
+                <w:rFonts w:eastAsia="Segoe UI" w:cs="Segoe UI" w:ascii="Segoe UI" w:hAnsi="Segoe UI"/>
+                <w:color w:val="101820"/>
+                <w:kern w:val="0"/>
+                <w:sz w:val="18"/>
+                <w:szCs w:val="24"/>
+                <w:lang w:val="en-US" w:eastAsia="ja-JP" w:bidi="ar-SA"/>
+              </w:rPr>
+              <w:t>When</w:t>
+            </w:r>
+          </w:p>
+        </w:tc>
+        <w:tc>
+          <w:tcPr>
+            <w:tcW w:w="7333" w:type="dxa"/>
+            <w:tcBorders>
+              <w:top w:val="single" w:sz="4" w:space="0" w:color="BFC7D1"/>
+              <w:left w:val="single" w:sz="4" w:space="0" w:color="BFC7D1"/>
+              <w:bottom w:val="single" w:sz="4" w:space="0" w:color="BFC7D1"/>
+              <w:right w:val="single" w:sz="4" w:space="0" w:color="BFC7D1"/>
+            </w:tcBorders>
+          </w:tcPr>
+          <w:p>
+            <w:pPr>
+              <w:pStyle w:val="Normal"/>
+              <w:widowControl/>
+              <w:spacing w:lineRule="auto" w:line="240" w:before="0" w:after="20"/>
+              <w:jc w:val="left"/>
+              <w:rPr>
+                <w:rFonts w:ascii="Aptos" w:hAnsi="Aptos" w:eastAsia="ＭＳ 明朝" w:cs="Arial"/>
+                <w:kern w:val="0"/>
+                <w:sz w:val="24"/>
+                <w:szCs w:val="24"/>
+                <w:lang w:val="en-US" w:eastAsia="ja-JP" w:bidi="ar-SA"/>
+              </w:rPr>
+            </w:pPr>
+            <w:r>
+              <w:rPr>
+                <w:rFonts w:eastAsia="Segoe UI" w:cs="Segoe UI" w:ascii="Segoe UI" w:hAnsi="Segoe UI"/>
+                <w:color w:val="101820"/>
+                <w:kern w:val="0"/>
+                <w:sz w:val="18"/>
+                <w:szCs w:val="24"/>
+                <w:lang w:val="en-US" w:eastAsia="ja-JP" w:bidi="ar-SA"/>
+              </w:rPr>
+              <w:t>3 weeks before, with a reminder 1 week before to those who have not registered</w:t>
+            </w:r>
+          </w:p>
+        </w:tc>
+      </w:tr>
+      <w:tr>
+        <w:trPr/>
+        <w:tc>
+          <w:tcPr>
+            <w:tcW w:w="1681" w:type="dxa"/>
+            <w:tcBorders>
+              <w:top w:val="single" w:sz="4" w:space="0" w:color="BFC7D1"/>
+              <w:left w:val="single" w:sz="4" w:space="0" w:color="BFC7D1"/>
+              <w:bottom w:val="single" w:sz="4" w:space="0" w:color="BFC7D1"/>
+              <w:right w:val="single" w:sz="4" w:space="0" w:color="BFC7D1"/>
+            </w:tcBorders>
+          </w:tcPr>
+          <w:p>
+            <w:pPr>
+              <w:pStyle w:val="Normal"/>
+              <w:widowControl/>
+              <w:spacing w:lineRule="auto" w:line="240" w:before="0" w:after="20"/>
+              <w:jc w:val="left"/>
+              <w:rPr>
+                <w:rFonts w:ascii="Aptos" w:hAnsi="Aptos" w:eastAsia="ＭＳ 明朝" w:cs="Arial"/>
+                <w:kern w:val="0"/>
+                <w:sz w:val="24"/>
+                <w:szCs w:val="24"/>
+                <w:lang w:val="en-US" w:eastAsia="ja-JP" w:bidi="ar-SA"/>
+              </w:rPr>
+            </w:pPr>
+            <w:r>
+              <w:rPr>
+                <w:rFonts w:eastAsia="Segoe UI" w:cs="Segoe UI" w:ascii="Segoe UI" w:hAnsi="Segoe UI"/>
+                <w:color w:val="101820"/>
+                <w:kern w:val="0"/>
+                <w:sz w:val="18"/>
+                <w:szCs w:val="24"/>
+                <w:lang w:val="en-US" w:eastAsia="ja-JP" w:bidi="ar-SA"/>
+              </w:rPr>
+              <w:t>Attachments</w:t>
+            </w:r>
+          </w:p>
+        </w:tc>
+        <w:tc>
+          <w:tcPr>
+            <w:tcW w:w="7333" w:type="dxa"/>
+            <w:tcBorders>
+              <w:top w:val="single" w:sz="4" w:space="0" w:color="BFC7D1"/>
+              <w:left w:val="single" w:sz="4" w:space="0" w:color="BFC7D1"/>
+              <w:bottom w:val="single" w:sz="4" w:space="0" w:color="BFC7D1"/>
+              <w:right w:val="single" w:sz="4" w:space="0" w:color="BFC7D1"/>
+            </w:tcBorders>
+          </w:tcPr>
+          <w:p>
+            <w:pPr>
+              <w:pStyle w:val="Normal"/>
+              <w:widowControl/>
+              <w:spacing w:lineRule="auto" w:line="240" w:before="0" w:after="20"/>
+              <w:jc w:val="left"/>
+              <w:rPr>
+                <w:rFonts w:ascii="Aptos" w:hAnsi="Aptos" w:eastAsia="ＭＳ 明朝" w:cs="Arial"/>
+                <w:kern w:val="0"/>
+                <w:sz w:val="24"/>
+                <w:szCs w:val="24"/>
+                <w:lang w:val="en-US" w:eastAsia="ja-JP" w:bidi="ar-SA"/>
+              </w:rPr>
+            </w:pPr>
+            <w:r>
+              <w:rPr>
+                <w:rFonts w:eastAsia="Segoe UI" w:cs="Segoe UI" w:ascii="Segoe UI" w:hAnsi="Segoe UI"/>
+                <w:color w:val="101820"/>
+                <w:kern w:val="0"/>
+                <w:sz w:val="18"/>
+                <w:szCs w:val="24"/>
+                <w:lang w:val="en-US" w:eastAsia="ja-JP" w:bidi="ar-SA"/>
+              </w:rPr>
+              <w:t>None; registration link in the body</w:t>
+            </w:r>
+          </w:p>
+        </w:tc>
+      </w:tr>
+    </w:tbl>
+    <w:p>
+      <w:pPr>
+        <w:pStyle w:val="Normal"/>
+        <w:spacing w:before="0" w:after="80"/>
+        <w:rPr/>
+      </w:pPr>
+      <w:r>
+        <w:rPr/>
+      </w:r>
+    </w:p>
+    <w:p>
+      <w:pPr>
+        <w:pStyle w:val="Normal"/>
+        <w:spacing w:lineRule="auto" w:line="276" w:before="0" w:after="120"/>
+        <w:rPr/>
+      </w:pPr>
+      <w:r>
+        <w:rPr>
+          <w:rFonts w:eastAsia="Segoe UI" w:cs="Segoe UI" w:ascii="Segoe UI" w:hAnsi="Segoe UI"/>
+          <w:color w:val="101820"/>
+          <w:sz w:val="21"/>
+        </w:rPr>
+        <w:t>Subject line options:</w:t>
+      </w:r>
+    </w:p>
+    <w:p>
+      <w:pPr>
+        <w:pStyle w:val="Normal"/>
+        <w:numPr>
+          <w:ilvl w:val="0"/>
+          <w:numId w:val="1"/>
+        </w:numPr>
+        <w:spacing w:before="0" w:after="60"/>
+        <w:rPr/>
+      </w:pPr>
+      <w:r>
+        <w:rPr>
+          <w:rFonts w:eastAsia="Segoe UI" w:cs="Segoe UI" w:ascii="Segoe UI" w:hAnsi="Segoe UI"/>
+          <w:color w:val="101820"/>
+          <w:sz w:val="21"/>
+        </w:rPr>
+        <w:t>Invitation: [event title], [Date]</w:t>
+      </w:r>
+    </w:p>
+    <w:p>
+      <w:pPr>
+        <w:pStyle w:val="Normal"/>
+        <w:numPr>
+          <w:ilvl w:val="0"/>
+          <w:numId w:val="1"/>
+        </w:numPr>
+        <w:spacing w:before="0" w:after="60"/>
+        <w:rPr/>
+      </w:pPr>
+      <w:r>
+        <w:rPr>
+          <w:rFonts w:eastAsia="Segoe UI" w:cs="Segoe UI" w:ascii="Segoe UI" w:hAnsi="Segoe UI"/>
+          <w:color w:val="101820"/>
+          <w:sz w:val="21"/>
+        </w:rPr>
+        <w:t>[Date], [venue or online]: [topic] for non-life brokers</w:t>
+      </w:r>
+    </w:p>
+    <w:p>
+      <w:pPr>
+        <w:pStyle w:val="Normal"/>
+        <w:numPr>
+          <w:ilvl w:val="0"/>
+          <w:numId w:val="1"/>
+        </w:numPr>
+        <w:spacing w:before="0" w:after="60"/>
+        <w:rPr/>
+      </w:pPr>
+      <w:r>
+        <w:rPr>
+          <w:rFonts w:eastAsia="Segoe UI" w:cs="Segoe UI" w:ascii="Segoe UI" w:hAnsi="Segoe UI"/>
+          <w:color w:val="101820"/>
+          <w:sz w:val="21"/>
+        </w:rPr>
+        <w:t>Briefing for broker finance teams: month-end and BIR in one ledger</w:t>
+      </w:r>
+    </w:p>
+    <w:p>
+      <w:pPr>
+        <w:pStyle w:val="Normal"/>
+        <w:shd w:val="clear" w:color="auto" w:fill="EAF2FB"/>
+        <w:spacing w:before="0" w:after="160"/>
+        <w:ind w:left="170"/>
+        <w:rPr/>
+      </w:pPr>
+      <w:r>
+        <w:rPr>
+          <w:rFonts w:eastAsia="Segoe UI" w:cs="Segoe UI" w:ascii="Segoe UI" w:hAnsi="Segoe UI"/>
+          <w:color w:val="101820"/>
+          <w:sz w:val="20"/>
+        </w:rPr>
+        <w:t>Dear [Mr./Ms.] [Surname],</w:t>
+      </w:r>
+    </w:p>
+    <w:p>
+      <w:pPr>
+        <w:pStyle w:val="Normal"/>
+        <w:shd w:val="clear" w:color="auto" w:fill="EAF2FB"/>
+        <w:spacing w:before="0" w:after="160"/>
+        <w:ind w:left="170"/>
+        <w:rPr/>
+      </w:pPr>
+      <w:r>
+        <w:rPr>
+          <w:rFonts w:eastAsia="Segoe UI" w:cs="Segoe UI" w:ascii="Segoe UI" w:hAnsi="Segoe UI"/>
+          <w:color w:val="101820"/>
+          <w:sz w:val="20"/>
+        </w:rPr>
+        <w:t>We would like to invite you and your [finance / operations] lead to [event title], a [60-minute webinar / breakfast briefing] for Philippine non-life brokers.</w:t>
+      </w:r>
+    </w:p>
+    <w:p>
+      <w:pPr>
+        <w:pStyle w:val="Normal"/>
+        <w:shd w:val="clear" w:color="auto" w:fill="EAF2FB"/>
+        <w:spacing w:before="0" w:after="160"/>
+        <w:ind w:left="170"/>
+        <w:rPr/>
+      </w:pPr>
+      <w:r>
+        <w:rPr>
+          <w:rFonts w:eastAsia="Segoe UI" w:cs="Segoe UI" w:ascii="Segoe UI" w:hAnsi="Segoe UI"/>
+          <w:color w:val="101820"/>
+          <w:sz w:val="20"/>
+        </w:rPr>
+        <w:t>Date and time: [Date], [Time] PHT</w:t>
+      </w:r>
+    </w:p>
+    <w:p>
+      <w:pPr>
+        <w:pStyle w:val="Normal"/>
+        <w:shd w:val="clear" w:color="auto" w:fill="EAF2FB"/>
+        <w:spacing w:before="0" w:after="160"/>
+        <w:ind w:left="170"/>
+        <w:rPr/>
+      </w:pPr>
+      <w:r>
+        <w:rPr>
+          <w:rFonts w:eastAsia="Segoe UI" w:cs="Segoe UI" w:ascii="Segoe UI" w:hAnsi="Segoe UI"/>
+          <w:color w:val="101820"/>
+          <w:sz w:val="20"/>
+        </w:rPr>
+        <w:t>Venue: [venue or online, link after registration]</w:t>
+      </w:r>
+    </w:p>
+    <w:p>
+      <w:pPr>
+        <w:pStyle w:val="Normal"/>
+        <w:shd w:val="clear" w:color="auto" w:fill="EAF2FB"/>
+        <w:spacing w:before="0" w:after="160"/>
+        <w:ind w:left="170"/>
+        <w:rPr/>
+      </w:pPr>
+      <w:r>
+        <w:rPr>
+          <w:rFonts w:eastAsia="Segoe UI" w:cs="Segoe UI" w:ascii="Segoe UI" w:hAnsi="Segoe UI"/>
+          <w:color w:val="101820"/>
+          <w:sz w:val="20"/>
+        </w:rPr>
+        <w:t>Topic: [for example: closing the month in days, not weeks: bank reconciliation, insurer statements and BIR working papers from one ledger]</w:t>
+      </w:r>
+    </w:p>
+    <w:p>
+      <w:pPr>
+        <w:pStyle w:val="Normal"/>
+        <w:shd w:val="clear" w:color="auto" w:fill="EAF2FB"/>
+        <w:spacing w:before="0" w:after="160"/>
+        <w:ind w:left="170"/>
+        <w:rPr/>
+      </w:pPr>
+      <w:r>
+        <w:rPr>
+          <w:rFonts w:eastAsia="Segoe UI" w:cs="Segoe UI" w:ascii="Segoe UI" w:hAnsi="Segoe UI"/>
+          <w:color w:val="101820"/>
+          <w:sz w:val="20"/>
+        </w:rPr>
+        <w:t>Speakers: [names and titles]</w:t>
+      </w:r>
+    </w:p>
+    <w:p>
+      <w:pPr>
+        <w:pStyle w:val="Normal"/>
+        <w:shd w:val="clear" w:color="auto" w:fill="EAF2FB"/>
+        <w:spacing w:before="0" w:after="160"/>
+        <w:ind w:left="170"/>
+        <w:rPr/>
+      </w:pPr>
+      <w:r>
+        <w:rPr>
+          <w:rFonts w:eastAsia="Segoe UI" w:cs="Segoe UI" w:ascii="Segoe UI" w:hAnsi="Segoe UI"/>
+          <w:color w:val="101820"/>
+          <w:sz w:val="20"/>
+        </w:rPr>
+        <w:t>The session includes a short live demonstration and time for questions. There is no fee. Seats are limited to [number].</w:t>
+      </w:r>
+    </w:p>
+    <w:p>
+      <w:pPr>
+        <w:pStyle w:val="Normal"/>
+        <w:shd w:val="clear" w:color="auto" w:fill="EAF2FB"/>
+        <w:spacing w:before="0" w:after="160"/>
+        <w:ind w:left="170"/>
+        <w:rPr/>
+      </w:pPr>
+      <w:r>
+        <w:rPr>
+          <w:rFonts w:eastAsia="Segoe UI" w:cs="Segoe UI" w:ascii="Segoe UI" w:hAnsi="Segoe UI"/>
+          <w:color w:val="101820"/>
+          <w:sz w:val="20"/>
+        </w:rPr>
+        <w:t>Register here: [Link]</w:t>
+      </w:r>
+    </w:p>
+    <w:p>
+      <w:pPr>
+        <w:pStyle w:val="Normal"/>
+        <w:shd w:val="clear" w:color="auto" w:fill="EAF2FB"/>
+        <w:spacing w:before="0" w:after="160"/>
+        <w:ind w:left="170"/>
+        <w:rPr/>
+      </w:pPr>
+      <w:r>
+        <w:rPr>
+          <w:rFonts w:eastAsia="Segoe UI" w:cs="Segoe UI" w:ascii="Segoe UI" w:hAnsi="Segoe UI"/>
+          <w:color w:val="101820"/>
+          <w:sz w:val="20"/>
+        </w:rPr>
+        <w:t>Respectfully,</w:t>
+      </w:r>
+    </w:p>
+    <w:p>
+      <w:pPr>
+        <w:pStyle w:val="Normal"/>
+        <w:shd w:val="clear" w:color="auto" w:fill="EAF2FB"/>
+        <w:spacing w:before="0" w:after="160"/>
+        <w:ind w:left="170"/>
+        <w:rPr/>
+      </w:pPr>
+      <w:r>
+        <w:rPr>
+          <w:rFonts w:eastAsia="Segoe UI" w:cs="Segoe UI" w:ascii="Segoe UI" w:hAnsi="Segoe UI"/>
+          <w:color w:val="101820"/>
+          <w:sz w:val="20"/>
+        </w:rPr>
+        <w:t>[Your name]</w:t>
+      </w:r>
+    </w:p>
+    <w:p>
+      <w:pPr>
+        <w:pStyle w:val="Normal"/>
+        <w:shd w:val="clear" w:color="auto" w:fill="EAF2FB"/>
+        <w:spacing w:before="0" w:after="160"/>
+        <w:ind w:left="170"/>
+        <w:rPr/>
+      </w:pPr>
+      <w:r>
+        <w:rPr>
+          <w:rFonts w:eastAsia="Segoe UI" w:cs="Segoe UI" w:ascii="Segoe UI" w:hAnsi="Segoe UI"/>
+          <w:color w:val="101820"/>
+          <w:sz w:val="20"/>
+        </w:rPr>
+        <w:t>[Mobile]</w:t>
+      </w:r>
+    </w:p>
+    <w:p>
+      <w:pPr>
+        <w:pStyle w:val="Heading2"/>
+        <w:rPr/>
+      </w:pPr>
+      <w:bookmarkStart w:id="33" w:name="__RefHeading___Toc6903_1360963153"/>
+      <w:bookmarkEnd w:id="33"/>
+      <w:r>
+        <w:rPr>
+          <w:rFonts w:eastAsia="Segoe UI" w:cs="Segoe UI"/>
+          <w:b/>
+          <w:color w:val="0F4761"/>
+          <w:sz w:val="26"/>
+        </w:rPr>
+        <w:t>7.4  LinkedIn connection note</w:t>
+      </w:r>
+    </w:p>
+    <w:tbl>
+      <w:tblPr>
+        <w:tblStyle w:val="TableGrid"/>
+        <w:tblW w:w="9015" w:type="dxa"/>
+        <w:jc w:val="left"/>
+        <w:tblInd w:w="0" w:type="dxa"/>
+        <w:tblLayout w:type="fixed"/>
+        <w:tblCellMar>
+          <w:top w:w="0" w:type="dxa"/>
+          <w:left w:w="108" w:type="dxa"/>
+          <w:bottom w:w="0" w:type="dxa"/>
+          <w:right w:w="108" w:type="dxa"/>
+        </w:tblCellMar>
+        <w:tblLook w:val="04a0" w:noHBand="0" w:noVBand="1" w:firstColumn="1" w:lastRow="0" w:lastColumn="0" w:firstRow="1"/>
+      </w:tblPr>
+      <w:tblGrid>
+        <w:gridCol w:w="1681"/>
+        <w:gridCol w:w="7333"/>
+      </w:tblGrid>
+      <w:tr>
+        <w:trPr>
+          <w:tblHeader w:val="true"/>
+        </w:trPr>
+        <w:tc>
+          <w:tcPr>
+            <w:tcW w:w="1681" w:type="dxa"/>
+            <w:tcBorders>
+              <w:top w:val="single" w:sz="4" w:space="0" w:color="BFC7D1"/>
+              <w:left w:val="single" w:sz="4" w:space="0" w:color="BFC7D1"/>
+              <w:bottom w:val="single" w:sz="4" w:space="0" w:color="BFC7D1"/>
+              <w:right w:val="single" w:sz="4" w:space="0" w:color="BFC7D1"/>
+            </w:tcBorders>
+            <w:shd w:color="auto" w:fill="DCE9F7" w:val="clear"/>
+          </w:tcPr>
+          <w:p>
+            <w:pPr>
+              <w:pStyle w:val="Normal"/>
+              <w:widowControl/>
+              <w:spacing w:lineRule="auto" w:line="240" w:before="0" w:after="20"/>
+              <w:jc w:val="left"/>
+              <w:rPr>
+                <w:rFonts w:ascii="Aptos" w:hAnsi="Aptos" w:eastAsia="ＭＳ 明朝" w:cs="Arial"/>
+                <w:kern w:val="0"/>
+                <w:sz w:val="24"/>
+                <w:szCs w:val="24"/>
+                <w:lang w:val="en-US" w:eastAsia="ja-JP" w:bidi="ar-SA"/>
+              </w:rPr>
+            </w:pPr>
+            <w:r>
+              <w:rPr>
+                <w:rFonts w:eastAsia="Segoe UI" w:cs="Segoe UI" w:ascii="Segoe UI" w:hAnsi="Segoe UI"/>
+                <w:b/>
+                <w:color w:val="0F4761"/>
+                <w:kern w:val="0"/>
+                <w:sz w:val="18"/>
+                <w:szCs w:val="24"/>
+                <w:lang w:val="en-US" w:eastAsia="ja-JP" w:bidi="ar-SA"/>
+              </w:rPr>
+              <w:t>Item</w:t>
+            </w:r>
+          </w:p>
+        </w:tc>
+        <w:tc>
+          <w:tcPr>
+            <w:tcW w:w="7333" w:type="dxa"/>
+            <w:tcBorders>
+              <w:top w:val="single" w:sz="4" w:space="0" w:color="BFC7D1"/>
+              <w:left w:val="single" w:sz="4" w:space="0" w:color="BFC7D1"/>
+              <w:bottom w:val="single" w:sz="4" w:space="0" w:color="BFC7D1"/>
+              <w:right w:val="single" w:sz="4" w:space="0" w:color="BFC7D1"/>
+            </w:tcBorders>
+            <w:shd w:color="auto" w:fill="DCE9F7" w:val="clear"/>
+          </w:tcPr>
+          <w:p>
+            <w:pPr>
+              <w:pStyle w:val="Normal"/>
+              <w:widowControl/>
+              <w:spacing w:lineRule="auto" w:line="240" w:before="0" w:after="20"/>
+              <w:jc w:val="left"/>
+              <w:rPr>
+                <w:rFonts w:ascii="Aptos" w:hAnsi="Aptos" w:eastAsia="ＭＳ 明朝" w:cs="Arial"/>
+                <w:kern w:val="0"/>
+                <w:sz w:val="24"/>
+                <w:szCs w:val="24"/>
+                <w:lang w:val="en-US" w:eastAsia="ja-JP" w:bidi="ar-SA"/>
+              </w:rPr>
+            </w:pPr>
+            <w:r>
+              <w:rPr>
+                <w:rFonts w:eastAsia="Segoe UI" w:cs="Segoe UI" w:ascii="Segoe UI" w:hAnsi="Segoe UI"/>
+                <w:b/>
+                <w:color w:val="0F4761"/>
+                <w:kern w:val="0"/>
+                <w:sz w:val="18"/>
+                <w:szCs w:val="24"/>
+                <w:lang w:val="en-US" w:eastAsia="ja-JP" w:bidi="ar-SA"/>
+              </w:rPr>
+              <w:t>Detail</w:t>
+            </w:r>
+          </w:p>
+        </w:tc>
+      </w:tr>
+      <w:tr>
+        <w:trPr/>
+        <w:tc>
+          <w:tcPr>
+            <w:tcW w:w="1681" w:type="dxa"/>
+            <w:tcBorders>
+              <w:top w:val="single" w:sz="4" w:space="0" w:color="BFC7D1"/>
+              <w:left w:val="single" w:sz="4" w:space="0" w:color="BFC7D1"/>
+              <w:bottom w:val="single" w:sz="4" w:space="0" w:color="BFC7D1"/>
+              <w:right w:val="single" w:sz="4" w:space="0" w:color="BFC7D1"/>
+            </w:tcBorders>
+          </w:tcPr>
+          <w:p>
+            <w:pPr>
+              <w:pStyle w:val="Normal"/>
+              <w:widowControl/>
+              <w:spacing w:lineRule="auto" w:line="240" w:before="0" w:after="20"/>
+              <w:jc w:val="left"/>
+              <w:rPr>
+                <w:rFonts w:ascii="Aptos" w:hAnsi="Aptos" w:eastAsia="ＭＳ 明朝" w:cs="Arial"/>
+                <w:kern w:val="0"/>
+                <w:sz w:val="24"/>
+                <w:szCs w:val="24"/>
+                <w:lang w:val="en-US" w:eastAsia="ja-JP" w:bidi="ar-SA"/>
+              </w:rPr>
+            </w:pPr>
+            <w:r>
+              <w:rPr>
+                <w:rFonts w:eastAsia="Segoe UI" w:cs="Segoe UI" w:ascii="Segoe UI" w:hAnsi="Segoe UI"/>
+                <w:color w:val="101820"/>
+                <w:kern w:val="0"/>
+                <w:sz w:val="18"/>
+                <w:szCs w:val="24"/>
+                <w:lang w:val="en-US" w:eastAsia="ja-JP" w:bidi="ar-SA"/>
+              </w:rPr>
+              <w:t>Purpose</w:t>
+            </w:r>
+          </w:p>
+        </w:tc>
+        <w:tc>
+          <w:tcPr>
+            <w:tcW w:w="7333" w:type="dxa"/>
+            <w:tcBorders>
+              <w:top w:val="single" w:sz="4" w:space="0" w:color="BFC7D1"/>
+              <w:left w:val="single" w:sz="4" w:space="0" w:color="BFC7D1"/>
+              <w:bottom w:val="single" w:sz="4" w:space="0" w:color="BFC7D1"/>
+              <w:right w:val="single" w:sz="4" w:space="0" w:color="BFC7D1"/>
+            </w:tcBorders>
+          </w:tcPr>
+          <w:p>
+            <w:pPr>
+              <w:pStyle w:val="Normal"/>
+              <w:widowControl/>
+              <w:spacing w:lineRule="auto" w:line="240" w:before="0" w:after="20"/>
+              <w:jc w:val="left"/>
+              <w:rPr>
+                <w:rFonts w:ascii="Aptos" w:hAnsi="Aptos" w:eastAsia="ＭＳ 明朝" w:cs="Arial"/>
+                <w:kern w:val="0"/>
+                <w:sz w:val="24"/>
+                <w:szCs w:val="24"/>
+                <w:lang w:val="en-US" w:eastAsia="ja-JP" w:bidi="ar-SA"/>
+              </w:rPr>
+            </w:pPr>
+            <w:r>
+              <w:rPr>
+                <w:rFonts w:eastAsia="Segoe UI" w:cs="Segoe UI" w:ascii="Segoe UI" w:hAnsi="Segoe UI"/>
+                <w:color w:val="101820"/>
+                <w:kern w:val="0"/>
+                <w:sz w:val="18"/>
+                <w:szCs w:val="24"/>
+                <w:lang w:val="en-US" w:eastAsia="ja-JP" w:bidi="ar-SA"/>
+              </w:rPr>
               <w:t>Connect with a decision maker before or after the first e-mail</w:t>
             </w:r>
           </w:p>
@@ -16929,9 +18154,9 @@
           <w:spacing w:val="0"/>
         </w:rPr>
       </w:pPr>
-      <w:bookmarkStart w:id="33" w:name="__RefHeading___Toc14254_3199679052"/>
-      <w:bookmarkStart w:id="34" w:name="_Toc233203395"/>
-      <w:bookmarkEnd w:id="33"/>
+      <w:bookmarkStart w:id="34" w:name="__RefHeading___Toc6905_1360963153"/>
+      <w:bookmarkStart w:id="35" w:name="_Toc233203395"/>
+      <w:bookmarkEnd w:id="34"/>
       <w:r>
         <w:rPr>
           <w:rStyle w:val="BookTitle"/>
@@ -16942,7 +18167,7 @@
         </w:rPr>
         <w:t>8.  Document Sign-Off</w:t>
       </w:r>
-      <w:bookmarkEnd w:id="34"/>
+      <w:bookmarkEnd w:id="35"/>
     </w:p>
     <w:p>
       <w:pPr>
@@ -18687,7 +19912,7 @@
       <w:r>
         <w:rPr/>
         <w:drawing>
-          <wp:anchor behindDoc="1" distT="0" distB="0" distL="0" distR="0" simplePos="0" locked="0" layoutInCell="0" allowOverlap="1" relativeHeight="22">
+          <wp:anchor behindDoc="1" distT="0" distB="0" distL="0" distR="0" simplePos="0" locked="0" layoutInCell="0" allowOverlap="1" relativeHeight="23">
             <wp:simplePos x="0" y="0"/>
             <wp:positionH relativeFrom="margin">
               <wp:align>center</wp:align>
@@ -18758,7 +19983,7 @@
     <w:r>
       <w:rPr/>
       <w:drawing>
-        <wp:anchor behindDoc="1" distT="0" distB="0" distL="0" distR="0" simplePos="0" locked="0" layoutInCell="0" allowOverlap="1" relativeHeight="21">
+        <wp:anchor behindDoc="1" distT="0" distB="0" distL="0" distR="0" simplePos="0" locked="0" layoutInCell="0" allowOverlap="1" relativeHeight="22">
           <wp:simplePos x="0" y="0"/>
           <wp:positionH relativeFrom="page">
             <wp:align>left</wp:align>
@@ -18817,7 +20042,7 @@
     <w:r>
       <w:rPr/>
       <w:drawing>
-        <wp:anchor behindDoc="1" distT="0" distB="0" distL="0" distR="0" simplePos="0" locked="0" layoutInCell="0" allowOverlap="1" relativeHeight="21">
+        <wp:anchor behindDoc="1" distT="0" distB="0" distL="0" distR="0" simplePos="0" locked="0" layoutInCell="0" allowOverlap="1" relativeHeight="22">
           <wp:simplePos x="0" y="0"/>
           <wp:positionH relativeFrom="page">
             <wp:align>left</wp:align>
